--- a/Trabajo Perros.docx
+++ b/Trabajo Perros.docx
@@ -68,6 +68,8 @@
         </w:rPr>
         <w:t>Este documento describe la planificación y desarrollo del proyecto de lenguaje de marcas, cuyo objetivo es la creación de un sitio web sobre perros de caza. Se detallan las tareas a realizar, la estructura de la web y el proceso de publicación en un hosting gratuito.</w:t>
       </w:r>
+      <w:bookmarkStart w:id="0" w:name="_GoBack"/>
+      <w:bookmarkEnd w:id="0"/>
     </w:p>
     <w:p>
       <w:pPr>
@@ -594,35 +596,6 @@
         </w:rPr>
         <w:t>.</w:t>
       </w:r>
-      <w:r>
-        <w:rPr>
-          <w:rFonts w:ascii="Times New Roman" w:eastAsia="Times New Roman" w:hAnsi="Times New Roman" w:cs="Times New Roman"/>
-          <w:sz w:val="24"/>
-          <w:szCs w:val="24"/>
-          <w:lang w:eastAsia="es-ES"/>
-        </w:rPr>
-        <w:t xml:space="preserve"> Este apartado es de relleno para encajar varias peticiones del trabajo, </w:t>
-      </w:r>
-      <w:proofErr w:type="gramStart"/>
-      <w:r>
-        <w:rPr>
-          <w:rFonts w:ascii="Times New Roman" w:eastAsia="Times New Roman" w:hAnsi="Times New Roman" w:cs="Times New Roman"/>
-          <w:sz w:val="24"/>
-          <w:szCs w:val="24"/>
-          <w:lang w:eastAsia="es-ES"/>
-        </w:rPr>
-        <w:t>que</w:t>
-      </w:r>
-      <w:proofErr w:type="gramEnd"/>
-      <w:r>
-        <w:rPr>
-          <w:rFonts w:ascii="Times New Roman" w:eastAsia="Times New Roman" w:hAnsi="Times New Roman" w:cs="Times New Roman"/>
-          <w:sz w:val="24"/>
-          <w:szCs w:val="24"/>
-          <w:lang w:eastAsia="es-ES"/>
-        </w:rPr>
-        <w:t xml:space="preserve"> de otro modo, sería muy complicadas de incluir.</w:t>
-      </w:r>
     </w:p>
     <w:p>
       <w:pPr>
@@ -673,7 +646,7 @@
           <w:szCs w:val="24"/>
           <w:lang w:eastAsia="es-ES"/>
         </w:rPr>
-        <w:t xml:space="preserve"> para consultas o sugerencias, por añadir un formulario, pero este apartado sobra un poco.</w:t>
+        <w:t xml:space="preserve"> para consultas o sugerencias, por añadir un formulario.</w:t>
       </w:r>
     </w:p>
     <w:p>
@@ -706,7 +679,6 @@
           <w:szCs w:val="24"/>
           <w:lang w:eastAsia="es-ES"/>
         </w:rPr>
-        <w:lastRenderedPageBreak/>
         <w:t>Detalles aparte:</w:t>
       </w:r>
     </w:p>
@@ -734,6 +706,7 @@
           <w:szCs w:val="23"/>
           <w:lang w:eastAsia="es-ES"/>
         </w:rPr>
+        <w:lastRenderedPageBreak/>
         <w:t>Al menos en una página debe existir enlaces a la misma página.</w:t>
       </w:r>
     </w:p>
@@ -1165,1570 +1138,6 @@
           <w:lang w:eastAsia="es-ES"/>
         </w:rPr>
       </w:pPr>
-      <w:r>
-        <w:rPr>
-          <w:rFonts w:ascii="Times New Roman" w:eastAsia="Times New Roman" w:hAnsi="Times New Roman" w:cs="Times New Roman"/>
-          <w:sz w:val="24"/>
-          <w:szCs w:val="24"/>
-          <w:lang w:eastAsia="es-ES"/>
-        </w:rPr>
-        <w:t>Para la tabla, te paso ejemplos para que se vean, son propuestas simples, con posibilidad de modificarlas o desecharlas:</w:t>
-      </w:r>
-    </w:p>
-    <w:p>
-      <w:pPr>
-        <w:spacing w:before="100" w:beforeAutospacing="1" w:after="100" w:afterAutospacing="1" w:line="240" w:lineRule="auto"/>
-        <w:rPr>
-          <w:rFonts w:ascii="Times New Roman" w:eastAsia="Times New Roman" w:hAnsi="Times New Roman" w:cs="Times New Roman"/>
-          <w:sz w:val="24"/>
-          <w:szCs w:val="24"/>
-          <w:lang w:eastAsia="es-ES"/>
-        </w:rPr>
-      </w:pPr>
-      <w:proofErr w:type="gramStart"/>
-      <w:r>
-        <w:rPr>
-          <w:rFonts w:ascii="Times New Roman" w:eastAsia="Times New Roman" w:hAnsi="Symbol" w:cs="Times New Roman"/>
-          <w:sz w:val="24"/>
-          <w:szCs w:val="24"/>
-          <w:lang w:eastAsia="es-ES"/>
-        </w:rPr>
-        <w:t></w:t>
-      </w:r>
-      <w:r>
-        <w:rPr>
-          <w:rFonts w:ascii="Times New Roman" w:eastAsia="Times New Roman" w:hAnsi="Times New Roman" w:cs="Times New Roman"/>
-          <w:sz w:val="24"/>
-          <w:szCs w:val="24"/>
-          <w:lang w:eastAsia="es-ES"/>
-        </w:rPr>
-        <w:t xml:space="preserve">  </w:t>
-      </w:r>
-      <w:r>
-        <w:rPr>
-          <w:rFonts w:ascii="Times New Roman" w:eastAsia="Times New Roman" w:hAnsi="Times New Roman" w:cs="Times New Roman"/>
-          <w:b/>
-          <w:bCs/>
-          <w:sz w:val="24"/>
-          <w:szCs w:val="24"/>
-          <w:lang w:eastAsia="es-ES"/>
-        </w:rPr>
-        <w:t>Calendario</w:t>
-      </w:r>
-      <w:proofErr w:type="gramEnd"/>
-      <w:r>
-        <w:rPr>
-          <w:rFonts w:ascii="Times New Roman" w:eastAsia="Times New Roman" w:hAnsi="Times New Roman" w:cs="Times New Roman"/>
-          <w:b/>
-          <w:bCs/>
-          <w:sz w:val="24"/>
-          <w:szCs w:val="24"/>
-          <w:lang w:eastAsia="es-ES"/>
-        </w:rPr>
-        <w:t xml:space="preserve"> de desparasitaciones y vacunas</w:t>
-      </w:r>
-    </w:p>
-    <w:tbl>
-      <w:tblPr>
-        <w:tblW w:w="0" w:type="auto"/>
-        <w:tblCellSpacing w:w="15" w:type="dxa"/>
-        <w:tblCellMar>
-          <w:top w:w="15" w:type="dxa"/>
-          <w:left w:w="15" w:type="dxa"/>
-          <w:bottom w:w="15" w:type="dxa"/>
-          <w:right w:w="15" w:type="dxa"/>
-        </w:tblCellMar>
-        <w:tblLook w:val="04A0" w:firstRow="1" w:lastRow="0" w:firstColumn="1" w:lastColumn="0" w:noHBand="0" w:noVBand="1"/>
-      </w:tblPr>
-      <w:tblGrid>
-        <w:gridCol w:w="1445"/>
-        <w:gridCol w:w="2307"/>
-        <w:gridCol w:w="2358"/>
-        <w:gridCol w:w="2394"/>
-      </w:tblGrid>
-      <w:tr>
-        <w:trPr>
-          <w:tblHeader/>
-          <w:tblCellSpacing w:w="15" w:type="dxa"/>
-        </w:trPr>
-        <w:tc>
-          <w:tcPr>
-            <w:tcW w:w="0" w:type="auto"/>
-            <w:vAlign w:val="center"/>
-            <w:hideMark/>
-          </w:tcPr>
-          <w:p>
-            <w:pPr>
-              <w:spacing w:after="0" w:line="240" w:lineRule="auto"/>
-              <w:jc w:val="center"/>
-              <w:rPr>
-                <w:rFonts w:ascii="Times New Roman" w:eastAsia="Times New Roman" w:hAnsi="Times New Roman" w:cs="Times New Roman"/>
-                <w:b/>
-                <w:bCs/>
-                <w:sz w:val="24"/>
-                <w:szCs w:val="24"/>
-                <w:lang w:eastAsia="es-ES"/>
-              </w:rPr>
-            </w:pPr>
-            <w:r>
-              <w:rPr>
-                <w:rFonts w:ascii="Times New Roman" w:eastAsia="Times New Roman" w:hAnsi="Times New Roman" w:cs="Times New Roman"/>
-                <w:b/>
-                <w:bCs/>
-                <w:sz w:val="24"/>
-                <w:szCs w:val="24"/>
-                <w:lang w:eastAsia="es-ES"/>
-              </w:rPr>
-              <w:t>Edad del perro</w:t>
-            </w:r>
-          </w:p>
-        </w:tc>
-        <w:tc>
-          <w:tcPr>
-            <w:tcW w:w="0" w:type="auto"/>
-            <w:vAlign w:val="center"/>
-            <w:hideMark/>
-          </w:tcPr>
-          <w:p>
-            <w:pPr>
-              <w:spacing w:after="0" w:line="240" w:lineRule="auto"/>
-              <w:jc w:val="center"/>
-              <w:rPr>
-                <w:rFonts w:ascii="Times New Roman" w:eastAsia="Times New Roman" w:hAnsi="Times New Roman" w:cs="Times New Roman"/>
-                <w:b/>
-                <w:bCs/>
-                <w:sz w:val="24"/>
-                <w:szCs w:val="24"/>
-                <w:lang w:eastAsia="es-ES"/>
-              </w:rPr>
-            </w:pPr>
-            <w:r>
-              <w:rPr>
-                <w:rFonts w:ascii="Times New Roman" w:eastAsia="Times New Roman" w:hAnsi="Times New Roman" w:cs="Times New Roman"/>
-                <w:b/>
-                <w:bCs/>
-                <w:sz w:val="24"/>
-                <w:szCs w:val="24"/>
-                <w:lang w:eastAsia="es-ES"/>
-              </w:rPr>
-              <w:t>Vacunas recomendadas</w:t>
-            </w:r>
-          </w:p>
-        </w:tc>
-        <w:tc>
-          <w:tcPr>
-            <w:tcW w:w="0" w:type="auto"/>
-            <w:vAlign w:val="center"/>
-            <w:hideMark/>
-          </w:tcPr>
-          <w:p>
-            <w:pPr>
-              <w:spacing w:after="0" w:line="240" w:lineRule="auto"/>
-              <w:jc w:val="center"/>
-              <w:rPr>
-                <w:rFonts w:ascii="Times New Roman" w:eastAsia="Times New Roman" w:hAnsi="Times New Roman" w:cs="Times New Roman"/>
-                <w:b/>
-                <w:bCs/>
-                <w:sz w:val="24"/>
-                <w:szCs w:val="24"/>
-                <w:lang w:eastAsia="es-ES"/>
-              </w:rPr>
-            </w:pPr>
-            <w:r>
-              <w:rPr>
-                <w:rFonts w:ascii="Times New Roman" w:eastAsia="Times New Roman" w:hAnsi="Times New Roman" w:cs="Times New Roman"/>
-                <w:b/>
-                <w:bCs/>
-                <w:sz w:val="24"/>
-                <w:szCs w:val="24"/>
-                <w:lang w:eastAsia="es-ES"/>
-              </w:rPr>
-              <w:t>Desparasitación interna</w:t>
-            </w:r>
-          </w:p>
-        </w:tc>
-        <w:tc>
-          <w:tcPr>
-            <w:tcW w:w="0" w:type="auto"/>
-            <w:vAlign w:val="center"/>
-            <w:hideMark/>
-          </w:tcPr>
-          <w:p>
-            <w:pPr>
-              <w:spacing w:after="0" w:line="240" w:lineRule="auto"/>
-              <w:jc w:val="center"/>
-              <w:rPr>
-                <w:rFonts w:ascii="Times New Roman" w:eastAsia="Times New Roman" w:hAnsi="Times New Roman" w:cs="Times New Roman"/>
-                <w:b/>
-                <w:bCs/>
-                <w:sz w:val="24"/>
-                <w:szCs w:val="24"/>
-                <w:lang w:eastAsia="es-ES"/>
-              </w:rPr>
-            </w:pPr>
-            <w:r>
-              <w:rPr>
-                <w:rFonts w:ascii="Times New Roman" w:eastAsia="Times New Roman" w:hAnsi="Times New Roman" w:cs="Times New Roman"/>
-                <w:b/>
-                <w:bCs/>
-                <w:sz w:val="24"/>
-                <w:szCs w:val="24"/>
-                <w:lang w:eastAsia="es-ES"/>
-              </w:rPr>
-              <w:t>Desparasitación externa</w:t>
-            </w:r>
-          </w:p>
-        </w:tc>
-      </w:tr>
-      <w:tr>
-        <w:trPr>
-          <w:tblCellSpacing w:w="15" w:type="dxa"/>
-        </w:trPr>
-        <w:tc>
-          <w:tcPr>
-            <w:tcW w:w="0" w:type="auto"/>
-            <w:vAlign w:val="center"/>
-            <w:hideMark/>
-          </w:tcPr>
-          <w:p>
-            <w:pPr>
-              <w:spacing w:after="0" w:line="240" w:lineRule="auto"/>
-              <w:rPr>
-                <w:rFonts w:ascii="Times New Roman" w:eastAsia="Times New Roman" w:hAnsi="Times New Roman" w:cs="Times New Roman"/>
-                <w:sz w:val="24"/>
-                <w:szCs w:val="24"/>
-                <w:lang w:eastAsia="es-ES"/>
-              </w:rPr>
-            </w:pPr>
-            <w:r>
-              <w:rPr>
-                <w:rFonts w:ascii="Times New Roman" w:eastAsia="Times New Roman" w:hAnsi="Times New Roman" w:cs="Times New Roman"/>
-                <w:sz w:val="24"/>
-                <w:szCs w:val="24"/>
-                <w:lang w:eastAsia="es-ES"/>
-              </w:rPr>
-              <w:t>2 meses</w:t>
-            </w:r>
-          </w:p>
-        </w:tc>
-        <w:tc>
-          <w:tcPr>
-            <w:tcW w:w="0" w:type="auto"/>
-            <w:vAlign w:val="center"/>
-            <w:hideMark/>
-          </w:tcPr>
-          <w:p>
-            <w:pPr>
-              <w:spacing w:after="0" w:line="240" w:lineRule="auto"/>
-              <w:rPr>
-                <w:rFonts w:ascii="Times New Roman" w:eastAsia="Times New Roman" w:hAnsi="Times New Roman" w:cs="Times New Roman"/>
-                <w:sz w:val="24"/>
-                <w:szCs w:val="24"/>
-                <w:lang w:eastAsia="es-ES"/>
-              </w:rPr>
-            </w:pPr>
-            <w:r>
-              <w:rPr>
-                <w:rFonts w:ascii="Times New Roman" w:eastAsia="Times New Roman" w:hAnsi="Times New Roman" w:cs="Times New Roman"/>
-                <w:sz w:val="24"/>
-                <w:szCs w:val="24"/>
-                <w:lang w:eastAsia="es-ES"/>
-              </w:rPr>
-              <w:t>Moquillo, Parvovirus</w:t>
-            </w:r>
-          </w:p>
-        </w:tc>
-        <w:tc>
-          <w:tcPr>
-            <w:tcW w:w="0" w:type="auto"/>
-            <w:vAlign w:val="center"/>
-            <w:hideMark/>
-          </w:tcPr>
-          <w:p>
-            <w:pPr>
-              <w:spacing w:after="0" w:line="240" w:lineRule="auto"/>
-              <w:rPr>
-                <w:rFonts w:ascii="Times New Roman" w:eastAsia="Times New Roman" w:hAnsi="Times New Roman" w:cs="Times New Roman"/>
-                <w:sz w:val="24"/>
-                <w:szCs w:val="24"/>
-                <w:lang w:eastAsia="es-ES"/>
-              </w:rPr>
-            </w:pPr>
-            <w:r>
-              <w:rPr>
-                <w:rFonts w:ascii="Times New Roman" w:eastAsia="Times New Roman" w:hAnsi="Times New Roman" w:cs="Times New Roman"/>
-                <w:sz w:val="24"/>
-                <w:szCs w:val="24"/>
-                <w:lang w:eastAsia="es-ES"/>
-              </w:rPr>
-              <w:t>Sí (cada 15 días)</w:t>
-            </w:r>
-          </w:p>
-        </w:tc>
-        <w:tc>
-          <w:tcPr>
-            <w:tcW w:w="0" w:type="auto"/>
-            <w:vAlign w:val="center"/>
-            <w:hideMark/>
-          </w:tcPr>
-          <w:p>
-            <w:pPr>
-              <w:spacing w:after="0" w:line="240" w:lineRule="auto"/>
-              <w:rPr>
-                <w:rFonts w:ascii="Times New Roman" w:eastAsia="Times New Roman" w:hAnsi="Times New Roman" w:cs="Times New Roman"/>
-                <w:sz w:val="24"/>
-                <w:szCs w:val="24"/>
-                <w:lang w:eastAsia="es-ES"/>
-              </w:rPr>
-            </w:pPr>
-            <w:r>
-              <w:rPr>
-                <w:rFonts w:ascii="Times New Roman" w:eastAsia="Times New Roman" w:hAnsi="Times New Roman" w:cs="Times New Roman"/>
-                <w:sz w:val="24"/>
-                <w:szCs w:val="24"/>
-                <w:lang w:eastAsia="es-ES"/>
-              </w:rPr>
-              <w:t>No</w:t>
-            </w:r>
-          </w:p>
-        </w:tc>
-      </w:tr>
-      <w:tr>
-        <w:trPr>
-          <w:tblCellSpacing w:w="15" w:type="dxa"/>
-        </w:trPr>
-        <w:tc>
-          <w:tcPr>
-            <w:tcW w:w="0" w:type="auto"/>
-            <w:vAlign w:val="center"/>
-            <w:hideMark/>
-          </w:tcPr>
-          <w:p>
-            <w:pPr>
-              <w:spacing w:after="0" w:line="240" w:lineRule="auto"/>
-              <w:rPr>
-                <w:rFonts w:ascii="Times New Roman" w:eastAsia="Times New Roman" w:hAnsi="Times New Roman" w:cs="Times New Roman"/>
-                <w:sz w:val="24"/>
-                <w:szCs w:val="24"/>
-                <w:lang w:eastAsia="es-ES"/>
-              </w:rPr>
-            </w:pPr>
-            <w:r>
-              <w:rPr>
-                <w:rFonts w:ascii="Times New Roman" w:eastAsia="Times New Roman" w:hAnsi="Times New Roman" w:cs="Times New Roman"/>
-                <w:sz w:val="24"/>
-                <w:szCs w:val="24"/>
-                <w:lang w:eastAsia="es-ES"/>
-              </w:rPr>
-              <w:t>3 meses</w:t>
-            </w:r>
-          </w:p>
-        </w:tc>
-        <w:tc>
-          <w:tcPr>
-            <w:tcW w:w="0" w:type="auto"/>
-            <w:vAlign w:val="center"/>
-            <w:hideMark/>
-          </w:tcPr>
-          <w:p>
-            <w:pPr>
-              <w:spacing w:after="0" w:line="240" w:lineRule="auto"/>
-              <w:rPr>
-                <w:rFonts w:ascii="Times New Roman" w:eastAsia="Times New Roman" w:hAnsi="Times New Roman" w:cs="Times New Roman"/>
-                <w:sz w:val="24"/>
-                <w:szCs w:val="24"/>
-                <w:lang w:eastAsia="es-ES"/>
-              </w:rPr>
-            </w:pPr>
-            <w:r>
-              <w:rPr>
-                <w:rFonts w:ascii="Times New Roman" w:eastAsia="Times New Roman" w:hAnsi="Times New Roman" w:cs="Times New Roman"/>
-                <w:sz w:val="24"/>
-                <w:szCs w:val="24"/>
-                <w:lang w:eastAsia="es-ES"/>
-              </w:rPr>
-              <w:t>Polivalente</w:t>
-            </w:r>
-          </w:p>
-        </w:tc>
-        <w:tc>
-          <w:tcPr>
-            <w:tcW w:w="0" w:type="auto"/>
-            <w:vAlign w:val="center"/>
-            <w:hideMark/>
-          </w:tcPr>
-          <w:p>
-            <w:pPr>
-              <w:spacing w:after="0" w:line="240" w:lineRule="auto"/>
-              <w:rPr>
-                <w:rFonts w:ascii="Times New Roman" w:eastAsia="Times New Roman" w:hAnsi="Times New Roman" w:cs="Times New Roman"/>
-                <w:sz w:val="24"/>
-                <w:szCs w:val="24"/>
-                <w:lang w:eastAsia="es-ES"/>
-              </w:rPr>
-            </w:pPr>
-            <w:r>
-              <w:rPr>
-                <w:rFonts w:ascii="Times New Roman" w:eastAsia="Times New Roman" w:hAnsi="Times New Roman" w:cs="Times New Roman"/>
-                <w:sz w:val="24"/>
-                <w:szCs w:val="24"/>
-                <w:lang w:eastAsia="es-ES"/>
-              </w:rPr>
-              <w:t>Sí (cada mes)</w:t>
-            </w:r>
-          </w:p>
-        </w:tc>
-        <w:tc>
-          <w:tcPr>
-            <w:tcW w:w="0" w:type="auto"/>
-            <w:vAlign w:val="center"/>
-            <w:hideMark/>
-          </w:tcPr>
-          <w:p>
-            <w:pPr>
-              <w:spacing w:after="0" w:line="240" w:lineRule="auto"/>
-              <w:rPr>
-                <w:rFonts w:ascii="Times New Roman" w:eastAsia="Times New Roman" w:hAnsi="Times New Roman" w:cs="Times New Roman"/>
-                <w:sz w:val="24"/>
-                <w:szCs w:val="24"/>
-                <w:lang w:eastAsia="es-ES"/>
-              </w:rPr>
-            </w:pPr>
-            <w:r>
-              <w:rPr>
-                <w:rFonts w:ascii="Times New Roman" w:eastAsia="Times New Roman" w:hAnsi="Times New Roman" w:cs="Times New Roman"/>
-                <w:sz w:val="24"/>
-                <w:szCs w:val="24"/>
-                <w:lang w:eastAsia="es-ES"/>
-              </w:rPr>
-              <w:t>Sí</w:t>
-            </w:r>
-          </w:p>
-        </w:tc>
-      </w:tr>
-      <w:tr>
-        <w:trPr>
-          <w:tblCellSpacing w:w="15" w:type="dxa"/>
-        </w:trPr>
-        <w:tc>
-          <w:tcPr>
-            <w:tcW w:w="0" w:type="auto"/>
-            <w:vAlign w:val="center"/>
-            <w:hideMark/>
-          </w:tcPr>
-          <w:p>
-            <w:pPr>
-              <w:spacing w:after="0" w:line="240" w:lineRule="auto"/>
-              <w:rPr>
-                <w:rFonts w:ascii="Times New Roman" w:eastAsia="Times New Roman" w:hAnsi="Times New Roman" w:cs="Times New Roman"/>
-                <w:sz w:val="24"/>
-                <w:szCs w:val="24"/>
-                <w:lang w:eastAsia="es-ES"/>
-              </w:rPr>
-            </w:pPr>
-            <w:r>
-              <w:rPr>
-                <w:rFonts w:ascii="Times New Roman" w:eastAsia="Times New Roman" w:hAnsi="Times New Roman" w:cs="Times New Roman"/>
-                <w:sz w:val="24"/>
-                <w:szCs w:val="24"/>
-                <w:lang w:eastAsia="es-ES"/>
-              </w:rPr>
-              <w:t>6 meses</w:t>
-            </w:r>
-          </w:p>
-        </w:tc>
-        <w:tc>
-          <w:tcPr>
-            <w:tcW w:w="0" w:type="auto"/>
-            <w:vAlign w:val="center"/>
-            <w:hideMark/>
-          </w:tcPr>
-          <w:p>
-            <w:pPr>
-              <w:spacing w:after="0" w:line="240" w:lineRule="auto"/>
-              <w:rPr>
-                <w:rFonts w:ascii="Times New Roman" w:eastAsia="Times New Roman" w:hAnsi="Times New Roman" w:cs="Times New Roman"/>
-                <w:sz w:val="24"/>
-                <w:szCs w:val="24"/>
-                <w:lang w:eastAsia="es-ES"/>
-              </w:rPr>
-            </w:pPr>
-            <w:r>
-              <w:rPr>
-                <w:rFonts w:ascii="Times New Roman" w:eastAsia="Times New Roman" w:hAnsi="Times New Roman" w:cs="Times New Roman"/>
-                <w:sz w:val="24"/>
-                <w:szCs w:val="24"/>
-                <w:lang w:eastAsia="es-ES"/>
-              </w:rPr>
-              <w:t>Rabia</w:t>
-            </w:r>
-          </w:p>
-        </w:tc>
-        <w:tc>
-          <w:tcPr>
-            <w:tcW w:w="0" w:type="auto"/>
-            <w:vAlign w:val="center"/>
-            <w:hideMark/>
-          </w:tcPr>
-          <w:p>
-            <w:pPr>
-              <w:spacing w:after="0" w:line="240" w:lineRule="auto"/>
-              <w:rPr>
-                <w:rFonts w:ascii="Times New Roman" w:eastAsia="Times New Roman" w:hAnsi="Times New Roman" w:cs="Times New Roman"/>
-                <w:sz w:val="24"/>
-                <w:szCs w:val="24"/>
-                <w:lang w:eastAsia="es-ES"/>
-              </w:rPr>
-            </w:pPr>
-            <w:r>
-              <w:rPr>
-                <w:rFonts w:ascii="Times New Roman" w:eastAsia="Times New Roman" w:hAnsi="Times New Roman" w:cs="Times New Roman"/>
-                <w:sz w:val="24"/>
-                <w:szCs w:val="24"/>
-                <w:lang w:eastAsia="es-ES"/>
-              </w:rPr>
-              <w:t>Sí (cada 3 meses)</w:t>
-            </w:r>
-          </w:p>
-        </w:tc>
-        <w:tc>
-          <w:tcPr>
-            <w:tcW w:w="0" w:type="auto"/>
-            <w:vAlign w:val="center"/>
-            <w:hideMark/>
-          </w:tcPr>
-          <w:p>
-            <w:pPr>
-              <w:spacing w:after="0" w:line="240" w:lineRule="auto"/>
-              <w:rPr>
-                <w:rFonts w:ascii="Times New Roman" w:eastAsia="Times New Roman" w:hAnsi="Times New Roman" w:cs="Times New Roman"/>
-                <w:sz w:val="24"/>
-                <w:szCs w:val="24"/>
-                <w:lang w:eastAsia="es-ES"/>
-              </w:rPr>
-            </w:pPr>
-            <w:r>
-              <w:rPr>
-                <w:rFonts w:ascii="Times New Roman" w:eastAsia="Times New Roman" w:hAnsi="Times New Roman" w:cs="Times New Roman"/>
-                <w:sz w:val="24"/>
-                <w:szCs w:val="24"/>
-                <w:lang w:eastAsia="es-ES"/>
-              </w:rPr>
-              <w:t>Sí</w:t>
-            </w:r>
-          </w:p>
-        </w:tc>
-      </w:tr>
-      <w:tr>
-        <w:trPr>
-          <w:tblCellSpacing w:w="15" w:type="dxa"/>
-        </w:trPr>
-        <w:tc>
-          <w:tcPr>
-            <w:tcW w:w="0" w:type="auto"/>
-            <w:vAlign w:val="center"/>
-            <w:hideMark/>
-          </w:tcPr>
-          <w:p>
-            <w:pPr>
-              <w:spacing w:after="0" w:line="240" w:lineRule="auto"/>
-              <w:rPr>
-                <w:rFonts w:ascii="Times New Roman" w:eastAsia="Times New Roman" w:hAnsi="Times New Roman" w:cs="Times New Roman"/>
-                <w:sz w:val="24"/>
-                <w:szCs w:val="24"/>
-                <w:lang w:eastAsia="es-ES"/>
-              </w:rPr>
-            </w:pPr>
-            <w:r>
-              <w:rPr>
-                <w:rFonts w:ascii="Times New Roman" w:eastAsia="Times New Roman" w:hAnsi="Times New Roman" w:cs="Times New Roman"/>
-                <w:sz w:val="24"/>
-                <w:szCs w:val="24"/>
-                <w:lang w:eastAsia="es-ES"/>
-              </w:rPr>
-              <w:t>12 meses</w:t>
-            </w:r>
-          </w:p>
-        </w:tc>
-        <w:tc>
-          <w:tcPr>
-            <w:tcW w:w="0" w:type="auto"/>
-            <w:vAlign w:val="center"/>
-            <w:hideMark/>
-          </w:tcPr>
-          <w:p>
-            <w:pPr>
-              <w:spacing w:after="0" w:line="240" w:lineRule="auto"/>
-              <w:rPr>
-                <w:rFonts w:ascii="Times New Roman" w:eastAsia="Times New Roman" w:hAnsi="Times New Roman" w:cs="Times New Roman"/>
-                <w:sz w:val="24"/>
-                <w:szCs w:val="24"/>
-                <w:lang w:eastAsia="es-ES"/>
-              </w:rPr>
-            </w:pPr>
-            <w:r>
-              <w:rPr>
-                <w:rFonts w:ascii="Times New Roman" w:eastAsia="Times New Roman" w:hAnsi="Times New Roman" w:cs="Times New Roman"/>
-                <w:sz w:val="24"/>
-                <w:szCs w:val="24"/>
-                <w:lang w:eastAsia="es-ES"/>
-              </w:rPr>
-              <w:t>Refuerzo Polivalente</w:t>
-            </w:r>
-          </w:p>
-        </w:tc>
-        <w:tc>
-          <w:tcPr>
-            <w:tcW w:w="0" w:type="auto"/>
-            <w:vAlign w:val="center"/>
-            <w:hideMark/>
-          </w:tcPr>
-          <w:p>
-            <w:pPr>
-              <w:spacing w:after="0" w:line="240" w:lineRule="auto"/>
-              <w:rPr>
-                <w:rFonts w:ascii="Times New Roman" w:eastAsia="Times New Roman" w:hAnsi="Times New Roman" w:cs="Times New Roman"/>
-                <w:sz w:val="24"/>
-                <w:szCs w:val="24"/>
-                <w:lang w:eastAsia="es-ES"/>
-              </w:rPr>
-            </w:pPr>
-            <w:r>
-              <w:rPr>
-                <w:rFonts w:ascii="Times New Roman" w:eastAsia="Times New Roman" w:hAnsi="Times New Roman" w:cs="Times New Roman"/>
-                <w:sz w:val="24"/>
-                <w:szCs w:val="24"/>
-                <w:lang w:eastAsia="es-ES"/>
-              </w:rPr>
-              <w:t>Sí (cada 3 meses)</w:t>
-            </w:r>
-          </w:p>
-        </w:tc>
-        <w:tc>
-          <w:tcPr>
-            <w:tcW w:w="0" w:type="auto"/>
-            <w:vAlign w:val="center"/>
-            <w:hideMark/>
-          </w:tcPr>
-          <w:p>
-            <w:pPr>
-              <w:spacing w:after="0" w:line="240" w:lineRule="auto"/>
-              <w:rPr>
-                <w:rFonts w:ascii="Times New Roman" w:eastAsia="Times New Roman" w:hAnsi="Times New Roman" w:cs="Times New Roman"/>
-                <w:sz w:val="24"/>
-                <w:szCs w:val="24"/>
-                <w:lang w:eastAsia="es-ES"/>
-              </w:rPr>
-            </w:pPr>
-            <w:r>
-              <w:rPr>
-                <w:rFonts w:ascii="Times New Roman" w:eastAsia="Times New Roman" w:hAnsi="Times New Roman" w:cs="Times New Roman"/>
-                <w:sz w:val="24"/>
-                <w:szCs w:val="24"/>
-                <w:lang w:eastAsia="es-ES"/>
-              </w:rPr>
-              <w:t>Sí</w:t>
-            </w:r>
-          </w:p>
-        </w:tc>
-      </w:tr>
-    </w:tbl>
-    <w:p>
-      <w:pPr>
-        <w:spacing w:before="100" w:beforeAutospacing="1" w:after="100" w:afterAutospacing="1" w:line="240" w:lineRule="auto"/>
-        <w:rPr>
-          <w:rFonts w:ascii="Times New Roman" w:eastAsia="Times New Roman" w:hAnsi="Times New Roman" w:cs="Times New Roman"/>
-          <w:sz w:val="24"/>
-          <w:szCs w:val="24"/>
-          <w:lang w:eastAsia="es-ES"/>
-        </w:rPr>
-      </w:pPr>
-      <w:proofErr w:type="gramStart"/>
-      <w:r>
-        <w:rPr>
-          <w:rFonts w:ascii="Times New Roman" w:eastAsia="Times New Roman" w:hAnsi="Symbol" w:cs="Times New Roman"/>
-          <w:sz w:val="24"/>
-          <w:szCs w:val="24"/>
-          <w:lang w:eastAsia="es-ES"/>
-        </w:rPr>
-        <w:t></w:t>
-      </w:r>
-      <w:r>
-        <w:rPr>
-          <w:rFonts w:ascii="Times New Roman" w:eastAsia="Times New Roman" w:hAnsi="Times New Roman" w:cs="Times New Roman"/>
-          <w:sz w:val="24"/>
-          <w:szCs w:val="24"/>
-          <w:lang w:eastAsia="es-ES"/>
-        </w:rPr>
-        <w:t xml:space="preserve">  </w:t>
-      </w:r>
-      <w:r>
-        <w:rPr>
-          <w:rFonts w:ascii="Times New Roman" w:eastAsia="Times New Roman" w:hAnsi="Times New Roman" w:cs="Times New Roman"/>
-          <w:b/>
-          <w:bCs/>
-          <w:sz w:val="24"/>
-          <w:szCs w:val="24"/>
-          <w:lang w:eastAsia="es-ES"/>
-        </w:rPr>
-        <w:t>Frecuencia</w:t>
-      </w:r>
-      <w:proofErr w:type="gramEnd"/>
-      <w:r>
-        <w:rPr>
-          <w:rFonts w:ascii="Times New Roman" w:eastAsia="Times New Roman" w:hAnsi="Times New Roman" w:cs="Times New Roman"/>
-          <w:b/>
-          <w:bCs/>
-          <w:sz w:val="24"/>
-          <w:szCs w:val="24"/>
-          <w:lang w:eastAsia="es-ES"/>
-        </w:rPr>
-        <w:t xml:space="preserve"> de baño recomendada según actividad</w:t>
-      </w:r>
-    </w:p>
-    <w:tbl>
-      <w:tblPr>
-        <w:tblW w:w="0" w:type="auto"/>
-        <w:tblCellSpacing w:w="15" w:type="dxa"/>
-        <w:tblCellMar>
-          <w:top w:w="15" w:type="dxa"/>
-          <w:left w:w="15" w:type="dxa"/>
-          <w:bottom w:w="15" w:type="dxa"/>
-          <w:right w:w="15" w:type="dxa"/>
-        </w:tblCellMar>
-        <w:tblLook w:val="04A0" w:firstRow="1" w:lastRow="0" w:firstColumn="1" w:lastColumn="0" w:noHBand="0" w:noVBand="1"/>
-      </w:tblPr>
-      <w:tblGrid>
-        <w:gridCol w:w="1961"/>
-        <w:gridCol w:w="3507"/>
-        <w:gridCol w:w="2655"/>
-      </w:tblGrid>
-      <w:tr>
-        <w:trPr>
-          <w:tblHeader/>
-          <w:tblCellSpacing w:w="15" w:type="dxa"/>
-        </w:trPr>
-        <w:tc>
-          <w:tcPr>
-            <w:tcW w:w="0" w:type="auto"/>
-            <w:vAlign w:val="center"/>
-            <w:hideMark/>
-          </w:tcPr>
-          <w:p>
-            <w:pPr>
-              <w:spacing w:after="0" w:line="240" w:lineRule="auto"/>
-              <w:jc w:val="center"/>
-              <w:rPr>
-                <w:rFonts w:ascii="Times New Roman" w:eastAsia="Times New Roman" w:hAnsi="Times New Roman" w:cs="Times New Roman"/>
-                <w:b/>
-                <w:bCs/>
-                <w:sz w:val="24"/>
-                <w:szCs w:val="24"/>
-                <w:lang w:eastAsia="es-ES"/>
-              </w:rPr>
-            </w:pPr>
-            <w:r>
-              <w:rPr>
-                <w:rFonts w:ascii="Times New Roman" w:eastAsia="Times New Roman" w:hAnsi="Times New Roman" w:cs="Times New Roman"/>
-                <w:b/>
-                <w:bCs/>
-                <w:sz w:val="24"/>
-                <w:szCs w:val="24"/>
-                <w:lang w:eastAsia="es-ES"/>
-              </w:rPr>
-              <w:t>Tipo de actividad</w:t>
-            </w:r>
-          </w:p>
-        </w:tc>
-        <w:tc>
-          <w:tcPr>
-            <w:tcW w:w="0" w:type="auto"/>
-            <w:vAlign w:val="center"/>
-            <w:hideMark/>
-          </w:tcPr>
-          <w:p>
-            <w:pPr>
-              <w:spacing w:after="0" w:line="240" w:lineRule="auto"/>
-              <w:jc w:val="center"/>
-              <w:rPr>
-                <w:rFonts w:ascii="Times New Roman" w:eastAsia="Times New Roman" w:hAnsi="Times New Roman" w:cs="Times New Roman"/>
-                <w:b/>
-                <w:bCs/>
-                <w:sz w:val="24"/>
-                <w:szCs w:val="24"/>
-                <w:lang w:eastAsia="es-ES"/>
-              </w:rPr>
-            </w:pPr>
-            <w:r>
-              <w:rPr>
-                <w:rFonts w:ascii="Times New Roman" w:eastAsia="Times New Roman" w:hAnsi="Times New Roman" w:cs="Times New Roman"/>
-                <w:b/>
-                <w:bCs/>
-                <w:sz w:val="24"/>
-                <w:szCs w:val="24"/>
-                <w:lang w:eastAsia="es-ES"/>
-              </w:rPr>
-              <w:t>Frecuencia de baño recomendada</w:t>
-            </w:r>
-          </w:p>
-        </w:tc>
-        <w:tc>
-          <w:tcPr>
-            <w:tcW w:w="0" w:type="auto"/>
-            <w:vAlign w:val="center"/>
-            <w:hideMark/>
-          </w:tcPr>
-          <w:p>
-            <w:pPr>
-              <w:spacing w:after="0" w:line="240" w:lineRule="auto"/>
-              <w:jc w:val="center"/>
-              <w:rPr>
-                <w:rFonts w:ascii="Times New Roman" w:eastAsia="Times New Roman" w:hAnsi="Times New Roman" w:cs="Times New Roman"/>
-                <w:b/>
-                <w:bCs/>
-                <w:sz w:val="24"/>
-                <w:szCs w:val="24"/>
-                <w:lang w:eastAsia="es-ES"/>
-              </w:rPr>
-            </w:pPr>
-            <w:r>
-              <w:rPr>
-                <w:rFonts w:ascii="Times New Roman" w:eastAsia="Times New Roman" w:hAnsi="Times New Roman" w:cs="Times New Roman"/>
-                <w:b/>
-                <w:bCs/>
-                <w:sz w:val="24"/>
-                <w:szCs w:val="24"/>
-                <w:lang w:eastAsia="es-ES"/>
-              </w:rPr>
-              <w:t>Productos recomendados</w:t>
-            </w:r>
-          </w:p>
-        </w:tc>
-      </w:tr>
-      <w:tr>
-        <w:trPr>
-          <w:tblCellSpacing w:w="15" w:type="dxa"/>
-        </w:trPr>
-        <w:tc>
-          <w:tcPr>
-            <w:tcW w:w="0" w:type="auto"/>
-            <w:vAlign w:val="center"/>
-            <w:hideMark/>
-          </w:tcPr>
-          <w:p>
-            <w:pPr>
-              <w:spacing w:after="0" w:line="240" w:lineRule="auto"/>
-              <w:rPr>
-                <w:rFonts w:ascii="Times New Roman" w:eastAsia="Times New Roman" w:hAnsi="Times New Roman" w:cs="Times New Roman"/>
-                <w:sz w:val="24"/>
-                <w:szCs w:val="24"/>
-                <w:lang w:eastAsia="es-ES"/>
-              </w:rPr>
-            </w:pPr>
-            <w:r>
-              <w:rPr>
-                <w:rFonts w:ascii="Times New Roman" w:eastAsia="Times New Roman" w:hAnsi="Times New Roman" w:cs="Times New Roman"/>
-                <w:sz w:val="24"/>
-                <w:szCs w:val="24"/>
-                <w:lang w:eastAsia="es-ES"/>
-              </w:rPr>
-              <w:t>Caza frecuente</w:t>
-            </w:r>
-          </w:p>
-        </w:tc>
-        <w:tc>
-          <w:tcPr>
-            <w:tcW w:w="0" w:type="auto"/>
-            <w:vAlign w:val="center"/>
-            <w:hideMark/>
-          </w:tcPr>
-          <w:p>
-            <w:pPr>
-              <w:spacing w:after="0" w:line="240" w:lineRule="auto"/>
-              <w:rPr>
-                <w:rFonts w:ascii="Times New Roman" w:eastAsia="Times New Roman" w:hAnsi="Times New Roman" w:cs="Times New Roman"/>
-                <w:sz w:val="24"/>
-                <w:szCs w:val="24"/>
-                <w:lang w:eastAsia="es-ES"/>
-              </w:rPr>
-            </w:pPr>
-            <w:r>
-              <w:rPr>
-                <w:rFonts w:ascii="Times New Roman" w:eastAsia="Times New Roman" w:hAnsi="Times New Roman" w:cs="Times New Roman"/>
-                <w:sz w:val="24"/>
-                <w:szCs w:val="24"/>
-                <w:lang w:eastAsia="es-ES"/>
-              </w:rPr>
-              <w:t>Cada 3-4 semanas</w:t>
-            </w:r>
-          </w:p>
-        </w:tc>
-        <w:tc>
-          <w:tcPr>
-            <w:tcW w:w="0" w:type="auto"/>
-            <w:vAlign w:val="center"/>
-            <w:hideMark/>
-          </w:tcPr>
-          <w:p>
-            <w:pPr>
-              <w:spacing w:after="0" w:line="240" w:lineRule="auto"/>
-              <w:rPr>
-                <w:rFonts w:ascii="Times New Roman" w:eastAsia="Times New Roman" w:hAnsi="Times New Roman" w:cs="Times New Roman"/>
-                <w:sz w:val="24"/>
-                <w:szCs w:val="24"/>
-                <w:lang w:eastAsia="es-ES"/>
-              </w:rPr>
-            </w:pPr>
-            <w:r>
-              <w:rPr>
-                <w:rFonts w:ascii="Times New Roman" w:eastAsia="Times New Roman" w:hAnsi="Times New Roman" w:cs="Times New Roman"/>
-                <w:sz w:val="24"/>
-                <w:szCs w:val="24"/>
-                <w:lang w:eastAsia="es-ES"/>
-              </w:rPr>
-              <w:t>Champú antiparasitario</w:t>
-            </w:r>
-          </w:p>
-        </w:tc>
-      </w:tr>
-      <w:tr>
-        <w:trPr>
-          <w:tblCellSpacing w:w="15" w:type="dxa"/>
-        </w:trPr>
-        <w:tc>
-          <w:tcPr>
-            <w:tcW w:w="0" w:type="auto"/>
-            <w:vAlign w:val="center"/>
-            <w:hideMark/>
-          </w:tcPr>
-          <w:p>
-            <w:pPr>
-              <w:spacing w:after="0" w:line="240" w:lineRule="auto"/>
-              <w:rPr>
-                <w:rFonts w:ascii="Times New Roman" w:eastAsia="Times New Roman" w:hAnsi="Times New Roman" w:cs="Times New Roman"/>
-                <w:sz w:val="24"/>
-                <w:szCs w:val="24"/>
-                <w:lang w:eastAsia="es-ES"/>
-              </w:rPr>
-            </w:pPr>
-            <w:r>
-              <w:rPr>
-                <w:rFonts w:ascii="Times New Roman" w:eastAsia="Times New Roman" w:hAnsi="Times New Roman" w:cs="Times New Roman"/>
-                <w:sz w:val="24"/>
-                <w:szCs w:val="24"/>
-                <w:lang w:eastAsia="es-ES"/>
-              </w:rPr>
-              <w:t>Ejercicio moderado</w:t>
-            </w:r>
-          </w:p>
-        </w:tc>
-        <w:tc>
-          <w:tcPr>
-            <w:tcW w:w="0" w:type="auto"/>
-            <w:vAlign w:val="center"/>
-            <w:hideMark/>
-          </w:tcPr>
-          <w:p>
-            <w:pPr>
-              <w:spacing w:after="0" w:line="240" w:lineRule="auto"/>
-              <w:rPr>
-                <w:rFonts w:ascii="Times New Roman" w:eastAsia="Times New Roman" w:hAnsi="Times New Roman" w:cs="Times New Roman"/>
-                <w:sz w:val="24"/>
-                <w:szCs w:val="24"/>
-                <w:lang w:eastAsia="es-ES"/>
-              </w:rPr>
-            </w:pPr>
-            <w:r>
-              <w:rPr>
-                <w:rFonts w:ascii="Times New Roman" w:eastAsia="Times New Roman" w:hAnsi="Times New Roman" w:cs="Times New Roman"/>
-                <w:sz w:val="24"/>
-                <w:szCs w:val="24"/>
-                <w:lang w:eastAsia="es-ES"/>
-              </w:rPr>
-              <w:t>Cada 6 semanas</w:t>
-            </w:r>
-          </w:p>
-        </w:tc>
-        <w:tc>
-          <w:tcPr>
-            <w:tcW w:w="0" w:type="auto"/>
-            <w:vAlign w:val="center"/>
-            <w:hideMark/>
-          </w:tcPr>
-          <w:p>
-            <w:pPr>
-              <w:spacing w:after="0" w:line="240" w:lineRule="auto"/>
-              <w:rPr>
-                <w:rFonts w:ascii="Times New Roman" w:eastAsia="Times New Roman" w:hAnsi="Times New Roman" w:cs="Times New Roman"/>
-                <w:sz w:val="24"/>
-                <w:szCs w:val="24"/>
-                <w:lang w:eastAsia="es-ES"/>
-              </w:rPr>
-            </w:pPr>
-            <w:r>
-              <w:rPr>
-                <w:rFonts w:ascii="Times New Roman" w:eastAsia="Times New Roman" w:hAnsi="Times New Roman" w:cs="Times New Roman"/>
-                <w:sz w:val="24"/>
-                <w:szCs w:val="24"/>
-                <w:lang w:eastAsia="es-ES"/>
-              </w:rPr>
-              <w:t>Champú hidratante</w:t>
-            </w:r>
-          </w:p>
-        </w:tc>
-      </w:tr>
-      <w:tr>
-        <w:trPr>
-          <w:tblCellSpacing w:w="15" w:type="dxa"/>
-        </w:trPr>
-        <w:tc>
-          <w:tcPr>
-            <w:tcW w:w="0" w:type="auto"/>
-            <w:vAlign w:val="center"/>
-            <w:hideMark/>
-          </w:tcPr>
-          <w:p>
-            <w:pPr>
-              <w:spacing w:after="0" w:line="240" w:lineRule="auto"/>
-              <w:rPr>
-                <w:rFonts w:ascii="Times New Roman" w:eastAsia="Times New Roman" w:hAnsi="Times New Roman" w:cs="Times New Roman"/>
-                <w:sz w:val="24"/>
-                <w:szCs w:val="24"/>
-                <w:lang w:eastAsia="es-ES"/>
-              </w:rPr>
-            </w:pPr>
-            <w:r>
-              <w:rPr>
-                <w:rFonts w:ascii="Times New Roman" w:eastAsia="Times New Roman" w:hAnsi="Times New Roman" w:cs="Times New Roman"/>
-                <w:sz w:val="24"/>
-                <w:szCs w:val="24"/>
-                <w:lang w:eastAsia="es-ES"/>
-              </w:rPr>
-              <w:t>Perro doméstico</w:t>
-            </w:r>
-          </w:p>
-        </w:tc>
-        <w:tc>
-          <w:tcPr>
-            <w:tcW w:w="0" w:type="auto"/>
-            <w:vAlign w:val="center"/>
-            <w:hideMark/>
-          </w:tcPr>
-          <w:p>
-            <w:pPr>
-              <w:spacing w:after="0" w:line="240" w:lineRule="auto"/>
-              <w:rPr>
-                <w:rFonts w:ascii="Times New Roman" w:eastAsia="Times New Roman" w:hAnsi="Times New Roman" w:cs="Times New Roman"/>
-                <w:sz w:val="24"/>
-                <w:szCs w:val="24"/>
-                <w:lang w:eastAsia="es-ES"/>
-              </w:rPr>
-            </w:pPr>
-            <w:r>
-              <w:rPr>
-                <w:rFonts w:ascii="Times New Roman" w:eastAsia="Times New Roman" w:hAnsi="Times New Roman" w:cs="Times New Roman"/>
-                <w:sz w:val="24"/>
-                <w:szCs w:val="24"/>
-                <w:lang w:eastAsia="es-ES"/>
-              </w:rPr>
-              <w:t>Cada 8 semanas</w:t>
-            </w:r>
-          </w:p>
-        </w:tc>
-        <w:tc>
-          <w:tcPr>
-            <w:tcW w:w="0" w:type="auto"/>
-            <w:vAlign w:val="center"/>
-            <w:hideMark/>
-          </w:tcPr>
-          <w:p>
-            <w:pPr>
-              <w:spacing w:after="0" w:line="240" w:lineRule="auto"/>
-              <w:rPr>
-                <w:rFonts w:ascii="Times New Roman" w:eastAsia="Times New Roman" w:hAnsi="Times New Roman" w:cs="Times New Roman"/>
-                <w:sz w:val="24"/>
-                <w:szCs w:val="24"/>
-                <w:lang w:eastAsia="es-ES"/>
-              </w:rPr>
-            </w:pPr>
-            <w:r>
-              <w:rPr>
-                <w:rFonts w:ascii="Times New Roman" w:eastAsia="Times New Roman" w:hAnsi="Times New Roman" w:cs="Times New Roman"/>
-                <w:sz w:val="24"/>
-                <w:szCs w:val="24"/>
-                <w:lang w:eastAsia="es-ES"/>
-              </w:rPr>
-              <w:t>Champú suave</w:t>
-            </w:r>
-          </w:p>
-        </w:tc>
-      </w:tr>
-    </w:tbl>
-    <w:p>
-      <w:pPr>
-        <w:spacing w:before="100" w:beforeAutospacing="1" w:after="100" w:afterAutospacing="1" w:line="240" w:lineRule="auto"/>
-        <w:rPr>
-          <w:rFonts w:ascii="Times New Roman" w:eastAsia="Times New Roman" w:hAnsi="Times New Roman" w:cs="Times New Roman"/>
-          <w:sz w:val="24"/>
-          <w:szCs w:val="24"/>
-          <w:lang w:eastAsia="es-ES"/>
-        </w:rPr>
-      </w:pPr>
-      <w:proofErr w:type="gramStart"/>
-      <w:r>
-        <w:rPr>
-          <w:rFonts w:ascii="Times New Roman" w:eastAsia="Times New Roman" w:hAnsi="Symbol" w:cs="Times New Roman"/>
-          <w:sz w:val="24"/>
-          <w:szCs w:val="24"/>
-          <w:lang w:eastAsia="es-ES"/>
-        </w:rPr>
-        <w:lastRenderedPageBreak/>
-        <w:t></w:t>
-      </w:r>
-      <w:r>
-        <w:rPr>
-          <w:rFonts w:ascii="Times New Roman" w:eastAsia="Times New Roman" w:hAnsi="Times New Roman" w:cs="Times New Roman"/>
-          <w:sz w:val="24"/>
-          <w:szCs w:val="24"/>
-          <w:lang w:eastAsia="es-ES"/>
-        </w:rPr>
-        <w:t xml:space="preserve">  </w:t>
-      </w:r>
-      <w:r>
-        <w:rPr>
-          <w:rFonts w:ascii="Times New Roman" w:eastAsia="Times New Roman" w:hAnsi="Times New Roman" w:cs="Times New Roman"/>
-          <w:b/>
-          <w:bCs/>
-          <w:sz w:val="24"/>
-          <w:szCs w:val="24"/>
-          <w:lang w:eastAsia="es-ES"/>
-        </w:rPr>
-        <w:t>Material</w:t>
-      </w:r>
-      <w:proofErr w:type="gramEnd"/>
-      <w:r>
-        <w:rPr>
-          <w:rFonts w:ascii="Times New Roman" w:eastAsia="Times New Roman" w:hAnsi="Times New Roman" w:cs="Times New Roman"/>
-          <w:b/>
-          <w:bCs/>
-          <w:sz w:val="24"/>
-          <w:szCs w:val="24"/>
-          <w:lang w:eastAsia="es-ES"/>
-        </w:rPr>
-        <w:t xml:space="preserve"> necesario para el cuidado básico</w:t>
-      </w:r>
-    </w:p>
-    <w:tbl>
-      <w:tblPr>
-        <w:tblW w:w="0" w:type="auto"/>
-        <w:tblCellSpacing w:w="15" w:type="dxa"/>
-        <w:tblCellMar>
-          <w:top w:w="15" w:type="dxa"/>
-          <w:left w:w="15" w:type="dxa"/>
-          <w:bottom w:w="15" w:type="dxa"/>
-          <w:right w:w="15" w:type="dxa"/>
-        </w:tblCellMar>
-        <w:tblLook w:val="04A0" w:firstRow="1" w:lastRow="0" w:firstColumn="1" w:lastColumn="0" w:noHBand="0" w:noVBand="1"/>
-      </w:tblPr>
-      <w:tblGrid>
-        <w:gridCol w:w="2108"/>
-        <w:gridCol w:w="3659"/>
-        <w:gridCol w:w="2501"/>
-      </w:tblGrid>
-      <w:tr>
-        <w:trPr>
-          <w:tblHeader/>
-          <w:tblCellSpacing w:w="15" w:type="dxa"/>
-        </w:trPr>
-        <w:tc>
-          <w:tcPr>
-            <w:tcW w:w="0" w:type="auto"/>
-            <w:vAlign w:val="center"/>
-            <w:hideMark/>
-          </w:tcPr>
-          <w:p>
-            <w:pPr>
-              <w:spacing w:after="0" w:line="240" w:lineRule="auto"/>
-              <w:jc w:val="center"/>
-              <w:rPr>
-                <w:rFonts w:ascii="Times New Roman" w:eastAsia="Times New Roman" w:hAnsi="Times New Roman" w:cs="Times New Roman"/>
-                <w:b/>
-                <w:bCs/>
-                <w:sz w:val="24"/>
-                <w:szCs w:val="24"/>
-                <w:lang w:eastAsia="es-ES"/>
-              </w:rPr>
-            </w:pPr>
-            <w:r>
-              <w:rPr>
-                <w:rFonts w:ascii="Times New Roman" w:eastAsia="Times New Roman" w:hAnsi="Times New Roman" w:cs="Times New Roman"/>
-                <w:b/>
-                <w:bCs/>
-                <w:sz w:val="24"/>
-                <w:szCs w:val="24"/>
-                <w:lang w:eastAsia="es-ES"/>
-              </w:rPr>
-              <w:t>Tipo de material</w:t>
-            </w:r>
-          </w:p>
-        </w:tc>
-        <w:tc>
-          <w:tcPr>
-            <w:tcW w:w="0" w:type="auto"/>
-            <w:vAlign w:val="center"/>
-            <w:hideMark/>
-          </w:tcPr>
-          <w:p>
-            <w:pPr>
-              <w:spacing w:after="0" w:line="240" w:lineRule="auto"/>
-              <w:jc w:val="center"/>
-              <w:rPr>
-                <w:rFonts w:ascii="Times New Roman" w:eastAsia="Times New Roman" w:hAnsi="Times New Roman" w:cs="Times New Roman"/>
-                <w:b/>
-                <w:bCs/>
-                <w:sz w:val="24"/>
-                <w:szCs w:val="24"/>
-                <w:lang w:eastAsia="es-ES"/>
-              </w:rPr>
-            </w:pPr>
-            <w:r>
-              <w:rPr>
-                <w:rFonts w:ascii="Times New Roman" w:eastAsia="Times New Roman" w:hAnsi="Times New Roman" w:cs="Times New Roman"/>
-                <w:b/>
-                <w:bCs/>
-                <w:sz w:val="24"/>
-                <w:szCs w:val="24"/>
-                <w:lang w:eastAsia="es-ES"/>
-              </w:rPr>
-              <w:t>Uso principal</w:t>
-            </w:r>
-          </w:p>
-        </w:tc>
-        <w:tc>
-          <w:tcPr>
-            <w:tcW w:w="0" w:type="auto"/>
-            <w:vAlign w:val="center"/>
-            <w:hideMark/>
-          </w:tcPr>
-          <w:p>
-            <w:pPr>
-              <w:spacing w:after="0" w:line="240" w:lineRule="auto"/>
-              <w:jc w:val="center"/>
-              <w:rPr>
-                <w:rFonts w:ascii="Times New Roman" w:eastAsia="Times New Roman" w:hAnsi="Times New Roman" w:cs="Times New Roman"/>
-                <w:b/>
-                <w:bCs/>
-                <w:sz w:val="24"/>
-                <w:szCs w:val="24"/>
-                <w:lang w:eastAsia="es-ES"/>
-              </w:rPr>
-            </w:pPr>
-            <w:r>
-              <w:rPr>
-                <w:rFonts w:ascii="Times New Roman" w:eastAsia="Times New Roman" w:hAnsi="Times New Roman" w:cs="Times New Roman"/>
-                <w:b/>
-                <w:bCs/>
-                <w:sz w:val="24"/>
-                <w:szCs w:val="24"/>
-                <w:lang w:eastAsia="es-ES"/>
-              </w:rPr>
-              <w:t>Recomendaciones</w:t>
-            </w:r>
-          </w:p>
-        </w:tc>
-      </w:tr>
-      <w:tr>
-        <w:trPr>
-          <w:tblCellSpacing w:w="15" w:type="dxa"/>
-        </w:trPr>
-        <w:tc>
-          <w:tcPr>
-            <w:tcW w:w="0" w:type="auto"/>
-            <w:vAlign w:val="center"/>
-            <w:hideMark/>
-          </w:tcPr>
-          <w:p>
-            <w:pPr>
-              <w:spacing w:after="0" w:line="240" w:lineRule="auto"/>
-              <w:rPr>
-                <w:rFonts w:ascii="Times New Roman" w:eastAsia="Times New Roman" w:hAnsi="Times New Roman" w:cs="Times New Roman"/>
-                <w:sz w:val="24"/>
-                <w:szCs w:val="24"/>
-                <w:lang w:eastAsia="es-ES"/>
-              </w:rPr>
-            </w:pPr>
-            <w:r>
-              <w:rPr>
-                <w:rFonts w:ascii="Times New Roman" w:eastAsia="Times New Roman" w:hAnsi="Times New Roman" w:cs="Times New Roman"/>
-                <w:sz w:val="24"/>
-                <w:szCs w:val="24"/>
-                <w:lang w:eastAsia="es-ES"/>
-              </w:rPr>
-              <w:t>Cepillo</w:t>
-            </w:r>
-          </w:p>
-        </w:tc>
-        <w:tc>
-          <w:tcPr>
-            <w:tcW w:w="0" w:type="auto"/>
-            <w:vAlign w:val="center"/>
-            <w:hideMark/>
-          </w:tcPr>
-          <w:p>
-            <w:pPr>
-              <w:spacing w:after="0" w:line="240" w:lineRule="auto"/>
-              <w:rPr>
-                <w:rFonts w:ascii="Times New Roman" w:eastAsia="Times New Roman" w:hAnsi="Times New Roman" w:cs="Times New Roman"/>
-                <w:sz w:val="24"/>
-                <w:szCs w:val="24"/>
-                <w:lang w:eastAsia="es-ES"/>
-              </w:rPr>
-            </w:pPr>
-            <w:r>
-              <w:rPr>
-                <w:rFonts w:ascii="Times New Roman" w:eastAsia="Times New Roman" w:hAnsi="Times New Roman" w:cs="Times New Roman"/>
-                <w:sz w:val="24"/>
-                <w:szCs w:val="24"/>
-                <w:lang w:eastAsia="es-ES"/>
-              </w:rPr>
-              <w:t>Eliminar pelo muerto</w:t>
-            </w:r>
-          </w:p>
-        </w:tc>
-        <w:tc>
-          <w:tcPr>
-            <w:tcW w:w="0" w:type="auto"/>
-            <w:vAlign w:val="center"/>
-            <w:hideMark/>
-          </w:tcPr>
-          <w:p>
-            <w:pPr>
-              <w:spacing w:after="0" w:line="240" w:lineRule="auto"/>
-              <w:rPr>
-                <w:rFonts w:ascii="Times New Roman" w:eastAsia="Times New Roman" w:hAnsi="Times New Roman" w:cs="Times New Roman"/>
-                <w:sz w:val="24"/>
-                <w:szCs w:val="24"/>
-                <w:lang w:eastAsia="es-ES"/>
-              </w:rPr>
-            </w:pPr>
-            <w:r>
-              <w:rPr>
-                <w:rFonts w:ascii="Times New Roman" w:eastAsia="Times New Roman" w:hAnsi="Times New Roman" w:cs="Times New Roman"/>
-                <w:sz w:val="24"/>
-                <w:szCs w:val="24"/>
-                <w:lang w:eastAsia="es-ES"/>
-              </w:rPr>
-              <w:t>Usar según tipo de pelaje</w:t>
-            </w:r>
-          </w:p>
-        </w:tc>
-      </w:tr>
-      <w:tr>
-        <w:trPr>
-          <w:tblCellSpacing w:w="15" w:type="dxa"/>
-        </w:trPr>
-        <w:tc>
-          <w:tcPr>
-            <w:tcW w:w="0" w:type="auto"/>
-            <w:vAlign w:val="center"/>
-            <w:hideMark/>
-          </w:tcPr>
-          <w:p>
-            <w:pPr>
-              <w:spacing w:after="0" w:line="240" w:lineRule="auto"/>
-              <w:rPr>
-                <w:rFonts w:ascii="Times New Roman" w:eastAsia="Times New Roman" w:hAnsi="Times New Roman" w:cs="Times New Roman"/>
-                <w:sz w:val="24"/>
-                <w:szCs w:val="24"/>
-                <w:lang w:eastAsia="es-ES"/>
-              </w:rPr>
-            </w:pPr>
-            <w:proofErr w:type="spellStart"/>
-            <w:r>
-              <w:rPr>
-                <w:rFonts w:ascii="Times New Roman" w:eastAsia="Times New Roman" w:hAnsi="Times New Roman" w:cs="Times New Roman"/>
-                <w:sz w:val="24"/>
-                <w:szCs w:val="24"/>
-                <w:lang w:eastAsia="es-ES"/>
-              </w:rPr>
-              <w:t>Cortauñas</w:t>
-            </w:r>
-            <w:proofErr w:type="spellEnd"/>
-          </w:p>
-        </w:tc>
-        <w:tc>
-          <w:tcPr>
-            <w:tcW w:w="0" w:type="auto"/>
-            <w:vAlign w:val="center"/>
-            <w:hideMark/>
-          </w:tcPr>
-          <w:p>
-            <w:pPr>
-              <w:spacing w:after="0" w:line="240" w:lineRule="auto"/>
-              <w:rPr>
-                <w:rFonts w:ascii="Times New Roman" w:eastAsia="Times New Roman" w:hAnsi="Times New Roman" w:cs="Times New Roman"/>
-                <w:sz w:val="24"/>
-                <w:szCs w:val="24"/>
-                <w:lang w:eastAsia="es-ES"/>
-              </w:rPr>
-            </w:pPr>
-            <w:r>
-              <w:rPr>
-                <w:rFonts w:ascii="Times New Roman" w:eastAsia="Times New Roman" w:hAnsi="Times New Roman" w:cs="Times New Roman"/>
-                <w:sz w:val="24"/>
-                <w:szCs w:val="24"/>
-                <w:lang w:eastAsia="es-ES"/>
-              </w:rPr>
-              <w:t xml:space="preserve">Evitar </w:t>
-            </w:r>
-            <w:proofErr w:type="spellStart"/>
-            <w:r>
-              <w:rPr>
-                <w:rFonts w:ascii="Times New Roman" w:eastAsia="Times New Roman" w:hAnsi="Times New Roman" w:cs="Times New Roman"/>
-                <w:sz w:val="24"/>
-                <w:szCs w:val="24"/>
-                <w:lang w:eastAsia="es-ES"/>
-              </w:rPr>
-              <w:t>sobrecrecimiento</w:t>
-            </w:r>
-            <w:proofErr w:type="spellEnd"/>
-            <w:r>
-              <w:rPr>
-                <w:rFonts w:ascii="Times New Roman" w:eastAsia="Times New Roman" w:hAnsi="Times New Roman" w:cs="Times New Roman"/>
-                <w:sz w:val="24"/>
-                <w:szCs w:val="24"/>
-                <w:lang w:eastAsia="es-ES"/>
-              </w:rPr>
-              <w:t xml:space="preserve"> de uñas</w:t>
-            </w:r>
-          </w:p>
-        </w:tc>
-        <w:tc>
-          <w:tcPr>
-            <w:tcW w:w="0" w:type="auto"/>
-            <w:vAlign w:val="center"/>
-            <w:hideMark/>
-          </w:tcPr>
-          <w:p>
-            <w:pPr>
-              <w:spacing w:after="0" w:line="240" w:lineRule="auto"/>
-              <w:rPr>
-                <w:rFonts w:ascii="Times New Roman" w:eastAsia="Times New Roman" w:hAnsi="Times New Roman" w:cs="Times New Roman"/>
-                <w:sz w:val="24"/>
-                <w:szCs w:val="24"/>
-                <w:lang w:eastAsia="es-ES"/>
-              </w:rPr>
-            </w:pPr>
-            <w:r>
-              <w:rPr>
-                <w:rFonts w:ascii="Times New Roman" w:eastAsia="Times New Roman" w:hAnsi="Times New Roman" w:cs="Times New Roman"/>
-                <w:sz w:val="24"/>
-                <w:szCs w:val="24"/>
-                <w:lang w:eastAsia="es-ES"/>
-              </w:rPr>
-              <w:t>Cada 3-4 semanas</w:t>
-            </w:r>
-          </w:p>
-        </w:tc>
-      </w:tr>
-      <w:tr>
-        <w:trPr>
-          <w:tblCellSpacing w:w="15" w:type="dxa"/>
-        </w:trPr>
-        <w:tc>
-          <w:tcPr>
-            <w:tcW w:w="0" w:type="auto"/>
-            <w:vAlign w:val="center"/>
-            <w:hideMark/>
-          </w:tcPr>
-          <w:p>
-            <w:pPr>
-              <w:spacing w:after="0" w:line="240" w:lineRule="auto"/>
-              <w:rPr>
-                <w:rFonts w:ascii="Times New Roman" w:eastAsia="Times New Roman" w:hAnsi="Times New Roman" w:cs="Times New Roman"/>
-                <w:sz w:val="24"/>
-                <w:szCs w:val="24"/>
-                <w:lang w:eastAsia="es-ES"/>
-              </w:rPr>
-            </w:pPr>
-            <w:r>
-              <w:rPr>
-                <w:rFonts w:ascii="Times New Roman" w:eastAsia="Times New Roman" w:hAnsi="Times New Roman" w:cs="Times New Roman"/>
-                <w:sz w:val="24"/>
-                <w:szCs w:val="24"/>
-                <w:lang w:eastAsia="es-ES"/>
-              </w:rPr>
-              <w:t>Collar antiparasitario</w:t>
-            </w:r>
-          </w:p>
-        </w:tc>
-        <w:tc>
-          <w:tcPr>
-            <w:tcW w:w="0" w:type="auto"/>
-            <w:vAlign w:val="center"/>
-            <w:hideMark/>
-          </w:tcPr>
-          <w:p>
-            <w:pPr>
-              <w:spacing w:after="0" w:line="240" w:lineRule="auto"/>
-              <w:rPr>
-                <w:rFonts w:ascii="Times New Roman" w:eastAsia="Times New Roman" w:hAnsi="Times New Roman" w:cs="Times New Roman"/>
-                <w:sz w:val="24"/>
-                <w:szCs w:val="24"/>
-                <w:lang w:eastAsia="es-ES"/>
-              </w:rPr>
-            </w:pPr>
-            <w:r>
-              <w:rPr>
-                <w:rFonts w:ascii="Times New Roman" w:eastAsia="Times New Roman" w:hAnsi="Times New Roman" w:cs="Times New Roman"/>
-                <w:sz w:val="24"/>
-                <w:szCs w:val="24"/>
-                <w:lang w:eastAsia="es-ES"/>
-              </w:rPr>
-              <w:t>Protección contra pulgas y garrapatas</w:t>
-            </w:r>
-          </w:p>
-        </w:tc>
-        <w:tc>
-          <w:tcPr>
-            <w:tcW w:w="0" w:type="auto"/>
-            <w:vAlign w:val="center"/>
-            <w:hideMark/>
-          </w:tcPr>
-          <w:p>
-            <w:pPr>
-              <w:spacing w:after="0" w:line="240" w:lineRule="auto"/>
-              <w:rPr>
-                <w:rFonts w:ascii="Times New Roman" w:eastAsia="Times New Roman" w:hAnsi="Times New Roman" w:cs="Times New Roman"/>
-                <w:sz w:val="24"/>
-                <w:szCs w:val="24"/>
-                <w:lang w:eastAsia="es-ES"/>
-              </w:rPr>
-            </w:pPr>
-            <w:r>
-              <w:rPr>
-                <w:rFonts w:ascii="Times New Roman" w:eastAsia="Times New Roman" w:hAnsi="Times New Roman" w:cs="Times New Roman"/>
-                <w:sz w:val="24"/>
-                <w:szCs w:val="24"/>
-                <w:lang w:eastAsia="es-ES"/>
-              </w:rPr>
-              <w:t>Renovar cada 6 meses</w:t>
-            </w:r>
-          </w:p>
-        </w:tc>
-      </w:tr>
-    </w:tbl>
-    <w:p>
-      <w:pPr>
-        <w:spacing w:before="100" w:beforeAutospacing="1" w:after="100" w:afterAutospacing="1" w:line="240" w:lineRule="auto"/>
-        <w:outlineLvl w:val="1"/>
-        <w:rPr>
-          <w:rFonts w:ascii="Times New Roman" w:eastAsia="Times New Roman" w:hAnsi="Times New Roman" w:cs="Times New Roman"/>
-          <w:sz w:val="24"/>
-          <w:szCs w:val="24"/>
-          <w:lang w:eastAsia="es-ES"/>
-        </w:rPr>
-      </w:pPr>
     </w:p>
     <w:p>
       <w:pPr>
@@ -2808,25 +1217,7 @@
           <w:szCs w:val="24"/>
           <w:lang w:eastAsia="es-ES"/>
         </w:rPr>
-        <w:t xml:space="preserve"> convence</w:t>
-      </w:r>
-      <w:r>
-        <w:rPr>
-          <w:rFonts w:ascii="Times New Roman" w:eastAsia="Times New Roman" w:hAnsi="Times New Roman" w:cs="Times New Roman"/>
-          <w:sz w:val="24"/>
-          <w:szCs w:val="24"/>
-          <w:lang w:eastAsia="es-ES"/>
-        </w:rPr>
-        <w:t xml:space="preserve"> (Chat GPT)</w:t>
-      </w:r>
-      <w:r>
-        <w:rPr>
-          <w:rFonts w:ascii="Times New Roman" w:eastAsia="Times New Roman" w:hAnsi="Times New Roman" w:cs="Times New Roman"/>
-          <w:sz w:val="24"/>
-          <w:szCs w:val="24"/>
-          <w:lang w:eastAsia="es-ES"/>
-        </w:rPr>
-        <w:t>:</w:t>
+        <w:t xml:space="preserve"> convence:</w:t>
       </w:r>
     </w:p>
     <w:p>
@@ -2864,7 +1255,269 @@
         </w:rPr>
         <w:t>🏞</w:t>
       </w:r>
-      <w:r>
+    </w:p>
+    <w:p>
+      <w:pPr>
+        <w:spacing w:before="100" w:beforeAutospacing="1" w:after="100" w:afterAutospacing="1" w:line="240" w:lineRule="auto"/>
+        <w:rPr>
+          <w:rFonts w:ascii="Times New Roman" w:eastAsia="Times New Roman" w:hAnsi="Times New Roman" w:cs="Times New Roman"/>
+          <w:sz w:val="24"/>
+          <w:szCs w:val="24"/>
+          <w:lang w:eastAsia="es-ES"/>
+        </w:rPr>
+      </w:pPr>
+      <w:r>
+        <w:rPr>
+          <w:rFonts w:ascii="Times New Roman" w:eastAsia="Times New Roman" w:hAnsi="Times New Roman" w:cs="Times New Roman"/>
+          <w:sz w:val="24"/>
+          <w:szCs w:val="24"/>
+          <w:lang w:eastAsia="es-ES"/>
+        </w:rPr>
+        <w:t>Ideal si quieres un diseño cálido y relacionado con la naturaleza.</w:t>
+      </w:r>
+    </w:p>
+    <w:p>
+      <w:pPr>
+        <w:numPr>
+          <w:ilvl w:val="0"/>
+          <w:numId w:val="15"/>
+        </w:numPr>
+        <w:spacing w:before="100" w:beforeAutospacing="1" w:after="100" w:afterAutospacing="1" w:line="240" w:lineRule="auto"/>
+        <w:rPr>
+          <w:rFonts w:ascii="Times New Roman" w:eastAsia="Times New Roman" w:hAnsi="Times New Roman" w:cs="Times New Roman"/>
+          <w:sz w:val="24"/>
+          <w:szCs w:val="24"/>
+          <w:lang w:eastAsia="es-ES"/>
+        </w:rPr>
+      </w:pPr>
+      <w:r>
+        <w:rPr>
+          <w:rFonts w:ascii="Times New Roman" w:eastAsia="Times New Roman" w:hAnsi="Times New Roman" w:cs="Times New Roman"/>
+          <w:b/>
+          <w:bCs/>
+          <w:sz w:val="24"/>
+          <w:szCs w:val="24"/>
+          <w:lang w:eastAsia="es-ES"/>
+        </w:rPr>
+        <w:t>Fondo:</w:t>
+      </w:r>
+      <w:r>
+        <w:rPr>
+          <w:rFonts w:ascii="Times New Roman" w:eastAsia="Times New Roman" w:hAnsi="Times New Roman" w:cs="Times New Roman"/>
+          <w:sz w:val="24"/>
+          <w:szCs w:val="24"/>
+          <w:lang w:eastAsia="es-ES"/>
+        </w:rPr>
+        <w:t xml:space="preserve"> Imagen de perros de caza en un campo o bosque con tonos marrones y verdes.</w:t>
+      </w:r>
+    </w:p>
+    <w:p>
+      <w:pPr>
+        <w:numPr>
+          <w:ilvl w:val="0"/>
+          <w:numId w:val="15"/>
+        </w:numPr>
+        <w:spacing w:before="100" w:beforeAutospacing="1" w:after="100" w:afterAutospacing="1" w:line="240" w:lineRule="auto"/>
+        <w:rPr>
+          <w:rFonts w:ascii="Times New Roman" w:eastAsia="Times New Roman" w:hAnsi="Times New Roman" w:cs="Times New Roman"/>
+          <w:sz w:val="24"/>
+          <w:szCs w:val="24"/>
+          <w:lang w:eastAsia="es-ES"/>
+        </w:rPr>
+      </w:pPr>
+      <w:r>
+        <w:rPr>
+          <w:rFonts w:ascii="Times New Roman" w:eastAsia="Times New Roman" w:hAnsi="Times New Roman" w:cs="Times New Roman"/>
+          <w:b/>
+          <w:bCs/>
+          <w:sz w:val="24"/>
+          <w:szCs w:val="24"/>
+          <w:lang w:eastAsia="es-ES"/>
+        </w:rPr>
+        <w:t>Colores principales:</w:t>
+      </w:r>
+      <w:r>
+        <w:rPr>
+          <w:rFonts w:ascii="Times New Roman" w:eastAsia="Times New Roman" w:hAnsi="Times New Roman" w:cs="Times New Roman"/>
+          <w:sz w:val="24"/>
+          <w:szCs w:val="24"/>
+          <w:lang w:eastAsia="es-ES"/>
+        </w:rPr>
+        <w:t xml:space="preserve"> </w:t>
+      </w:r>
+    </w:p>
+    <w:p>
+      <w:pPr>
+        <w:numPr>
+          <w:ilvl w:val="1"/>
+          <w:numId w:val="15"/>
+        </w:numPr>
+        <w:spacing w:before="100" w:beforeAutospacing="1" w:after="100" w:afterAutospacing="1" w:line="240" w:lineRule="auto"/>
+        <w:rPr>
+          <w:rFonts w:ascii="Times New Roman" w:eastAsia="Times New Roman" w:hAnsi="Times New Roman" w:cs="Times New Roman"/>
+          <w:sz w:val="24"/>
+          <w:szCs w:val="24"/>
+          <w:lang w:eastAsia="es-ES"/>
+        </w:rPr>
+      </w:pPr>
+      <w:r>
+        <w:rPr>
+          <w:rFonts w:ascii="Times New Roman" w:eastAsia="Times New Roman" w:hAnsi="Times New Roman" w:cs="Times New Roman"/>
+          <w:sz w:val="24"/>
+          <w:szCs w:val="24"/>
+          <w:lang w:eastAsia="es-ES"/>
+        </w:rPr>
+        <w:t xml:space="preserve">Marrón oscuro </w:t>
+      </w:r>
+      <w:r>
+        <w:rPr>
+          <w:rFonts w:ascii="Courier New" w:eastAsia="Times New Roman" w:hAnsi="Courier New" w:cs="Courier New"/>
+          <w:sz w:val="20"/>
+          <w:szCs w:val="20"/>
+          <w:lang w:eastAsia="es-ES"/>
+        </w:rPr>
+        <w:t>#5D4037</w:t>
+      </w:r>
+      <w:r>
+        <w:rPr>
+          <w:rFonts w:ascii="Times New Roman" w:eastAsia="Times New Roman" w:hAnsi="Times New Roman" w:cs="Times New Roman"/>
+          <w:sz w:val="24"/>
+          <w:szCs w:val="24"/>
+          <w:lang w:eastAsia="es-ES"/>
+        </w:rPr>
+        <w:t xml:space="preserve"> (para encabezados y menú)</w:t>
+      </w:r>
+    </w:p>
+    <w:p>
+      <w:pPr>
+        <w:numPr>
+          <w:ilvl w:val="1"/>
+          <w:numId w:val="15"/>
+        </w:numPr>
+        <w:spacing w:before="100" w:beforeAutospacing="1" w:after="100" w:afterAutospacing="1" w:line="240" w:lineRule="auto"/>
+        <w:rPr>
+          <w:rFonts w:ascii="Times New Roman" w:eastAsia="Times New Roman" w:hAnsi="Times New Roman" w:cs="Times New Roman"/>
+          <w:sz w:val="24"/>
+          <w:szCs w:val="24"/>
+          <w:lang w:eastAsia="es-ES"/>
+        </w:rPr>
+      </w:pPr>
+      <w:r>
+        <w:rPr>
+          <w:rFonts w:ascii="Times New Roman" w:eastAsia="Times New Roman" w:hAnsi="Times New Roman" w:cs="Times New Roman"/>
+          <w:sz w:val="24"/>
+          <w:szCs w:val="24"/>
+          <w:lang w:eastAsia="es-ES"/>
+        </w:rPr>
+        <w:t xml:space="preserve">Beige claro </w:t>
+      </w:r>
+      <w:r>
+        <w:rPr>
+          <w:rFonts w:ascii="Courier New" w:eastAsia="Times New Roman" w:hAnsi="Courier New" w:cs="Courier New"/>
+          <w:sz w:val="20"/>
+          <w:szCs w:val="20"/>
+          <w:lang w:eastAsia="es-ES"/>
+        </w:rPr>
+        <w:t>#F5F5DC</w:t>
+      </w:r>
+      <w:r>
+        <w:rPr>
+          <w:rFonts w:ascii="Times New Roman" w:eastAsia="Times New Roman" w:hAnsi="Times New Roman" w:cs="Times New Roman"/>
+          <w:sz w:val="24"/>
+          <w:szCs w:val="24"/>
+          <w:lang w:eastAsia="es-ES"/>
+        </w:rPr>
+        <w:t xml:space="preserve"> (para el fondo del contenido y mejorar la legibilidad)</w:t>
+      </w:r>
+    </w:p>
+    <w:p>
+      <w:pPr>
+        <w:numPr>
+          <w:ilvl w:val="1"/>
+          <w:numId w:val="15"/>
+        </w:numPr>
+        <w:spacing w:before="100" w:beforeAutospacing="1" w:after="100" w:afterAutospacing="1" w:line="240" w:lineRule="auto"/>
+        <w:rPr>
+          <w:rFonts w:ascii="Times New Roman" w:eastAsia="Times New Roman" w:hAnsi="Times New Roman" w:cs="Times New Roman"/>
+          <w:sz w:val="24"/>
+          <w:szCs w:val="24"/>
+          <w:lang w:eastAsia="es-ES"/>
+        </w:rPr>
+      </w:pPr>
+      <w:r>
+        <w:rPr>
+          <w:rFonts w:ascii="Times New Roman" w:eastAsia="Times New Roman" w:hAnsi="Times New Roman" w:cs="Times New Roman"/>
+          <w:sz w:val="24"/>
+          <w:szCs w:val="24"/>
+          <w:lang w:eastAsia="es-ES"/>
+        </w:rPr>
+        <w:t xml:space="preserve">Verde oliva </w:t>
+      </w:r>
+      <w:r>
+        <w:rPr>
+          <w:rFonts w:ascii="Courier New" w:eastAsia="Times New Roman" w:hAnsi="Courier New" w:cs="Courier New"/>
+          <w:sz w:val="20"/>
+          <w:szCs w:val="20"/>
+          <w:lang w:eastAsia="es-ES"/>
+        </w:rPr>
+        <w:t>#6D8F72</w:t>
+      </w:r>
+      <w:r>
+        <w:rPr>
+          <w:rFonts w:ascii="Times New Roman" w:eastAsia="Times New Roman" w:hAnsi="Times New Roman" w:cs="Times New Roman"/>
+          <w:sz w:val="24"/>
+          <w:szCs w:val="24"/>
+          <w:lang w:eastAsia="es-ES"/>
+        </w:rPr>
+        <w:t xml:space="preserve"> (para botones y enlaces)</w:t>
+      </w:r>
+    </w:p>
+    <w:p>
+      <w:pPr>
+        <w:numPr>
+          <w:ilvl w:val="1"/>
+          <w:numId w:val="15"/>
+        </w:numPr>
+        <w:spacing w:before="100" w:beforeAutospacing="1" w:after="100" w:afterAutospacing="1" w:line="240" w:lineRule="auto"/>
+        <w:rPr>
+          <w:rFonts w:ascii="Times New Roman" w:eastAsia="Times New Roman" w:hAnsi="Times New Roman" w:cs="Times New Roman"/>
+          <w:sz w:val="24"/>
+          <w:szCs w:val="24"/>
+          <w:lang w:eastAsia="es-ES"/>
+        </w:rPr>
+      </w:pPr>
+      <w:r>
+        <w:rPr>
+          <w:rFonts w:ascii="Times New Roman" w:eastAsia="Times New Roman" w:hAnsi="Times New Roman" w:cs="Times New Roman"/>
+          <w:sz w:val="24"/>
+          <w:szCs w:val="24"/>
+          <w:lang w:eastAsia="es-ES"/>
+        </w:rPr>
+        <w:t xml:space="preserve">Blanco </w:t>
+      </w:r>
+      <w:r>
+        <w:rPr>
+          <w:rFonts w:ascii="Courier New" w:eastAsia="Times New Roman" w:hAnsi="Courier New" w:cs="Courier New"/>
+          <w:sz w:val="20"/>
+          <w:szCs w:val="20"/>
+          <w:lang w:eastAsia="es-ES"/>
+        </w:rPr>
+        <w:t>#FFFFFF</w:t>
+      </w:r>
+      <w:r>
+        <w:rPr>
+          <w:rFonts w:ascii="Times New Roman" w:eastAsia="Times New Roman" w:hAnsi="Times New Roman" w:cs="Times New Roman"/>
+          <w:sz w:val="24"/>
+          <w:szCs w:val="24"/>
+          <w:lang w:eastAsia="es-ES"/>
+        </w:rPr>
+        <w:t xml:space="preserve"> (para texto principal sobre fondos oscuros)</w:t>
+      </w:r>
+    </w:p>
+    <w:p>
+      <w:pPr>
+        <w:spacing w:before="100" w:beforeAutospacing="1" w:after="100" w:afterAutospacing="1" w:line="240" w:lineRule="auto"/>
+        <w:outlineLvl w:val="2"/>
         <w:rPr>
           <w:rFonts w:ascii="Times New Roman" w:eastAsia="Times New Roman" w:hAnsi="Times New Roman" w:cs="Times New Roman"/>
           <w:b/>
@@ -2873,271 +1526,8 @@
           <w:szCs w:val="27"/>
           <w:lang w:eastAsia="es-ES"/>
         </w:rPr>
-        <w:t>️</w:t>
-      </w:r>
-    </w:p>
-    <w:p>
-      <w:pPr>
-        <w:spacing w:before="100" w:beforeAutospacing="1" w:after="100" w:afterAutospacing="1" w:line="240" w:lineRule="auto"/>
-        <w:rPr>
-          <w:rFonts w:ascii="Times New Roman" w:eastAsia="Times New Roman" w:hAnsi="Times New Roman" w:cs="Times New Roman"/>
-          <w:sz w:val="24"/>
-          <w:szCs w:val="24"/>
-          <w:lang w:eastAsia="es-ES"/>
-        </w:rPr>
-      </w:pPr>
-      <w:r>
-        <w:rPr>
-          <w:rFonts w:ascii="Times New Roman" w:eastAsia="Times New Roman" w:hAnsi="Times New Roman" w:cs="Times New Roman"/>
-          <w:sz w:val="24"/>
-          <w:szCs w:val="24"/>
-          <w:lang w:eastAsia="es-ES"/>
-        </w:rPr>
-        <w:t>Ideal si quieres un diseño cálido y relacionado con la naturaleza.</w:t>
-      </w:r>
-    </w:p>
-    <w:p>
-      <w:pPr>
-        <w:numPr>
-          <w:ilvl w:val="0"/>
-          <w:numId w:val="15"/>
-        </w:numPr>
-        <w:spacing w:before="100" w:beforeAutospacing="1" w:after="100" w:afterAutospacing="1" w:line="240" w:lineRule="auto"/>
-        <w:rPr>
-          <w:rFonts w:ascii="Times New Roman" w:eastAsia="Times New Roman" w:hAnsi="Times New Roman" w:cs="Times New Roman"/>
-          <w:sz w:val="24"/>
-          <w:szCs w:val="24"/>
-          <w:lang w:eastAsia="es-ES"/>
-        </w:rPr>
-      </w:pPr>
-      <w:r>
-        <w:rPr>
-          <w:rFonts w:ascii="Times New Roman" w:eastAsia="Times New Roman" w:hAnsi="Times New Roman" w:cs="Times New Roman"/>
-          <w:b/>
-          <w:bCs/>
-          <w:sz w:val="24"/>
-          <w:szCs w:val="24"/>
-          <w:lang w:eastAsia="es-ES"/>
-        </w:rPr>
-        <w:t>Fondo:</w:t>
-      </w:r>
-      <w:r>
-        <w:rPr>
-          <w:rFonts w:ascii="Times New Roman" w:eastAsia="Times New Roman" w:hAnsi="Times New Roman" w:cs="Times New Roman"/>
-          <w:sz w:val="24"/>
-          <w:szCs w:val="24"/>
-          <w:lang w:eastAsia="es-ES"/>
-        </w:rPr>
-        <w:t xml:space="preserve"> Imagen de perros de caza en un campo o bosque con tonos marrones y verdes.</w:t>
-      </w:r>
-    </w:p>
-    <w:p>
-      <w:pPr>
-        <w:numPr>
-          <w:ilvl w:val="0"/>
-          <w:numId w:val="15"/>
-        </w:numPr>
-        <w:spacing w:before="100" w:beforeAutospacing="1" w:after="100" w:afterAutospacing="1" w:line="240" w:lineRule="auto"/>
-        <w:rPr>
-          <w:rFonts w:ascii="Times New Roman" w:eastAsia="Times New Roman" w:hAnsi="Times New Roman" w:cs="Times New Roman"/>
-          <w:sz w:val="24"/>
-          <w:szCs w:val="24"/>
-          <w:lang w:eastAsia="es-ES"/>
-        </w:rPr>
-      </w:pPr>
-      <w:r>
-        <w:rPr>
-          <w:rFonts w:ascii="Times New Roman" w:eastAsia="Times New Roman" w:hAnsi="Times New Roman" w:cs="Times New Roman"/>
-          <w:b/>
-          <w:bCs/>
-          <w:sz w:val="24"/>
-          <w:szCs w:val="24"/>
-          <w:lang w:eastAsia="es-ES"/>
-        </w:rPr>
-        <w:t>Colores principales:</w:t>
-      </w:r>
-      <w:r>
-        <w:rPr>
-          <w:rFonts w:ascii="Times New Roman" w:eastAsia="Times New Roman" w:hAnsi="Times New Roman" w:cs="Times New Roman"/>
-          <w:sz w:val="24"/>
-          <w:szCs w:val="24"/>
-          <w:lang w:eastAsia="es-ES"/>
-        </w:rPr>
-        <w:t xml:space="preserve"> </w:t>
-      </w:r>
-    </w:p>
-    <w:p>
-      <w:pPr>
-        <w:numPr>
-          <w:ilvl w:val="1"/>
-          <w:numId w:val="15"/>
-        </w:numPr>
-        <w:spacing w:before="100" w:beforeAutospacing="1" w:after="100" w:afterAutospacing="1" w:line="240" w:lineRule="auto"/>
-        <w:rPr>
-          <w:rFonts w:ascii="Times New Roman" w:eastAsia="Times New Roman" w:hAnsi="Times New Roman" w:cs="Times New Roman"/>
-          <w:sz w:val="24"/>
-          <w:szCs w:val="24"/>
-          <w:lang w:eastAsia="es-ES"/>
-        </w:rPr>
-      </w:pPr>
-      <w:r>
-        <w:rPr>
-          <w:rFonts w:ascii="Times New Roman" w:eastAsia="Times New Roman" w:hAnsi="Times New Roman" w:cs="Times New Roman"/>
-          <w:sz w:val="24"/>
-          <w:szCs w:val="24"/>
-          <w:lang w:eastAsia="es-ES"/>
-        </w:rPr>
-        <w:t xml:space="preserve">Marrón oscuro </w:t>
-      </w:r>
-      <w:r>
-        <w:rPr>
-          <w:rFonts w:ascii="Courier New" w:eastAsia="Times New Roman" w:hAnsi="Courier New" w:cs="Courier New"/>
-          <w:sz w:val="20"/>
-          <w:szCs w:val="20"/>
-          <w:lang w:eastAsia="es-ES"/>
-        </w:rPr>
-        <w:t>#5D4037</w:t>
-      </w:r>
-      <w:r>
-        <w:rPr>
-          <w:rFonts w:ascii="Times New Roman" w:eastAsia="Times New Roman" w:hAnsi="Times New Roman" w:cs="Times New Roman"/>
-          <w:sz w:val="24"/>
-          <w:szCs w:val="24"/>
-          <w:lang w:eastAsia="es-ES"/>
-        </w:rPr>
-        <w:t xml:space="preserve"> (para encabezados y menú)</w:t>
-      </w:r>
-    </w:p>
-    <w:p>
-      <w:pPr>
-        <w:numPr>
-          <w:ilvl w:val="1"/>
-          <w:numId w:val="15"/>
-        </w:numPr>
-        <w:spacing w:before="100" w:beforeAutospacing="1" w:after="100" w:afterAutospacing="1" w:line="240" w:lineRule="auto"/>
-        <w:rPr>
-          <w:rFonts w:ascii="Times New Roman" w:eastAsia="Times New Roman" w:hAnsi="Times New Roman" w:cs="Times New Roman"/>
-          <w:sz w:val="24"/>
-          <w:szCs w:val="24"/>
-          <w:lang w:eastAsia="es-ES"/>
-        </w:rPr>
-      </w:pPr>
-      <w:r>
-        <w:rPr>
-          <w:rFonts w:ascii="Times New Roman" w:eastAsia="Times New Roman" w:hAnsi="Times New Roman" w:cs="Times New Roman"/>
-          <w:sz w:val="24"/>
-          <w:szCs w:val="24"/>
-          <w:lang w:eastAsia="es-ES"/>
-        </w:rPr>
-        <w:t xml:space="preserve">Beige claro </w:t>
-      </w:r>
-      <w:r>
-        <w:rPr>
-          <w:rFonts w:ascii="Courier New" w:eastAsia="Times New Roman" w:hAnsi="Courier New" w:cs="Courier New"/>
-          <w:sz w:val="20"/>
-          <w:szCs w:val="20"/>
-          <w:lang w:eastAsia="es-ES"/>
-        </w:rPr>
-        <w:t>#F5F5DC</w:t>
-      </w:r>
-      <w:r>
-        <w:rPr>
-          <w:rFonts w:ascii="Times New Roman" w:eastAsia="Times New Roman" w:hAnsi="Times New Roman" w:cs="Times New Roman"/>
-          <w:sz w:val="24"/>
-          <w:szCs w:val="24"/>
-          <w:lang w:eastAsia="es-ES"/>
-        </w:rPr>
-        <w:t xml:space="preserve"> (para el fondo del contenido y mejorar la legibilidad)</w:t>
-      </w:r>
-    </w:p>
-    <w:p>
-      <w:pPr>
-        <w:numPr>
-          <w:ilvl w:val="1"/>
-          <w:numId w:val="15"/>
-        </w:numPr>
-        <w:spacing w:before="100" w:beforeAutospacing="1" w:after="100" w:afterAutospacing="1" w:line="240" w:lineRule="auto"/>
-        <w:rPr>
-          <w:rFonts w:ascii="Times New Roman" w:eastAsia="Times New Roman" w:hAnsi="Times New Roman" w:cs="Times New Roman"/>
-          <w:sz w:val="24"/>
-          <w:szCs w:val="24"/>
-          <w:lang w:eastAsia="es-ES"/>
-        </w:rPr>
-      </w:pPr>
-      <w:r>
-        <w:rPr>
-          <w:rFonts w:ascii="Times New Roman" w:eastAsia="Times New Roman" w:hAnsi="Times New Roman" w:cs="Times New Roman"/>
-          <w:sz w:val="24"/>
-          <w:szCs w:val="24"/>
-          <w:lang w:eastAsia="es-ES"/>
-        </w:rPr>
-        <w:t xml:space="preserve">Verde oliva </w:t>
-      </w:r>
-      <w:r>
-        <w:rPr>
-          <w:rFonts w:ascii="Courier New" w:eastAsia="Times New Roman" w:hAnsi="Courier New" w:cs="Courier New"/>
-          <w:sz w:val="20"/>
-          <w:szCs w:val="20"/>
-          <w:lang w:eastAsia="es-ES"/>
-        </w:rPr>
-        <w:t>#6D8F72</w:t>
-      </w:r>
-      <w:r>
-        <w:rPr>
-          <w:rFonts w:ascii="Times New Roman" w:eastAsia="Times New Roman" w:hAnsi="Times New Roman" w:cs="Times New Roman"/>
-          <w:sz w:val="24"/>
-          <w:szCs w:val="24"/>
-          <w:lang w:eastAsia="es-ES"/>
-        </w:rPr>
-        <w:t xml:space="preserve"> (para botones y enlaces)</w:t>
-      </w:r>
-    </w:p>
-    <w:p>
-      <w:pPr>
-        <w:numPr>
-          <w:ilvl w:val="1"/>
-          <w:numId w:val="15"/>
-        </w:numPr>
-        <w:spacing w:before="100" w:beforeAutospacing="1" w:after="100" w:afterAutospacing="1" w:line="240" w:lineRule="auto"/>
-        <w:rPr>
-          <w:rFonts w:ascii="Times New Roman" w:eastAsia="Times New Roman" w:hAnsi="Times New Roman" w:cs="Times New Roman"/>
-          <w:sz w:val="24"/>
-          <w:szCs w:val="24"/>
-          <w:lang w:eastAsia="es-ES"/>
-        </w:rPr>
-      </w:pPr>
-      <w:r>
-        <w:rPr>
-          <w:rFonts w:ascii="Times New Roman" w:eastAsia="Times New Roman" w:hAnsi="Times New Roman" w:cs="Times New Roman"/>
-          <w:sz w:val="24"/>
-          <w:szCs w:val="24"/>
-          <w:lang w:eastAsia="es-ES"/>
-        </w:rPr>
-        <w:t xml:space="preserve">Blanco </w:t>
-      </w:r>
-      <w:r>
-        <w:rPr>
-          <w:rFonts w:ascii="Courier New" w:eastAsia="Times New Roman" w:hAnsi="Courier New" w:cs="Courier New"/>
-          <w:sz w:val="20"/>
-          <w:szCs w:val="20"/>
-          <w:lang w:eastAsia="es-ES"/>
-        </w:rPr>
-        <w:t>#FFFFFF</w:t>
-      </w:r>
-      <w:r>
-        <w:rPr>
-          <w:rFonts w:ascii="Times New Roman" w:eastAsia="Times New Roman" w:hAnsi="Times New Roman" w:cs="Times New Roman"/>
-          <w:sz w:val="24"/>
-          <w:szCs w:val="24"/>
-          <w:lang w:eastAsia="es-ES"/>
-        </w:rPr>
-        <w:t xml:space="preserve"> (para texto principal sobre fondos oscuros)</w:t>
-      </w:r>
-    </w:p>
-    <w:p>
-      <w:pPr>
-        <w:spacing w:before="100" w:beforeAutospacing="1" w:after="100" w:afterAutospacing="1" w:line="240" w:lineRule="auto"/>
-        <w:outlineLvl w:val="2"/>
+      </w:pPr>
+      <w:r>
         <w:rPr>
           <w:rFonts w:ascii="Times New Roman" w:eastAsia="Times New Roman" w:hAnsi="Times New Roman" w:cs="Times New Roman"/>
           <w:b/>
@@ -3146,8 +1536,292 @@
           <w:szCs w:val="27"/>
           <w:lang w:eastAsia="es-ES"/>
         </w:rPr>
-      </w:pPr>
-      <w:r>
+        <w:t xml:space="preserve">2. Estilo Moderno y Elegante (Negro + Dorado) </w:t>
+      </w:r>
+    </w:p>
+    <w:p>
+      <w:pPr>
+        <w:spacing w:before="100" w:beforeAutospacing="1" w:after="100" w:afterAutospacing="1" w:line="240" w:lineRule="auto"/>
+        <w:rPr>
+          <w:rFonts w:ascii="Times New Roman" w:eastAsia="Times New Roman" w:hAnsi="Times New Roman" w:cs="Times New Roman"/>
+          <w:sz w:val="24"/>
+          <w:szCs w:val="24"/>
+          <w:lang w:eastAsia="es-ES"/>
+        </w:rPr>
+      </w:pPr>
+      <w:r>
+        <w:rPr>
+          <w:rFonts w:ascii="Times New Roman" w:eastAsia="Times New Roman" w:hAnsi="Times New Roman" w:cs="Times New Roman"/>
+          <w:sz w:val="24"/>
+          <w:szCs w:val="24"/>
+          <w:lang w:eastAsia="es-ES"/>
+        </w:rPr>
+        <w:t>Si quieres que tenga un diseño más sofisticado.</w:t>
+      </w:r>
+    </w:p>
+    <w:p>
+      <w:pPr>
+        <w:numPr>
+          <w:ilvl w:val="0"/>
+          <w:numId w:val="16"/>
+        </w:numPr>
+        <w:spacing w:before="100" w:beforeAutospacing="1" w:after="100" w:afterAutospacing="1" w:line="240" w:lineRule="auto"/>
+        <w:rPr>
+          <w:rFonts w:ascii="Times New Roman" w:eastAsia="Times New Roman" w:hAnsi="Times New Roman" w:cs="Times New Roman"/>
+          <w:sz w:val="24"/>
+          <w:szCs w:val="24"/>
+          <w:lang w:eastAsia="es-ES"/>
+        </w:rPr>
+      </w:pPr>
+      <w:r>
+        <w:rPr>
+          <w:rFonts w:ascii="Times New Roman" w:eastAsia="Times New Roman" w:hAnsi="Times New Roman" w:cs="Times New Roman"/>
+          <w:b/>
+          <w:bCs/>
+          <w:sz w:val="24"/>
+          <w:szCs w:val="24"/>
+          <w:lang w:eastAsia="es-ES"/>
+        </w:rPr>
+        <w:lastRenderedPageBreak/>
+        <w:t>Fondo:</w:t>
+      </w:r>
+      <w:r>
+        <w:rPr>
+          <w:rFonts w:ascii="Times New Roman" w:eastAsia="Times New Roman" w:hAnsi="Times New Roman" w:cs="Times New Roman"/>
+          <w:sz w:val="24"/>
+          <w:szCs w:val="24"/>
+          <w:lang w:eastAsia="es-ES"/>
+        </w:rPr>
+        <w:t xml:space="preserve"> Imagen de perros en blanco y negro con un filtro oscuro semitransparente.</w:t>
+      </w:r>
+    </w:p>
+    <w:p>
+      <w:pPr>
+        <w:numPr>
+          <w:ilvl w:val="0"/>
+          <w:numId w:val="16"/>
+        </w:numPr>
+        <w:spacing w:before="100" w:beforeAutospacing="1" w:after="100" w:afterAutospacing="1" w:line="240" w:lineRule="auto"/>
+        <w:rPr>
+          <w:rFonts w:ascii="Times New Roman" w:eastAsia="Times New Roman" w:hAnsi="Times New Roman" w:cs="Times New Roman"/>
+          <w:sz w:val="24"/>
+          <w:szCs w:val="24"/>
+          <w:lang w:eastAsia="es-ES"/>
+        </w:rPr>
+      </w:pPr>
+      <w:r>
+        <w:rPr>
+          <w:rFonts w:ascii="Times New Roman" w:eastAsia="Times New Roman" w:hAnsi="Times New Roman" w:cs="Times New Roman"/>
+          <w:b/>
+          <w:bCs/>
+          <w:sz w:val="24"/>
+          <w:szCs w:val="24"/>
+          <w:lang w:eastAsia="es-ES"/>
+        </w:rPr>
+        <w:t>Colores principales:</w:t>
+      </w:r>
+      <w:r>
+        <w:rPr>
+          <w:rFonts w:ascii="Times New Roman" w:eastAsia="Times New Roman" w:hAnsi="Times New Roman" w:cs="Times New Roman"/>
+          <w:sz w:val="24"/>
+          <w:szCs w:val="24"/>
+          <w:lang w:eastAsia="es-ES"/>
+        </w:rPr>
+        <w:t xml:space="preserve"> </w:t>
+      </w:r>
+    </w:p>
+    <w:p>
+      <w:pPr>
+        <w:numPr>
+          <w:ilvl w:val="1"/>
+          <w:numId w:val="16"/>
+        </w:numPr>
+        <w:spacing w:before="100" w:beforeAutospacing="1" w:after="100" w:afterAutospacing="1" w:line="240" w:lineRule="auto"/>
+        <w:rPr>
+          <w:rFonts w:ascii="Times New Roman" w:eastAsia="Times New Roman" w:hAnsi="Times New Roman" w:cs="Times New Roman"/>
+          <w:sz w:val="24"/>
+          <w:szCs w:val="24"/>
+          <w:lang w:eastAsia="es-ES"/>
+        </w:rPr>
+      </w:pPr>
+      <w:r>
+        <w:rPr>
+          <w:rFonts w:ascii="Times New Roman" w:eastAsia="Times New Roman" w:hAnsi="Times New Roman" w:cs="Times New Roman"/>
+          <w:sz w:val="24"/>
+          <w:szCs w:val="24"/>
+          <w:lang w:eastAsia="es-ES"/>
+        </w:rPr>
+        <w:t xml:space="preserve">Negro </w:t>
+      </w:r>
+      <w:r>
+        <w:rPr>
+          <w:rFonts w:ascii="Courier New" w:eastAsia="Times New Roman" w:hAnsi="Courier New" w:cs="Courier New"/>
+          <w:sz w:val="20"/>
+          <w:szCs w:val="20"/>
+          <w:lang w:eastAsia="es-ES"/>
+        </w:rPr>
+        <w:t>#222222</w:t>
+      </w:r>
+      <w:r>
+        <w:rPr>
+          <w:rFonts w:ascii="Times New Roman" w:eastAsia="Times New Roman" w:hAnsi="Times New Roman" w:cs="Times New Roman"/>
+          <w:sz w:val="24"/>
+          <w:szCs w:val="24"/>
+          <w:lang w:eastAsia="es-ES"/>
+        </w:rPr>
+        <w:t xml:space="preserve"> (para el fondo del menú y </w:t>
+      </w:r>
+      <w:proofErr w:type="spellStart"/>
+      <w:r>
+        <w:rPr>
+          <w:rFonts w:ascii="Times New Roman" w:eastAsia="Times New Roman" w:hAnsi="Times New Roman" w:cs="Times New Roman"/>
+          <w:sz w:val="24"/>
+          <w:szCs w:val="24"/>
+          <w:lang w:eastAsia="es-ES"/>
+        </w:rPr>
+        <w:t>footer</w:t>
+      </w:r>
+      <w:proofErr w:type="spellEnd"/>
+      <w:r>
+        <w:rPr>
+          <w:rFonts w:ascii="Times New Roman" w:eastAsia="Times New Roman" w:hAnsi="Times New Roman" w:cs="Times New Roman"/>
+          <w:sz w:val="24"/>
+          <w:szCs w:val="24"/>
+          <w:lang w:eastAsia="es-ES"/>
+        </w:rPr>
+        <w:t>)</w:t>
+      </w:r>
+    </w:p>
+    <w:p>
+      <w:pPr>
+        <w:numPr>
+          <w:ilvl w:val="1"/>
+          <w:numId w:val="16"/>
+        </w:numPr>
+        <w:spacing w:before="100" w:beforeAutospacing="1" w:after="100" w:afterAutospacing="1" w:line="240" w:lineRule="auto"/>
+        <w:rPr>
+          <w:rFonts w:ascii="Times New Roman" w:eastAsia="Times New Roman" w:hAnsi="Times New Roman" w:cs="Times New Roman"/>
+          <w:sz w:val="24"/>
+          <w:szCs w:val="24"/>
+          <w:lang w:eastAsia="es-ES"/>
+        </w:rPr>
+      </w:pPr>
+      <w:r>
+        <w:rPr>
+          <w:rFonts w:ascii="Times New Roman" w:eastAsia="Times New Roman" w:hAnsi="Times New Roman" w:cs="Times New Roman"/>
+          <w:sz w:val="24"/>
+          <w:szCs w:val="24"/>
+          <w:lang w:eastAsia="es-ES"/>
+        </w:rPr>
+        <w:t xml:space="preserve">Dorado </w:t>
+      </w:r>
+      <w:r>
+        <w:rPr>
+          <w:rFonts w:ascii="Courier New" w:eastAsia="Times New Roman" w:hAnsi="Courier New" w:cs="Courier New"/>
+          <w:sz w:val="20"/>
+          <w:szCs w:val="20"/>
+          <w:lang w:eastAsia="es-ES"/>
+        </w:rPr>
+        <w:t>#C8A165</w:t>
+      </w:r>
+      <w:r>
+        <w:rPr>
+          <w:rFonts w:ascii="Times New Roman" w:eastAsia="Times New Roman" w:hAnsi="Times New Roman" w:cs="Times New Roman"/>
+          <w:sz w:val="24"/>
+          <w:szCs w:val="24"/>
+          <w:lang w:eastAsia="es-ES"/>
+        </w:rPr>
+        <w:t xml:space="preserve"> (para botones y títulos llamativos)</w:t>
+      </w:r>
+    </w:p>
+    <w:p>
+      <w:pPr>
+        <w:numPr>
+          <w:ilvl w:val="1"/>
+          <w:numId w:val="16"/>
+        </w:numPr>
+        <w:spacing w:before="100" w:beforeAutospacing="1" w:after="100" w:afterAutospacing="1" w:line="240" w:lineRule="auto"/>
+        <w:rPr>
+          <w:rFonts w:ascii="Times New Roman" w:eastAsia="Times New Roman" w:hAnsi="Times New Roman" w:cs="Times New Roman"/>
+          <w:sz w:val="24"/>
+          <w:szCs w:val="24"/>
+          <w:lang w:eastAsia="es-ES"/>
+        </w:rPr>
+      </w:pPr>
+      <w:r>
+        <w:rPr>
+          <w:rFonts w:ascii="Times New Roman" w:eastAsia="Times New Roman" w:hAnsi="Times New Roman" w:cs="Times New Roman"/>
+          <w:sz w:val="24"/>
+          <w:szCs w:val="24"/>
+          <w:lang w:eastAsia="es-ES"/>
+        </w:rPr>
+        <w:t xml:space="preserve">Gris claro </w:t>
+      </w:r>
+      <w:r>
+        <w:rPr>
+          <w:rFonts w:ascii="Courier New" w:eastAsia="Times New Roman" w:hAnsi="Courier New" w:cs="Courier New"/>
+          <w:sz w:val="20"/>
+          <w:szCs w:val="20"/>
+          <w:lang w:eastAsia="es-ES"/>
+        </w:rPr>
+        <w:t>#E0E0E0</w:t>
+      </w:r>
+      <w:r>
+        <w:rPr>
+          <w:rFonts w:ascii="Times New Roman" w:eastAsia="Times New Roman" w:hAnsi="Times New Roman" w:cs="Times New Roman"/>
+          <w:sz w:val="24"/>
+          <w:szCs w:val="24"/>
+          <w:lang w:eastAsia="es-ES"/>
+        </w:rPr>
+        <w:t xml:space="preserve"> (para fondo del contenido y mejorar contraste)</w:t>
+      </w:r>
+    </w:p>
+    <w:p>
+      <w:pPr>
+        <w:numPr>
+          <w:ilvl w:val="1"/>
+          <w:numId w:val="16"/>
+        </w:numPr>
+        <w:spacing w:before="100" w:beforeAutospacing="1" w:after="100" w:afterAutospacing="1" w:line="240" w:lineRule="auto"/>
+        <w:rPr>
+          <w:rFonts w:ascii="Times New Roman" w:eastAsia="Times New Roman" w:hAnsi="Times New Roman" w:cs="Times New Roman"/>
+          <w:sz w:val="24"/>
+          <w:szCs w:val="24"/>
+          <w:lang w:eastAsia="es-ES"/>
+        </w:rPr>
+      </w:pPr>
+      <w:r>
+        <w:rPr>
+          <w:rFonts w:ascii="Times New Roman" w:eastAsia="Times New Roman" w:hAnsi="Times New Roman" w:cs="Times New Roman"/>
+          <w:sz w:val="24"/>
+          <w:szCs w:val="24"/>
+          <w:lang w:eastAsia="es-ES"/>
+        </w:rPr>
+        <w:t xml:space="preserve">Blanco </w:t>
+      </w:r>
+      <w:r>
+        <w:rPr>
+          <w:rFonts w:ascii="Courier New" w:eastAsia="Times New Roman" w:hAnsi="Courier New" w:cs="Courier New"/>
+          <w:sz w:val="20"/>
+          <w:szCs w:val="20"/>
+          <w:lang w:eastAsia="es-ES"/>
+        </w:rPr>
+        <w:t>#FFFFFF</w:t>
+      </w:r>
+      <w:r>
+        <w:rPr>
+          <w:rFonts w:ascii="Times New Roman" w:eastAsia="Times New Roman" w:hAnsi="Times New Roman" w:cs="Times New Roman"/>
+          <w:sz w:val="24"/>
+          <w:szCs w:val="24"/>
+          <w:lang w:eastAsia="es-ES"/>
+        </w:rPr>
+        <w:t xml:space="preserve"> (para los textos sobre negro)</w:t>
+      </w:r>
+    </w:p>
+    <w:p>
+      <w:pPr>
+        <w:spacing w:before="100" w:beforeAutospacing="1" w:after="100" w:afterAutospacing="1" w:line="240" w:lineRule="auto"/>
+        <w:outlineLvl w:val="2"/>
         <w:rPr>
           <w:rFonts w:ascii="Times New Roman" w:eastAsia="Times New Roman" w:hAnsi="Times New Roman" w:cs="Times New Roman"/>
           <w:b/>
@@ -3156,332 +1830,17 @@
           <w:szCs w:val="27"/>
           <w:lang w:eastAsia="es-ES"/>
         </w:rPr>
-        <w:t xml:space="preserve">2. Estilo Moderno y Elegante (Negro + Dorado) </w:t>
-      </w:r>
-      <w:r>
-        <w:rPr>
-          <w:rFonts w:ascii="Segoe UI Symbol" w:eastAsia="Times New Roman" w:hAnsi="Segoe UI Symbol" w:cs="Segoe UI Symbol"/>
+      </w:pPr>
+      <w:r>
+        <w:rPr>
+          <w:rFonts w:ascii="Times New Roman" w:eastAsia="Times New Roman" w:hAnsi="Times New Roman" w:cs="Times New Roman"/>
           <w:b/>
           <w:bCs/>
           <w:sz w:val="27"/>
           <w:szCs w:val="27"/>
           <w:lang w:eastAsia="es-ES"/>
         </w:rPr>
-        <w:t>🖤✨</w:t>
-      </w:r>
-    </w:p>
-    <w:p>
-      <w:pPr>
-        <w:spacing w:before="100" w:beforeAutospacing="1" w:after="100" w:afterAutospacing="1" w:line="240" w:lineRule="auto"/>
-        <w:rPr>
-          <w:rFonts w:ascii="Times New Roman" w:eastAsia="Times New Roman" w:hAnsi="Times New Roman" w:cs="Times New Roman"/>
-          <w:sz w:val="24"/>
-          <w:szCs w:val="24"/>
-          <w:lang w:eastAsia="es-ES"/>
-        </w:rPr>
-      </w:pPr>
-      <w:r>
-        <w:rPr>
-          <w:rFonts w:ascii="Times New Roman" w:eastAsia="Times New Roman" w:hAnsi="Times New Roman" w:cs="Times New Roman"/>
-          <w:sz w:val="24"/>
-          <w:szCs w:val="24"/>
-          <w:lang w:eastAsia="es-ES"/>
-        </w:rPr>
-        <w:t>Si quieres que tenga un diseño más sofisticado.</w:t>
-      </w:r>
-    </w:p>
-    <w:p>
-      <w:pPr>
-        <w:numPr>
-          <w:ilvl w:val="0"/>
-          <w:numId w:val="16"/>
-        </w:numPr>
-        <w:spacing w:before="100" w:beforeAutospacing="1" w:after="100" w:afterAutospacing="1" w:line="240" w:lineRule="auto"/>
-        <w:rPr>
-          <w:rFonts w:ascii="Times New Roman" w:eastAsia="Times New Roman" w:hAnsi="Times New Roman" w:cs="Times New Roman"/>
-          <w:sz w:val="24"/>
-          <w:szCs w:val="24"/>
-          <w:lang w:eastAsia="es-ES"/>
-        </w:rPr>
-      </w:pPr>
-      <w:r>
-        <w:rPr>
-          <w:rFonts w:ascii="Times New Roman" w:eastAsia="Times New Roman" w:hAnsi="Times New Roman" w:cs="Times New Roman"/>
-          <w:b/>
-          <w:bCs/>
-          <w:sz w:val="24"/>
-          <w:szCs w:val="24"/>
-          <w:lang w:eastAsia="es-ES"/>
-        </w:rPr>
-        <w:t>Fondo:</w:t>
-      </w:r>
-      <w:r>
-        <w:rPr>
-          <w:rFonts w:ascii="Times New Roman" w:eastAsia="Times New Roman" w:hAnsi="Times New Roman" w:cs="Times New Roman"/>
-          <w:sz w:val="24"/>
-          <w:szCs w:val="24"/>
-          <w:lang w:eastAsia="es-ES"/>
-        </w:rPr>
-        <w:t xml:space="preserve"> Imagen de perros en blanco y negro con un filtro oscuro semitransparente.</w:t>
-      </w:r>
-    </w:p>
-    <w:p>
-      <w:pPr>
-        <w:numPr>
-          <w:ilvl w:val="0"/>
-          <w:numId w:val="16"/>
-        </w:numPr>
-        <w:spacing w:before="100" w:beforeAutospacing="1" w:after="100" w:afterAutospacing="1" w:line="240" w:lineRule="auto"/>
-        <w:rPr>
-          <w:rFonts w:ascii="Times New Roman" w:eastAsia="Times New Roman" w:hAnsi="Times New Roman" w:cs="Times New Roman"/>
-          <w:sz w:val="24"/>
-          <w:szCs w:val="24"/>
-          <w:lang w:eastAsia="es-ES"/>
-        </w:rPr>
-      </w:pPr>
-      <w:r>
-        <w:rPr>
-          <w:rFonts w:ascii="Times New Roman" w:eastAsia="Times New Roman" w:hAnsi="Times New Roman" w:cs="Times New Roman"/>
-          <w:b/>
-          <w:bCs/>
-          <w:sz w:val="24"/>
-          <w:szCs w:val="24"/>
-          <w:lang w:eastAsia="es-ES"/>
-        </w:rPr>
-        <w:t>Colores principales:</w:t>
-      </w:r>
-      <w:r>
-        <w:rPr>
-          <w:rFonts w:ascii="Times New Roman" w:eastAsia="Times New Roman" w:hAnsi="Times New Roman" w:cs="Times New Roman"/>
-          <w:sz w:val="24"/>
-          <w:szCs w:val="24"/>
-          <w:lang w:eastAsia="es-ES"/>
-        </w:rPr>
-        <w:t xml:space="preserve"> </w:t>
-      </w:r>
-    </w:p>
-    <w:p>
-      <w:pPr>
-        <w:numPr>
-          <w:ilvl w:val="1"/>
-          <w:numId w:val="16"/>
-        </w:numPr>
-        <w:spacing w:before="100" w:beforeAutospacing="1" w:after="100" w:afterAutospacing="1" w:line="240" w:lineRule="auto"/>
-        <w:rPr>
-          <w:rFonts w:ascii="Times New Roman" w:eastAsia="Times New Roman" w:hAnsi="Times New Roman" w:cs="Times New Roman"/>
-          <w:sz w:val="24"/>
-          <w:szCs w:val="24"/>
-          <w:lang w:eastAsia="es-ES"/>
-        </w:rPr>
-      </w:pPr>
-      <w:r>
-        <w:rPr>
-          <w:rFonts w:ascii="Times New Roman" w:eastAsia="Times New Roman" w:hAnsi="Times New Roman" w:cs="Times New Roman"/>
-          <w:sz w:val="24"/>
-          <w:szCs w:val="24"/>
-          <w:lang w:eastAsia="es-ES"/>
-        </w:rPr>
-        <w:t xml:space="preserve">Negro </w:t>
-      </w:r>
-      <w:r>
-        <w:rPr>
-          <w:rFonts w:ascii="Courier New" w:eastAsia="Times New Roman" w:hAnsi="Courier New" w:cs="Courier New"/>
-          <w:sz w:val="20"/>
-          <w:szCs w:val="20"/>
-          <w:lang w:eastAsia="es-ES"/>
-        </w:rPr>
-        <w:t>#222222</w:t>
-      </w:r>
-      <w:r>
-        <w:rPr>
-          <w:rFonts w:ascii="Times New Roman" w:eastAsia="Times New Roman" w:hAnsi="Times New Roman" w:cs="Times New Roman"/>
-          <w:sz w:val="24"/>
-          <w:szCs w:val="24"/>
-          <w:lang w:eastAsia="es-ES"/>
-        </w:rPr>
-        <w:t xml:space="preserve"> (para el fondo del menú y </w:t>
-      </w:r>
-      <w:proofErr w:type="spellStart"/>
-      <w:r>
-        <w:rPr>
-          <w:rFonts w:ascii="Times New Roman" w:eastAsia="Times New Roman" w:hAnsi="Times New Roman" w:cs="Times New Roman"/>
-          <w:sz w:val="24"/>
-          <w:szCs w:val="24"/>
-          <w:lang w:eastAsia="es-ES"/>
-        </w:rPr>
-        <w:t>footer</w:t>
-      </w:r>
-      <w:proofErr w:type="spellEnd"/>
-      <w:r>
-        <w:rPr>
-          <w:rFonts w:ascii="Times New Roman" w:eastAsia="Times New Roman" w:hAnsi="Times New Roman" w:cs="Times New Roman"/>
-          <w:sz w:val="24"/>
-          <w:szCs w:val="24"/>
-          <w:lang w:eastAsia="es-ES"/>
-        </w:rPr>
-        <w:t>)</w:t>
-      </w:r>
-    </w:p>
-    <w:p>
-      <w:pPr>
-        <w:numPr>
-          <w:ilvl w:val="1"/>
-          <w:numId w:val="16"/>
-        </w:numPr>
-        <w:spacing w:before="100" w:beforeAutospacing="1" w:after="100" w:afterAutospacing="1" w:line="240" w:lineRule="auto"/>
-        <w:rPr>
-          <w:rFonts w:ascii="Times New Roman" w:eastAsia="Times New Roman" w:hAnsi="Times New Roman" w:cs="Times New Roman"/>
-          <w:sz w:val="24"/>
-          <w:szCs w:val="24"/>
-          <w:lang w:eastAsia="es-ES"/>
-        </w:rPr>
-      </w:pPr>
-      <w:r>
-        <w:rPr>
-          <w:rFonts w:ascii="Times New Roman" w:eastAsia="Times New Roman" w:hAnsi="Times New Roman" w:cs="Times New Roman"/>
-          <w:sz w:val="24"/>
-          <w:szCs w:val="24"/>
-          <w:lang w:eastAsia="es-ES"/>
-        </w:rPr>
-        <w:t xml:space="preserve">Dorado </w:t>
-      </w:r>
-      <w:r>
-        <w:rPr>
-          <w:rFonts w:ascii="Courier New" w:eastAsia="Times New Roman" w:hAnsi="Courier New" w:cs="Courier New"/>
-          <w:sz w:val="20"/>
-          <w:szCs w:val="20"/>
-          <w:lang w:eastAsia="es-ES"/>
-        </w:rPr>
-        <w:t>#C8A165</w:t>
-      </w:r>
-      <w:r>
-        <w:rPr>
-          <w:rFonts w:ascii="Times New Roman" w:eastAsia="Times New Roman" w:hAnsi="Times New Roman" w:cs="Times New Roman"/>
-          <w:sz w:val="24"/>
-          <w:szCs w:val="24"/>
-          <w:lang w:eastAsia="es-ES"/>
-        </w:rPr>
-        <w:t xml:space="preserve"> (para botones y títulos llamativos)</w:t>
-      </w:r>
-    </w:p>
-    <w:p>
-      <w:pPr>
-        <w:numPr>
-          <w:ilvl w:val="1"/>
-          <w:numId w:val="16"/>
-        </w:numPr>
-        <w:spacing w:before="100" w:beforeAutospacing="1" w:after="100" w:afterAutospacing="1" w:line="240" w:lineRule="auto"/>
-        <w:rPr>
-          <w:rFonts w:ascii="Times New Roman" w:eastAsia="Times New Roman" w:hAnsi="Times New Roman" w:cs="Times New Roman"/>
-          <w:sz w:val="24"/>
-          <w:szCs w:val="24"/>
-          <w:lang w:eastAsia="es-ES"/>
-        </w:rPr>
-      </w:pPr>
-      <w:r>
-        <w:rPr>
-          <w:rFonts w:ascii="Times New Roman" w:eastAsia="Times New Roman" w:hAnsi="Times New Roman" w:cs="Times New Roman"/>
-          <w:sz w:val="24"/>
-          <w:szCs w:val="24"/>
-          <w:lang w:eastAsia="es-ES"/>
-        </w:rPr>
-        <w:t xml:space="preserve">Gris claro </w:t>
-      </w:r>
-      <w:r>
-        <w:rPr>
-          <w:rFonts w:ascii="Courier New" w:eastAsia="Times New Roman" w:hAnsi="Courier New" w:cs="Courier New"/>
-          <w:sz w:val="20"/>
-          <w:szCs w:val="20"/>
-          <w:lang w:eastAsia="es-ES"/>
-        </w:rPr>
-        <w:t>#E0E0E0</w:t>
-      </w:r>
-      <w:r>
-        <w:rPr>
-          <w:rFonts w:ascii="Times New Roman" w:eastAsia="Times New Roman" w:hAnsi="Times New Roman" w:cs="Times New Roman"/>
-          <w:sz w:val="24"/>
-          <w:szCs w:val="24"/>
-          <w:lang w:eastAsia="es-ES"/>
-        </w:rPr>
-        <w:t xml:space="preserve"> (para fondo del contenido y mejorar contraste)</w:t>
-      </w:r>
-    </w:p>
-    <w:p>
-      <w:pPr>
-        <w:numPr>
-          <w:ilvl w:val="1"/>
-          <w:numId w:val="16"/>
-        </w:numPr>
-        <w:spacing w:before="100" w:beforeAutospacing="1" w:after="100" w:afterAutospacing="1" w:line="240" w:lineRule="auto"/>
-        <w:rPr>
-          <w:rFonts w:ascii="Times New Roman" w:eastAsia="Times New Roman" w:hAnsi="Times New Roman" w:cs="Times New Roman"/>
-          <w:sz w:val="24"/>
-          <w:szCs w:val="24"/>
-          <w:lang w:eastAsia="es-ES"/>
-        </w:rPr>
-      </w:pPr>
-      <w:r>
-        <w:rPr>
-          <w:rFonts w:ascii="Times New Roman" w:eastAsia="Times New Roman" w:hAnsi="Times New Roman" w:cs="Times New Roman"/>
-          <w:sz w:val="24"/>
-          <w:szCs w:val="24"/>
-          <w:lang w:eastAsia="es-ES"/>
-        </w:rPr>
-        <w:t xml:space="preserve">Blanco </w:t>
-      </w:r>
-      <w:r>
-        <w:rPr>
-          <w:rFonts w:ascii="Courier New" w:eastAsia="Times New Roman" w:hAnsi="Courier New" w:cs="Courier New"/>
-          <w:sz w:val="20"/>
-          <w:szCs w:val="20"/>
-          <w:lang w:eastAsia="es-ES"/>
-        </w:rPr>
-        <w:t>#FFFFFF</w:t>
-      </w:r>
-      <w:r>
-        <w:rPr>
-          <w:rFonts w:ascii="Times New Roman" w:eastAsia="Times New Roman" w:hAnsi="Times New Roman" w:cs="Times New Roman"/>
-          <w:sz w:val="24"/>
-          <w:szCs w:val="24"/>
-          <w:lang w:eastAsia="es-ES"/>
-        </w:rPr>
-        <w:t xml:space="preserve"> (para los textos sobre negro)</w:t>
-      </w:r>
-    </w:p>
-    <w:p>
-      <w:pPr>
-        <w:spacing w:before="100" w:beforeAutospacing="1" w:after="100" w:afterAutospacing="1" w:line="240" w:lineRule="auto"/>
-        <w:outlineLvl w:val="2"/>
-        <w:rPr>
-          <w:rFonts w:ascii="Times New Roman" w:eastAsia="Times New Roman" w:hAnsi="Times New Roman" w:cs="Times New Roman"/>
-          <w:b/>
-          <w:bCs/>
-          <w:sz w:val="27"/>
-          <w:szCs w:val="27"/>
-          <w:lang w:eastAsia="es-ES"/>
-        </w:rPr>
-      </w:pPr>
-      <w:r>
-        <w:rPr>
-          <w:rFonts w:ascii="Times New Roman" w:eastAsia="Times New Roman" w:hAnsi="Times New Roman" w:cs="Times New Roman"/>
-          <w:b/>
-          <w:bCs/>
-          <w:sz w:val="27"/>
-          <w:szCs w:val="27"/>
-          <w:lang w:eastAsia="es-ES"/>
-        </w:rPr>
         <w:t xml:space="preserve">3. Estilo Verde Natural </w:t>
-      </w:r>
-      <w:r>
-        <w:rPr>
-          <w:rFonts w:ascii="Segoe UI Symbol" w:eastAsia="Times New Roman" w:hAnsi="Segoe UI Symbol" w:cs="Segoe UI Symbol"/>
-          <w:b/>
-          <w:bCs/>
-          <w:sz w:val="27"/>
-          <w:szCs w:val="27"/>
-          <w:lang w:eastAsia="es-ES"/>
-        </w:rPr>
-        <w:t>🌿</w:t>
       </w:r>
     </w:p>
     <w:p>
@@ -3721,7 +2080,6 @@
           <w:szCs w:val="24"/>
           <w:lang w:eastAsia="es-ES"/>
         </w:rPr>
-        <w:lastRenderedPageBreak/>
         <w:t xml:space="preserve">Blanco </w:t>
       </w:r>
       <w:r>
@@ -3791,7 +2149,16 @@
           <w:szCs w:val="24"/>
           <w:lang w:eastAsia="es-ES"/>
         </w:rPr>
-        <w:t xml:space="preserve">Son barras laterales, podemos hacerla dinámica, es decir, que se </w:t>
+        <w:t>Son barras laterales, podemos hacerla dinámica, es deci</w:t>
+      </w:r>
+      <w:r>
+        <w:rPr>
+          <w:rFonts w:ascii="Times New Roman" w:eastAsia="Times New Roman" w:hAnsi="Times New Roman" w:cs="Times New Roman"/>
+          <w:sz w:val="24"/>
+          <w:szCs w:val="24"/>
+          <w:lang w:eastAsia="es-ES"/>
+        </w:rPr>
+        <w:t xml:space="preserve">r, que se </w:t>
       </w:r>
       <w:proofErr w:type="spellStart"/>
       <w:r>
@@ -3831,7 +2198,47 @@
           <w:szCs w:val="24"/>
           <w:lang w:eastAsia="es-ES"/>
         </w:rPr>
-        <w:t xml:space="preserve">, pero no </w:t>
+        <w:t>.</w:t>
+      </w:r>
+    </w:p>
+    <w:p>
+      <w:pPr>
+        <w:spacing w:before="100" w:beforeAutospacing="1" w:after="100" w:afterAutospacing="1" w:line="240" w:lineRule="auto"/>
+        <w:rPr>
+          <w:rFonts w:ascii="Times New Roman" w:eastAsia="Times New Roman" w:hAnsi="Times New Roman" w:cs="Times New Roman"/>
+          <w:sz w:val="24"/>
+          <w:szCs w:val="24"/>
+          <w:lang w:eastAsia="es-ES"/>
+        </w:rPr>
+      </w:pPr>
+      <w:r>
+        <w:rPr>
+          <w:rFonts w:ascii="Times New Roman" w:eastAsia="Times New Roman" w:hAnsi="Times New Roman" w:cs="Times New Roman"/>
+          <w:sz w:val="24"/>
+          <w:szCs w:val="24"/>
+          <w:lang w:eastAsia="es-ES"/>
+        </w:rPr>
+        <w:t>Propuesta:</w:t>
+      </w:r>
+    </w:p>
+    <w:p>
+      <w:pPr>
+        <w:spacing w:before="100" w:beforeAutospacing="1" w:after="100" w:afterAutospacing="1" w:line="240" w:lineRule="auto"/>
+        <w:rPr>
+          <w:rFonts w:ascii="Times New Roman" w:eastAsia="Times New Roman" w:hAnsi="Times New Roman" w:cs="Times New Roman"/>
+          <w:sz w:val="24"/>
+          <w:szCs w:val="24"/>
+          <w:lang w:eastAsia="es-ES"/>
+        </w:rPr>
+      </w:pPr>
+      <w:r>
+        <w:rPr>
+          <w:rFonts w:ascii="Times New Roman" w:eastAsia="Times New Roman" w:hAnsi="Times New Roman" w:cs="Times New Roman"/>
+          <w:sz w:val="24"/>
+          <w:szCs w:val="24"/>
+          <w:lang w:eastAsia="es-ES"/>
+        </w:rPr>
+        <w:t xml:space="preserve">En la paginas de los perros, que la barra de navegación en su misma página sea en una barra lateral </w:t>
       </w:r>
       <w:proofErr w:type="spellStart"/>
       <w:r>
@@ -3841,7 +2248,7 @@
           <w:szCs w:val="24"/>
           <w:lang w:eastAsia="es-ES"/>
         </w:rPr>
-        <w:t>se</w:t>
+        <w:t>deplegable</w:t>
       </w:r>
       <w:proofErr w:type="spellEnd"/>
       <w:r>
@@ -3851,7 +2258,7 @@
           <w:szCs w:val="24"/>
           <w:lang w:eastAsia="es-ES"/>
         </w:rPr>
-        <w:t xml:space="preserve"> </w:t>
+        <w:t xml:space="preserve"> (se verá en el </w:t>
       </w:r>
       <w:proofErr w:type="spellStart"/>
       <w:r>
@@ -3861,7 +2268,7 @@
           <w:szCs w:val="24"/>
           <w:lang w:eastAsia="es-ES"/>
         </w:rPr>
-        <w:t>que</w:t>
+        <w:t>mockup</w:t>
       </w:r>
       <w:proofErr w:type="spellEnd"/>
       <w:r>
@@ -3871,185 +2278,8 @@
           <w:szCs w:val="24"/>
           <w:lang w:eastAsia="es-ES"/>
         </w:rPr>
-        <w:t xml:space="preserve"> tipo de navegación poner en ella, o estática, con información redundante de algún tipo.</w:t>
-      </w:r>
-    </w:p>
-    <w:p>
-      <w:pPr>
-        <w:spacing w:before="100" w:beforeAutospacing="1" w:after="100" w:afterAutospacing="1" w:line="240" w:lineRule="auto"/>
-        <w:rPr>
-          <w:rFonts w:ascii="Times New Roman" w:eastAsia="Times New Roman" w:hAnsi="Times New Roman" w:cs="Times New Roman"/>
-          <w:sz w:val="24"/>
-          <w:szCs w:val="24"/>
-          <w:lang w:eastAsia="es-ES"/>
-        </w:rPr>
-      </w:pPr>
-      <w:r>
-        <w:rPr>
-          <w:rFonts w:ascii="Times New Roman" w:eastAsia="Times New Roman" w:hAnsi="Times New Roman" w:cs="Times New Roman"/>
-          <w:sz w:val="24"/>
-          <w:szCs w:val="24"/>
-          <w:lang w:eastAsia="es-ES"/>
-        </w:rPr>
-        <w:t>Propuesta:</w:t>
-      </w:r>
-    </w:p>
-    <w:p>
-      <w:pPr>
-        <w:spacing w:before="100" w:beforeAutospacing="1" w:after="100" w:afterAutospacing="1" w:line="240" w:lineRule="auto"/>
-        <w:rPr>
-          <w:rFonts w:ascii="Times New Roman" w:eastAsia="Times New Roman" w:hAnsi="Times New Roman" w:cs="Times New Roman"/>
-          <w:sz w:val="24"/>
-          <w:szCs w:val="24"/>
-          <w:lang w:eastAsia="es-ES"/>
-        </w:rPr>
-      </w:pPr>
-      <w:r>
-        <w:rPr>
-          <w:rFonts w:ascii="Times New Roman" w:eastAsia="Times New Roman" w:hAnsi="Times New Roman" w:cs="Times New Roman"/>
-          <w:sz w:val="24"/>
-          <w:szCs w:val="24"/>
-          <w:lang w:eastAsia="es-ES"/>
-        </w:rPr>
-        <w:t xml:space="preserve">En la paginas de los perros, que la barra de navegación en su misma página sea en una barra lateral </w:t>
-      </w:r>
-      <w:proofErr w:type="spellStart"/>
-      <w:r>
-        <w:rPr>
-          <w:rFonts w:ascii="Times New Roman" w:eastAsia="Times New Roman" w:hAnsi="Times New Roman" w:cs="Times New Roman"/>
-          <w:sz w:val="24"/>
-          <w:szCs w:val="24"/>
-          <w:lang w:eastAsia="es-ES"/>
-        </w:rPr>
-        <w:t>deplegable</w:t>
-      </w:r>
-      <w:proofErr w:type="spellEnd"/>
-      <w:r>
-        <w:rPr>
-          <w:rFonts w:ascii="Times New Roman" w:eastAsia="Times New Roman" w:hAnsi="Times New Roman" w:cs="Times New Roman"/>
-          <w:sz w:val="24"/>
-          <w:szCs w:val="24"/>
-          <w:lang w:eastAsia="es-ES"/>
-        </w:rPr>
-        <w:t xml:space="preserve"> (se verá en el mockup).</w:t>
-      </w:r>
-      <w:bookmarkStart w:id="0" w:name="_GoBack"/>
-      <w:bookmarkEnd w:id="0"/>
-    </w:p>
-    <w:p>
-      <w:pPr>
-        <w:spacing w:before="100" w:beforeAutospacing="1" w:after="100" w:afterAutospacing="1" w:line="240" w:lineRule="auto"/>
-        <w:outlineLvl w:val="1"/>
-        <w:rPr>
-          <w:rFonts w:ascii="Times New Roman" w:eastAsia="Times New Roman" w:hAnsi="Times New Roman" w:cs="Times New Roman"/>
-          <w:b/>
-          <w:bCs/>
-          <w:sz w:val="36"/>
-          <w:szCs w:val="36"/>
-          <w:lang w:eastAsia="es-ES"/>
-        </w:rPr>
-      </w:pPr>
-      <w:r>
-        <w:rPr>
-          <w:rFonts w:ascii="Times New Roman" w:eastAsia="Times New Roman" w:hAnsi="Times New Roman" w:cs="Times New Roman"/>
-          <w:b/>
-          <w:bCs/>
-          <w:sz w:val="36"/>
-          <w:szCs w:val="36"/>
-          <w:lang w:eastAsia="es-ES"/>
-        </w:rPr>
-        <w:t>3</w:t>
-      </w:r>
-      <w:r>
-        <w:rPr>
-          <w:rFonts w:ascii="Times New Roman" w:eastAsia="Times New Roman" w:hAnsi="Times New Roman" w:cs="Times New Roman"/>
-          <w:b/>
-          <w:bCs/>
-          <w:sz w:val="36"/>
-          <w:szCs w:val="36"/>
-          <w:lang w:eastAsia="es-ES"/>
-        </w:rPr>
-        <w:t>. Planificación y Tareas</w:t>
-      </w:r>
-    </w:p>
-    <w:p>
-      <w:pPr>
-        <w:rPr>
-          <w:b/>
-          <w:sz w:val="36"/>
-        </w:rPr>
-      </w:pPr>
-      <w:r>
-        <w:rPr>
-          <w:b/>
-          <w:sz w:val="36"/>
-        </w:rPr>
-        <w:t>IMPORTANTE:</w:t>
-      </w:r>
-    </w:p>
-    <w:p>
-      <w:pPr>
-        <w:rPr>
-          <w:b/>
-          <w:sz w:val="36"/>
-        </w:rPr>
-      </w:pPr>
-      <w:r>
-        <w:rPr>
-          <w:b/>
-          <w:sz w:val="36"/>
-        </w:rPr>
-        <w:t>HACER 1 COMMIT POR CADA CONTENEDOR O CAMBIO ESTÚPIDO QUE SE HAGA, YA SE QUE ES UN COÑAZO, PERO QUE NO PASE COMO EL AÑO PASADO</w:t>
-      </w:r>
-      <w:r>
-        <w:rPr>
-          <w:b/>
-          <w:sz w:val="36"/>
-        </w:rPr>
-        <w:t>.</w:t>
-      </w:r>
-    </w:p>
-    <w:p>
-      <w:pPr>
-        <w:rPr>
-          <w:b/>
-          <w:sz w:val="36"/>
-        </w:rPr>
-      </w:pPr>
-    </w:p>
-    <w:p>
-      <w:pPr>
-        <w:rPr>
-          <w:sz w:val="24"/>
-        </w:rPr>
-      </w:pPr>
-      <w:r>
-        <w:rPr>
-          <w:sz w:val="24"/>
-        </w:rPr>
-        <w:t xml:space="preserve">Haremos un </w:t>
-      </w:r>
-      <w:proofErr w:type="spellStart"/>
-      <w:r>
-        <w:rPr>
-          <w:sz w:val="24"/>
-        </w:rPr>
-        <w:t>trello</w:t>
-      </w:r>
-      <w:proofErr w:type="spellEnd"/>
-      <w:r>
-        <w:rPr>
-          <w:sz w:val="24"/>
-        </w:rPr>
-        <w:t xml:space="preserve"> si es necesario para repartir el contenido</w:t>
-      </w:r>
-    </w:p>
-    <w:p>
-      <w:pPr>
-        <w:rPr>
-          <w:sz w:val="24"/>
-        </w:rPr>
-      </w:pPr>
+        <w:t>).</w:t>
+      </w:r>
     </w:p>
     <w:sectPr>
       <w:pgSz w:w="11906" w:h="16838"/>

--- a/Trabajo Perros.docx
+++ b/Trabajo Perros.docx
@@ -68,8 +68,6 @@
         </w:rPr>
         <w:t>Este documento describe la planificación y desarrollo del proyecto de lenguaje de marcas, cuyo objetivo es la creación de un sitio web sobre perros de caza. Se detallan las tareas a realizar, la estructura de la web y el proceso de publicación en un hosting gratuito.</w:t>
       </w:r>
-      <w:bookmarkStart w:id="0" w:name="_GoBack"/>
-      <w:bookmarkEnd w:id="0"/>
     </w:p>
     <w:p>
       <w:pPr>
@@ -596,6 +594,35 @@
         </w:rPr>
         <w:t>.</w:t>
       </w:r>
+      <w:r>
+        <w:rPr>
+          <w:rFonts w:ascii="Times New Roman" w:eastAsia="Times New Roman" w:hAnsi="Times New Roman" w:cs="Times New Roman"/>
+          <w:sz w:val="24"/>
+          <w:szCs w:val="24"/>
+          <w:lang w:eastAsia="es-ES"/>
+        </w:rPr>
+        <w:t xml:space="preserve"> Este apartado es de relleno para encajar varias peticiones del trabajo, </w:t>
+      </w:r>
+      <w:proofErr w:type="gramStart"/>
+      <w:r>
+        <w:rPr>
+          <w:rFonts w:ascii="Times New Roman" w:eastAsia="Times New Roman" w:hAnsi="Times New Roman" w:cs="Times New Roman"/>
+          <w:sz w:val="24"/>
+          <w:szCs w:val="24"/>
+          <w:lang w:eastAsia="es-ES"/>
+        </w:rPr>
+        <w:t>que</w:t>
+      </w:r>
+      <w:proofErr w:type="gramEnd"/>
+      <w:r>
+        <w:rPr>
+          <w:rFonts w:ascii="Times New Roman" w:eastAsia="Times New Roman" w:hAnsi="Times New Roman" w:cs="Times New Roman"/>
+          <w:sz w:val="24"/>
+          <w:szCs w:val="24"/>
+          <w:lang w:eastAsia="es-ES"/>
+        </w:rPr>
+        <w:t xml:space="preserve"> de otro modo, sería muy complicadas de incluir.</w:t>
+      </w:r>
     </w:p>
     <w:p>
       <w:pPr>
@@ -646,7 +673,7 @@
           <w:szCs w:val="24"/>
           <w:lang w:eastAsia="es-ES"/>
         </w:rPr>
-        <w:t xml:space="preserve"> para consultas o sugerencias, por añadir un formulario.</w:t>
+        <w:t xml:space="preserve"> para consultas o sugerencias, por añadir un formulario, pero este apartado sobra un poco.</w:t>
       </w:r>
     </w:p>
     <w:p>
@@ -679,6 +706,7 @@
           <w:szCs w:val="24"/>
           <w:lang w:eastAsia="es-ES"/>
         </w:rPr>
+        <w:lastRenderedPageBreak/>
         <w:t>Detalles aparte:</w:t>
       </w:r>
     </w:p>
@@ -706,7 +734,6 @@
           <w:szCs w:val="23"/>
           <w:lang w:eastAsia="es-ES"/>
         </w:rPr>
-        <w:lastRenderedPageBreak/>
         <w:t>Al menos en una página debe existir enlaces a la misma página.</w:t>
       </w:r>
     </w:p>
@@ -1138,10 +1165,1574 @@
           <w:lang w:eastAsia="es-ES"/>
         </w:rPr>
       </w:pPr>
+      <w:r>
+        <w:rPr>
+          <w:rFonts w:ascii="Times New Roman" w:eastAsia="Times New Roman" w:hAnsi="Times New Roman" w:cs="Times New Roman"/>
+          <w:sz w:val="24"/>
+          <w:szCs w:val="24"/>
+          <w:lang w:eastAsia="es-ES"/>
+        </w:rPr>
+        <w:t>Para la tabla, te paso ejemplos para que se vean, son propuestas simples, con posibilidad de modificarlas o desecharlas:</w:t>
+      </w:r>
     </w:p>
     <w:p>
       <w:pPr>
         <w:spacing w:before="100" w:beforeAutospacing="1" w:after="100" w:afterAutospacing="1" w:line="240" w:lineRule="auto"/>
+        <w:rPr>
+          <w:rFonts w:ascii="Times New Roman" w:eastAsia="Times New Roman" w:hAnsi="Times New Roman" w:cs="Times New Roman"/>
+          <w:sz w:val="24"/>
+          <w:szCs w:val="24"/>
+          <w:lang w:eastAsia="es-ES"/>
+        </w:rPr>
+      </w:pPr>
+      <w:proofErr w:type="gramStart"/>
+      <w:r>
+        <w:rPr>
+          <w:rFonts w:ascii="Times New Roman" w:eastAsia="Times New Roman" w:hAnsi="Symbol" w:cs="Times New Roman"/>
+          <w:sz w:val="24"/>
+          <w:szCs w:val="24"/>
+          <w:lang w:eastAsia="es-ES"/>
+        </w:rPr>
+        <w:t></w:t>
+      </w:r>
+      <w:r>
+        <w:rPr>
+          <w:rFonts w:ascii="Times New Roman" w:eastAsia="Times New Roman" w:hAnsi="Times New Roman" w:cs="Times New Roman"/>
+          <w:sz w:val="24"/>
+          <w:szCs w:val="24"/>
+          <w:lang w:eastAsia="es-ES"/>
+        </w:rPr>
+        <w:t xml:space="preserve">  </w:t>
+      </w:r>
+      <w:r>
+        <w:rPr>
+          <w:rFonts w:ascii="Times New Roman" w:eastAsia="Times New Roman" w:hAnsi="Times New Roman" w:cs="Times New Roman"/>
+          <w:b/>
+          <w:bCs/>
+          <w:sz w:val="24"/>
+          <w:szCs w:val="24"/>
+          <w:lang w:eastAsia="es-ES"/>
+        </w:rPr>
+        <w:t>Calendario</w:t>
+      </w:r>
+      <w:proofErr w:type="gramEnd"/>
+      <w:r>
+        <w:rPr>
+          <w:rFonts w:ascii="Times New Roman" w:eastAsia="Times New Roman" w:hAnsi="Times New Roman" w:cs="Times New Roman"/>
+          <w:b/>
+          <w:bCs/>
+          <w:sz w:val="24"/>
+          <w:szCs w:val="24"/>
+          <w:lang w:eastAsia="es-ES"/>
+        </w:rPr>
+        <w:t xml:space="preserve"> de desparasitaciones y vacunas</w:t>
+      </w:r>
+    </w:p>
+    <w:tbl>
+      <w:tblPr>
+        <w:tblW w:w="0" w:type="auto"/>
+        <w:tblCellSpacing w:w="15" w:type="dxa"/>
+        <w:tblCellMar>
+          <w:top w:w="15" w:type="dxa"/>
+          <w:left w:w="15" w:type="dxa"/>
+          <w:bottom w:w="15" w:type="dxa"/>
+          <w:right w:w="15" w:type="dxa"/>
+        </w:tblCellMar>
+        <w:tblLook w:val="04A0" w:firstRow="1" w:lastRow="0" w:firstColumn="1" w:lastColumn="0" w:noHBand="0" w:noVBand="1"/>
+      </w:tblPr>
+      <w:tblGrid>
+        <w:gridCol w:w="1445"/>
+        <w:gridCol w:w="2307"/>
+        <w:gridCol w:w="2358"/>
+        <w:gridCol w:w="2394"/>
+      </w:tblGrid>
+      <w:tr>
+        <w:trPr>
+          <w:tblHeader/>
+          <w:tblCellSpacing w:w="15" w:type="dxa"/>
+        </w:trPr>
+        <w:tc>
+          <w:tcPr>
+            <w:tcW w:w="0" w:type="auto"/>
+            <w:vAlign w:val="center"/>
+            <w:hideMark/>
+          </w:tcPr>
+          <w:p>
+            <w:pPr>
+              <w:spacing w:after="0" w:line="240" w:lineRule="auto"/>
+              <w:jc w:val="center"/>
+              <w:rPr>
+                <w:rFonts w:ascii="Times New Roman" w:eastAsia="Times New Roman" w:hAnsi="Times New Roman" w:cs="Times New Roman"/>
+                <w:b/>
+                <w:bCs/>
+                <w:sz w:val="24"/>
+                <w:szCs w:val="24"/>
+                <w:lang w:eastAsia="es-ES"/>
+              </w:rPr>
+            </w:pPr>
+            <w:r>
+              <w:rPr>
+                <w:rFonts w:ascii="Times New Roman" w:eastAsia="Times New Roman" w:hAnsi="Times New Roman" w:cs="Times New Roman"/>
+                <w:b/>
+                <w:bCs/>
+                <w:sz w:val="24"/>
+                <w:szCs w:val="24"/>
+                <w:lang w:eastAsia="es-ES"/>
+              </w:rPr>
+              <w:t>Edad del perro</w:t>
+            </w:r>
+          </w:p>
+        </w:tc>
+        <w:tc>
+          <w:tcPr>
+            <w:tcW w:w="0" w:type="auto"/>
+            <w:vAlign w:val="center"/>
+            <w:hideMark/>
+          </w:tcPr>
+          <w:p>
+            <w:pPr>
+              <w:spacing w:after="0" w:line="240" w:lineRule="auto"/>
+              <w:jc w:val="center"/>
+              <w:rPr>
+                <w:rFonts w:ascii="Times New Roman" w:eastAsia="Times New Roman" w:hAnsi="Times New Roman" w:cs="Times New Roman"/>
+                <w:b/>
+                <w:bCs/>
+                <w:sz w:val="24"/>
+                <w:szCs w:val="24"/>
+                <w:lang w:eastAsia="es-ES"/>
+              </w:rPr>
+            </w:pPr>
+            <w:r>
+              <w:rPr>
+                <w:rFonts w:ascii="Times New Roman" w:eastAsia="Times New Roman" w:hAnsi="Times New Roman" w:cs="Times New Roman"/>
+                <w:b/>
+                <w:bCs/>
+                <w:sz w:val="24"/>
+                <w:szCs w:val="24"/>
+                <w:lang w:eastAsia="es-ES"/>
+              </w:rPr>
+              <w:t>Vacunas recomendadas</w:t>
+            </w:r>
+          </w:p>
+        </w:tc>
+        <w:tc>
+          <w:tcPr>
+            <w:tcW w:w="0" w:type="auto"/>
+            <w:vAlign w:val="center"/>
+            <w:hideMark/>
+          </w:tcPr>
+          <w:p>
+            <w:pPr>
+              <w:spacing w:after="0" w:line="240" w:lineRule="auto"/>
+              <w:jc w:val="center"/>
+              <w:rPr>
+                <w:rFonts w:ascii="Times New Roman" w:eastAsia="Times New Roman" w:hAnsi="Times New Roman" w:cs="Times New Roman"/>
+                <w:b/>
+                <w:bCs/>
+                <w:sz w:val="24"/>
+                <w:szCs w:val="24"/>
+                <w:lang w:eastAsia="es-ES"/>
+              </w:rPr>
+            </w:pPr>
+            <w:r>
+              <w:rPr>
+                <w:rFonts w:ascii="Times New Roman" w:eastAsia="Times New Roman" w:hAnsi="Times New Roman" w:cs="Times New Roman"/>
+                <w:b/>
+                <w:bCs/>
+                <w:sz w:val="24"/>
+                <w:szCs w:val="24"/>
+                <w:lang w:eastAsia="es-ES"/>
+              </w:rPr>
+              <w:t>Desparasitación interna</w:t>
+            </w:r>
+          </w:p>
+        </w:tc>
+        <w:tc>
+          <w:tcPr>
+            <w:tcW w:w="0" w:type="auto"/>
+            <w:vAlign w:val="center"/>
+            <w:hideMark/>
+          </w:tcPr>
+          <w:p>
+            <w:pPr>
+              <w:spacing w:after="0" w:line="240" w:lineRule="auto"/>
+              <w:jc w:val="center"/>
+              <w:rPr>
+                <w:rFonts w:ascii="Times New Roman" w:eastAsia="Times New Roman" w:hAnsi="Times New Roman" w:cs="Times New Roman"/>
+                <w:b/>
+                <w:bCs/>
+                <w:sz w:val="24"/>
+                <w:szCs w:val="24"/>
+                <w:lang w:eastAsia="es-ES"/>
+              </w:rPr>
+            </w:pPr>
+            <w:r>
+              <w:rPr>
+                <w:rFonts w:ascii="Times New Roman" w:eastAsia="Times New Roman" w:hAnsi="Times New Roman" w:cs="Times New Roman"/>
+                <w:b/>
+                <w:bCs/>
+                <w:sz w:val="24"/>
+                <w:szCs w:val="24"/>
+                <w:lang w:eastAsia="es-ES"/>
+              </w:rPr>
+              <w:t>Desparasitación externa</w:t>
+            </w:r>
+          </w:p>
+        </w:tc>
+      </w:tr>
+      <w:tr>
+        <w:trPr>
+          <w:tblCellSpacing w:w="15" w:type="dxa"/>
+        </w:trPr>
+        <w:tc>
+          <w:tcPr>
+            <w:tcW w:w="0" w:type="auto"/>
+            <w:vAlign w:val="center"/>
+            <w:hideMark/>
+          </w:tcPr>
+          <w:p>
+            <w:pPr>
+              <w:spacing w:after="0" w:line="240" w:lineRule="auto"/>
+              <w:rPr>
+                <w:rFonts w:ascii="Times New Roman" w:eastAsia="Times New Roman" w:hAnsi="Times New Roman" w:cs="Times New Roman"/>
+                <w:sz w:val="24"/>
+                <w:szCs w:val="24"/>
+                <w:lang w:eastAsia="es-ES"/>
+              </w:rPr>
+            </w:pPr>
+            <w:r>
+              <w:rPr>
+                <w:rFonts w:ascii="Times New Roman" w:eastAsia="Times New Roman" w:hAnsi="Times New Roman" w:cs="Times New Roman"/>
+                <w:sz w:val="24"/>
+                <w:szCs w:val="24"/>
+                <w:lang w:eastAsia="es-ES"/>
+              </w:rPr>
+              <w:t>2 meses</w:t>
+            </w:r>
+          </w:p>
+        </w:tc>
+        <w:tc>
+          <w:tcPr>
+            <w:tcW w:w="0" w:type="auto"/>
+            <w:vAlign w:val="center"/>
+            <w:hideMark/>
+          </w:tcPr>
+          <w:p>
+            <w:pPr>
+              <w:spacing w:after="0" w:line="240" w:lineRule="auto"/>
+              <w:rPr>
+                <w:rFonts w:ascii="Times New Roman" w:eastAsia="Times New Roman" w:hAnsi="Times New Roman" w:cs="Times New Roman"/>
+                <w:sz w:val="24"/>
+                <w:szCs w:val="24"/>
+                <w:lang w:eastAsia="es-ES"/>
+              </w:rPr>
+            </w:pPr>
+            <w:r>
+              <w:rPr>
+                <w:rFonts w:ascii="Times New Roman" w:eastAsia="Times New Roman" w:hAnsi="Times New Roman" w:cs="Times New Roman"/>
+                <w:sz w:val="24"/>
+                <w:szCs w:val="24"/>
+                <w:lang w:eastAsia="es-ES"/>
+              </w:rPr>
+              <w:t>Moquillo, Parvovirus</w:t>
+            </w:r>
+          </w:p>
+        </w:tc>
+        <w:tc>
+          <w:tcPr>
+            <w:tcW w:w="0" w:type="auto"/>
+            <w:vAlign w:val="center"/>
+            <w:hideMark/>
+          </w:tcPr>
+          <w:p>
+            <w:pPr>
+              <w:spacing w:after="0" w:line="240" w:lineRule="auto"/>
+              <w:rPr>
+                <w:rFonts w:ascii="Times New Roman" w:eastAsia="Times New Roman" w:hAnsi="Times New Roman" w:cs="Times New Roman"/>
+                <w:sz w:val="24"/>
+                <w:szCs w:val="24"/>
+                <w:lang w:eastAsia="es-ES"/>
+              </w:rPr>
+            </w:pPr>
+            <w:r>
+              <w:rPr>
+                <w:rFonts w:ascii="Times New Roman" w:eastAsia="Times New Roman" w:hAnsi="Times New Roman" w:cs="Times New Roman"/>
+                <w:sz w:val="24"/>
+                <w:szCs w:val="24"/>
+                <w:lang w:eastAsia="es-ES"/>
+              </w:rPr>
+              <w:t>Sí (cada 15 días)</w:t>
+            </w:r>
+          </w:p>
+        </w:tc>
+        <w:tc>
+          <w:tcPr>
+            <w:tcW w:w="0" w:type="auto"/>
+            <w:vAlign w:val="center"/>
+            <w:hideMark/>
+          </w:tcPr>
+          <w:p>
+            <w:pPr>
+              <w:spacing w:after="0" w:line="240" w:lineRule="auto"/>
+              <w:rPr>
+                <w:rFonts w:ascii="Times New Roman" w:eastAsia="Times New Roman" w:hAnsi="Times New Roman" w:cs="Times New Roman"/>
+                <w:sz w:val="24"/>
+                <w:szCs w:val="24"/>
+                <w:lang w:eastAsia="es-ES"/>
+              </w:rPr>
+            </w:pPr>
+            <w:r>
+              <w:rPr>
+                <w:rFonts w:ascii="Times New Roman" w:eastAsia="Times New Roman" w:hAnsi="Times New Roman" w:cs="Times New Roman"/>
+                <w:sz w:val="24"/>
+                <w:szCs w:val="24"/>
+                <w:lang w:eastAsia="es-ES"/>
+              </w:rPr>
+              <w:t>No</w:t>
+            </w:r>
+          </w:p>
+        </w:tc>
+      </w:tr>
+      <w:tr>
+        <w:trPr>
+          <w:tblCellSpacing w:w="15" w:type="dxa"/>
+        </w:trPr>
+        <w:tc>
+          <w:tcPr>
+            <w:tcW w:w="0" w:type="auto"/>
+            <w:vAlign w:val="center"/>
+            <w:hideMark/>
+          </w:tcPr>
+          <w:p>
+            <w:pPr>
+              <w:spacing w:after="0" w:line="240" w:lineRule="auto"/>
+              <w:rPr>
+                <w:rFonts w:ascii="Times New Roman" w:eastAsia="Times New Roman" w:hAnsi="Times New Roman" w:cs="Times New Roman"/>
+                <w:sz w:val="24"/>
+                <w:szCs w:val="24"/>
+                <w:lang w:eastAsia="es-ES"/>
+              </w:rPr>
+            </w:pPr>
+            <w:r>
+              <w:rPr>
+                <w:rFonts w:ascii="Times New Roman" w:eastAsia="Times New Roman" w:hAnsi="Times New Roman" w:cs="Times New Roman"/>
+                <w:sz w:val="24"/>
+                <w:szCs w:val="24"/>
+                <w:lang w:eastAsia="es-ES"/>
+              </w:rPr>
+              <w:t>3 meses</w:t>
+            </w:r>
+          </w:p>
+        </w:tc>
+        <w:tc>
+          <w:tcPr>
+            <w:tcW w:w="0" w:type="auto"/>
+            <w:vAlign w:val="center"/>
+            <w:hideMark/>
+          </w:tcPr>
+          <w:p>
+            <w:pPr>
+              <w:spacing w:after="0" w:line="240" w:lineRule="auto"/>
+              <w:rPr>
+                <w:rFonts w:ascii="Times New Roman" w:eastAsia="Times New Roman" w:hAnsi="Times New Roman" w:cs="Times New Roman"/>
+                <w:sz w:val="24"/>
+                <w:szCs w:val="24"/>
+                <w:lang w:eastAsia="es-ES"/>
+              </w:rPr>
+            </w:pPr>
+            <w:r>
+              <w:rPr>
+                <w:rFonts w:ascii="Times New Roman" w:eastAsia="Times New Roman" w:hAnsi="Times New Roman" w:cs="Times New Roman"/>
+                <w:sz w:val="24"/>
+                <w:szCs w:val="24"/>
+                <w:lang w:eastAsia="es-ES"/>
+              </w:rPr>
+              <w:t>Polivalente</w:t>
+            </w:r>
+          </w:p>
+        </w:tc>
+        <w:tc>
+          <w:tcPr>
+            <w:tcW w:w="0" w:type="auto"/>
+            <w:vAlign w:val="center"/>
+            <w:hideMark/>
+          </w:tcPr>
+          <w:p>
+            <w:pPr>
+              <w:spacing w:after="0" w:line="240" w:lineRule="auto"/>
+              <w:rPr>
+                <w:rFonts w:ascii="Times New Roman" w:eastAsia="Times New Roman" w:hAnsi="Times New Roman" w:cs="Times New Roman"/>
+                <w:sz w:val="24"/>
+                <w:szCs w:val="24"/>
+                <w:lang w:eastAsia="es-ES"/>
+              </w:rPr>
+            </w:pPr>
+            <w:r>
+              <w:rPr>
+                <w:rFonts w:ascii="Times New Roman" w:eastAsia="Times New Roman" w:hAnsi="Times New Roman" w:cs="Times New Roman"/>
+                <w:sz w:val="24"/>
+                <w:szCs w:val="24"/>
+                <w:lang w:eastAsia="es-ES"/>
+              </w:rPr>
+              <w:t>Sí (cada mes)</w:t>
+            </w:r>
+          </w:p>
+        </w:tc>
+        <w:tc>
+          <w:tcPr>
+            <w:tcW w:w="0" w:type="auto"/>
+            <w:vAlign w:val="center"/>
+            <w:hideMark/>
+          </w:tcPr>
+          <w:p>
+            <w:pPr>
+              <w:spacing w:after="0" w:line="240" w:lineRule="auto"/>
+              <w:rPr>
+                <w:rFonts w:ascii="Times New Roman" w:eastAsia="Times New Roman" w:hAnsi="Times New Roman" w:cs="Times New Roman"/>
+                <w:sz w:val="24"/>
+                <w:szCs w:val="24"/>
+                <w:lang w:eastAsia="es-ES"/>
+              </w:rPr>
+            </w:pPr>
+            <w:r>
+              <w:rPr>
+                <w:rFonts w:ascii="Times New Roman" w:eastAsia="Times New Roman" w:hAnsi="Times New Roman" w:cs="Times New Roman"/>
+                <w:sz w:val="24"/>
+                <w:szCs w:val="24"/>
+                <w:lang w:eastAsia="es-ES"/>
+              </w:rPr>
+              <w:t>Sí</w:t>
+            </w:r>
+          </w:p>
+        </w:tc>
+      </w:tr>
+      <w:tr>
+        <w:trPr>
+          <w:tblCellSpacing w:w="15" w:type="dxa"/>
+        </w:trPr>
+        <w:tc>
+          <w:tcPr>
+            <w:tcW w:w="0" w:type="auto"/>
+            <w:vAlign w:val="center"/>
+            <w:hideMark/>
+          </w:tcPr>
+          <w:p>
+            <w:pPr>
+              <w:spacing w:after="0" w:line="240" w:lineRule="auto"/>
+              <w:rPr>
+                <w:rFonts w:ascii="Times New Roman" w:eastAsia="Times New Roman" w:hAnsi="Times New Roman" w:cs="Times New Roman"/>
+                <w:sz w:val="24"/>
+                <w:szCs w:val="24"/>
+                <w:lang w:eastAsia="es-ES"/>
+              </w:rPr>
+            </w:pPr>
+            <w:r>
+              <w:rPr>
+                <w:rFonts w:ascii="Times New Roman" w:eastAsia="Times New Roman" w:hAnsi="Times New Roman" w:cs="Times New Roman"/>
+                <w:sz w:val="24"/>
+                <w:szCs w:val="24"/>
+                <w:lang w:eastAsia="es-ES"/>
+              </w:rPr>
+              <w:t>6 meses</w:t>
+            </w:r>
+          </w:p>
+        </w:tc>
+        <w:tc>
+          <w:tcPr>
+            <w:tcW w:w="0" w:type="auto"/>
+            <w:vAlign w:val="center"/>
+            <w:hideMark/>
+          </w:tcPr>
+          <w:p>
+            <w:pPr>
+              <w:spacing w:after="0" w:line="240" w:lineRule="auto"/>
+              <w:rPr>
+                <w:rFonts w:ascii="Times New Roman" w:eastAsia="Times New Roman" w:hAnsi="Times New Roman" w:cs="Times New Roman"/>
+                <w:sz w:val="24"/>
+                <w:szCs w:val="24"/>
+                <w:lang w:eastAsia="es-ES"/>
+              </w:rPr>
+            </w:pPr>
+            <w:r>
+              <w:rPr>
+                <w:rFonts w:ascii="Times New Roman" w:eastAsia="Times New Roman" w:hAnsi="Times New Roman" w:cs="Times New Roman"/>
+                <w:sz w:val="24"/>
+                <w:szCs w:val="24"/>
+                <w:lang w:eastAsia="es-ES"/>
+              </w:rPr>
+              <w:t>Rabia</w:t>
+            </w:r>
+          </w:p>
+        </w:tc>
+        <w:tc>
+          <w:tcPr>
+            <w:tcW w:w="0" w:type="auto"/>
+            <w:vAlign w:val="center"/>
+            <w:hideMark/>
+          </w:tcPr>
+          <w:p>
+            <w:pPr>
+              <w:spacing w:after="0" w:line="240" w:lineRule="auto"/>
+              <w:rPr>
+                <w:rFonts w:ascii="Times New Roman" w:eastAsia="Times New Roman" w:hAnsi="Times New Roman" w:cs="Times New Roman"/>
+                <w:sz w:val="24"/>
+                <w:szCs w:val="24"/>
+                <w:lang w:eastAsia="es-ES"/>
+              </w:rPr>
+            </w:pPr>
+            <w:r>
+              <w:rPr>
+                <w:rFonts w:ascii="Times New Roman" w:eastAsia="Times New Roman" w:hAnsi="Times New Roman" w:cs="Times New Roman"/>
+                <w:sz w:val="24"/>
+                <w:szCs w:val="24"/>
+                <w:lang w:eastAsia="es-ES"/>
+              </w:rPr>
+              <w:t>Sí (cada 3 meses)</w:t>
+            </w:r>
+          </w:p>
+        </w:tc>
+        <w:tc>
+          <w:tcPr>
+            <w:tcW w:w="0" w:type="auto"/>
+            <w:vAlign w:val="center"/>
+            <w:hideMark/>
+          </w:tcPr>
+          <w:p>
+            <w:pPr>
+              <w:spacing w:after="0" w:line="240" w:lineRule="auto"/>
+              <w:rPr>
+                <w:rFonts w:ascii="Times New Roman" w:eastAsia="Times New Roman" w:hAnsi="Times New Roman" w:cs="Times New Roman"/>
+                <w:sz w:val="24"/>
+                <w:szCs w:val="24"/>
+                <w:lang w:eastAsia="es-ES"/>
+              </w:rPr>
+            </w:pPr>
+            <w:r>
+              <w:rPr>
+                <w:rFonts w:ascii="Times New Roman" w:eastAsia="Times New Roman" w:hAnsi="Times New Roman" w:cs="Times New Roman"/>
+                <w:sz w:val="24"/>
+                <w:szCs w:val="24"/>
+                <w:lang w:eastAsia="es-ES"/>
+              </w:rPr>
+              <w:t>Sí</w:t>
+            </w:r>
+          </w:p>
+        </w:tc>
+      </w:tr>
+      <w:tr>
+        <w:trPr>
+          <w:tblCellSpacing w:w="15" w:type="dxa"/>
+        </w:trPr>
+        <w:tc>
+          <w:tcPr>
+            <w:tcW w:w="0" w:type="auto"/>
+            <w:vAlign w:val="center"/>
+            <w:hideMark/>
+          </w:tcPr>
+          <w:p>
+            <w:pPr>
+              <w:spacing w:after="0" w:line="240" w:lineRule="auto"/>
+              <w:rPr>
+                <w:rFonts w:ascii="Times New Roman" w:eastAsia="Times New Roman" w:hAnsi="Times New Roman" w:cs="Times New Roman"/>
+                <w:sz w:val="24"/>
+                <w:szCs w:val="24"/>
+                <w:lang w:eastAsia="es-ES"/>
+              </w:rPr>
+            </w:pPr>
+            <w:r>
+              <w:rPr>
+                <w:rFonts w:ascii="Times New Roman" w:eastAsia="Times New Roman" w:hAnsi="Times New Roman" w:cs="Times New Roman"/>
+                <w:sz w:val="24"/>
+                <w:szCs w:val="24"/>
+                <w:lang w:eastAsia="es-ES"/>
+              </w:rPr>
+              <w:t>12 meses</w:t>
+            </w:r>
+          </w:p>
+        </w:tc>
+        <w:tc>
+          <w:tcPr>
+            <w:tcW w:w="0" w:type="auto"/>
+            <w:vAlign w:val="center"/>
+            <w:hideMark/>
+          </w:tcPr>
+          <w:p>
+            <w:pPr>
+              <w:spacing w:after="0" w:line="240" w:lineRule="auto"/>
+              <w:rPr>
+                <w:rFonts w:ascii="Times New Roman" w:eastAsia="Times New Roman" w:hAnsi="Times New Roman" w:cs="Times New Roman"/>
+                <w:sz w:val="24"/>
+                <w:szCs w:val="24"/>
+                <w:lang w:eastAsia="es-ES"/>
+              </w:rPr>
+            </w:pPr>
+            <w:r>
+              <w:rPr>
+                <w:rFonts w:ascii="Times New Roman" w:eastAsia="Times New Roman" w:hAnsi="Times New Roman" w:cs="Times New Roman"/>
+                <w:sz w:val="24"/>
+                <w:szCs w:val="24"/>
+                <w:lang w:eastAsia="es-ES"/>
+              </w:rPr>
+              <w:t>Refuerzo Polivalente</w:t>
+            </w:r>
+          </w:p>
+        </w:tc>
+        <w:tc>
+          <w:tcPr>
+            <w:tcW w:w="0" w:type="auto"/>
+            <w:vAlign w:val="center"/>
+            <w:hideMark/>
+          </w:tcPr>
+          <w:p>
+            <w:pPr>
+              <w:spacing w:after="0" w:line="240" w:lineRule="auto"/>
+              <w:rPr>
+                <w:rFonts w:ascii="Times New Roman" w:eastAsia="Times New Roman" w:hAnsi="Times New Roman" w:cs="Times New Roman"/>
+                <w:sz w:val="24"/>
+                <w:szCs w:val="24"/>
+                <w:lang w:eastAsia="es-ES"/>
+              </w:rPr>
+            </w:pPr>
+            <w:r>
+              <w:rPr>
+                <w:rFonts w:ascii="Times New Roman" w:eastAsia="Times New Roman" w:hAnsi="Times New Roman" w:cs="Times New Roman"/>
+                <w:sz w:val="24"/>
+                <w:szCs w:val="24"/>
+                <w:lang w:eastAsia="es-ES"/>
+              </w:rPr>
+              <w:t>Sí (cada 3 meses)</w:t>
+            </w:r>
+          </w:p>
+        </w:tc>
+        <w:tc>
+          <w:tcPr>
+            <w:tcW w:w="0" w:type="auto"/>
+            <w:vAlign w:val="center"/>
+            <w:hideMark/>
+          </w:tcPr>
+          <w:p>
+            <w:pPr>
+              <w:spacing w:after="0" w:line="240" w:lineRule="auto"/>
+              <w:rPr>
+                <w:rFonts w:ascii="Times New Roman" w:eastAsia="Times New Roman" w:hAnsi="Times New Roman" w:cs="Times New Roman"/>
+                <w:sz w:val="24"/>
+                <w:szCs w:val="24"/>
+                <w:lang w:eastAsia="es-ES"/>
+              </w:rPr>
+            </w:pPr>
+            <w:r>
+              <w:rPr>
+                <w:rFonts w:ascii="Times New Roman" w:eastAsia="Times New Roman" w:hAnsi="Times New Roman" w:cs="Times New Roman"/>
+                <w:sz w:val="24"/>
+                <w:szCs w:val="24"/>
+                <w:lang w:eastAsia="es-ES"/>
+              </w:rPr>
+              <w:t>Sí</w:t>
+            </w:r>
+          </w:p>
+        </w:tc>
+      </w:tr>
+    </w:tbl>
+    <w:p>
+      <w:pPr>
+        <w:spacing w:before="100" w:beforeAutospacing="1" w:after="100" w:afterAutospacing="1" w:line="240" w:lineRule="auto"/>
+        <w:rPr>
+          <w:rFonts w:ascii="Times New Roman" w:eastAsia="Times New Roman" w:hAnsi="Times New Roman" w:cs="Times New Roman"/>
+          <w:sz w:val="24"/>
+          <w:szCs w:val="24"/>
+          <w:lang w:eastAsia="es-ES"/>
+        </w:rPr>
+      </w:pPr>
+      <w:proofErr w:type="gramStart"/>
+      <w:r>
+        <w:rPr>
+          <w:rFonts w:ascii="Times New Roman" w:eastAsia="Times New Roman" w:hAnsi="Symbol" w:cs="Times New Roman"/>
+          <w:sz w:val="24"/>
+          <w:szCs w:val="24"/>
+          <w:lang w:eastAsia="es-ES"/>
+        </w:rPr>
+        <w:t></w:t>
+      </w:r>
+      <w:r>
+        <w:rPr>
+          <w:rFonts w:ascii="Times New Roman" w:eastAsia="Times New Roman" w:hAnsi="Times New Roman" w:cs="Times New Roman"/>
+          <w:sz w:val="24"/>
+          <w:szCs w:val="24"/>
+          <w:lang w:eastAsia="es-ES"/>
+        </w:rPr>
+        <w:t xml:space="preserve">  </w:t>
+      </w:r>
+      <w:r>
+        <w:rPr>
+          <w:rFonts w:ascii="Times New Roman" w:eastAsia="Times New Roman" w:hAnsi="Times New Roman" w:cs="Times New Roman"/>
+          <w:b/>
+          <w:bCs/>
+          <w:sz w:val="24"/>
+          <w:szCs w:val="24"/>
+          <w:lang w:eastAsia="es-ES"/>
+        </w:rPr>
+        <w:t>Frecuencia</w:t>
+      </w:r>
+      <w:proofErr w:type="gramEnd"/>
+      <w:r>
+        <w:rPr>
+          <w:rFonts w:ascii="Times New Roman" w:eastAsia="Times New Roman" w:hAnsi="Times New Roman" w:cs="Times New Roman"/>
+          <w:b/>
+          <w:bCs/>
+          <w:sz w:val="24"/>
+          <w:szCs w:val="24"/>
+          <w:lang w:eastAsia="es-ES"/>
+        </w:rPr>
+        <w:t xml:space="preserve"> de baño recomendada según actividad</w:t>
+      </w:r>
+    </w:p>
+    <w:tbl>
+      <w:tblPr>
+        <w:tblW w:w="0" w:type="auto"/>
+        <w:tblCellSpacing w:w="15" w:type="dxa"/>
+        <w:tblCellMar>
+          <w:top w:w="15" w:type="dxa"/>
+          <w:left w:w="15" w:type="dxa"/>
+          <w:bottom w:w="15" w:type="dxa"/>
+          <w:right w:w="15" w:type="dxa"/>
+        </w:tblCellMar>
+        <w:tblLook w:val="04A0" w:firstRow="1" w:lastRow="0" w:firstColumn="1" w:lastColumn="0" w:noHBand="0" w:noVBand="1"/>
+      </w:tblPr>
+      <w:tblGrid>
+        <w:gridCol w:w="1961"/>
+        <w:gridCol w:w="3507"/>
+        <w:gridCol w:w="2655"/>
+      </w:tblGrid>
+      <w:tr>
+        <w:trPr>
+          <w:tblHeader/>
+          <w:tblCellSpacing w:w="15" w:type="dxa"/>
+        </w:trPr>
+        <w:tc>
+          <w:tcPr>
+            <w:tcW w:w="0" w:type="auto"/>
+            <w:vAlign w:val="center"/>
+            <w:hideMark/>
+          </w:tcPr>
+          <w:p>
+            <w:pPr>
+              <w:spacing w:after="0" w:line="240" w:lineRule="auto"/>
+              <w:jc w:val="center"/>
+              <w:rPr>
+                <w:rFonts w:ascii="Times New Roman" w:eastAsia="Times New Roman" w:hAnsi="Times New Roman" w:cs="Times New Roman"/>
+                <w:b/>
+                <w:bCs/>
+                <w:sz w:val="24"/>
+                <w:szCs w:val="24"/>
+                <w:lang w:eastAsia="es-ES"/>
+              </w:rPr>
+            </w:pPr>
+            <w:r>
+              <w:rPr>
+                <w:rFonts w:ascii="Times New Roman" w:eastAsia="Times New Roman" w:hAnsi="Times New Roman" w:cs="Times New Roman"/>
+                <w:b/>
+                <w:bCs/>
+                <w:sz w:val="24"/>
+                <w:szCs w:val="24"/>
+                <w:lang w:eastAsia="es-ES"/>
+              </w:rPr>
+              <w:t>Tipo de actividad</w:t>
+            </w:r>
+          </w:p>
+        </w:tc>
+        <w:tc>
+          <w:tcPr>
+            <w:tcW w:w="0" w:type="auto"/>
+            <w:vAlign w:val="center"/>
+            <w:hideMark/>
+          </w:tcPr>
+          <w:p>
+            <w:pPr>
+              <w:spacing w:after="0" w:line="240" w:lineRule="auto"/>
+              <w:jc w:val="center"/>
+              <w:rPr>
+                <w:rFonts w:ascii="Times New Roman" w:eastAsia="Times New Roman" w:hAnsi="Times New Roman" w:cs="Times New Roman"/>
+                <w:b/>
+                <w:bCs/>
+                <w:sz w:val="24"/>
+                <w:szCs w:val="24"/>
+                <w:lang w:eastAsia="es-ES"/>
+              </w:rPr>
+            </w:pPr>
+            <w:r>
+              <w:rPr>
+                <w:rFonts w:ascii="Times New Roman" w:eastAsia="Times New Roman" w:hAnsi="Times New Roman" w:cs="Times New Roman"/>
+                <w:b/>
+                <w:bCs/>
+                <w:sz w:val="24"/>
+                <w:szCs w:val="24"/>
+                <w:lang w:eastAsia="es-ES"/>
+              </w:rPr>
+              <w:t>Frecuencia de baño recomendada</w:t>
+            </w:r>
+          </w:p>
+        </w:tc>
+        <w:tc>
+          <w:tcPr>
+            <w:tcW w:w="0" w:type="auto"/>
+            <w:vAlign w:val="center"/>
+            <w:hideMark/>
+          </w:tcPr>
+          <w:p>
+            <w:pPr>
+              <w:spacing w:after="0" w:line="240" w:lineRule="auto"/>
+              <w:jc w:val="center"/>
+              <w:rPr>
+                <w:rFonts w:ascii="Times New Roman" w:eastAsia="Times New Roman" w:hAnsi="Times New Roman" w:cs="Times New Roman"/>
+                <w:b/>
+                <w:bCs/>
+                <w:sz w:val="24"/>
+                <w:szCs w:val="24"/>
+                <w:lang w:eastAsia="es-ES"/>
+              </w:rPr>
+            </w:pPr>
+            <w:r>
+              <w:rPr>
+                <w:rFonts w:ascii="Times New Roman" w:eastAsia="Times New Roman" w:hAnsi="Times New Roman" w:cs="Times New Roman"/>
+                <w:b/>
+                <w:bCs/>
+                <w:sz w:val="24"/>
+                <w:szCs w:val="24"/>
+                <w:lang w:eastAsia="es-ES"/>
+              </w:rPr>
+              <w:t>Productos recomendados</w:t>
+            </w:r>
+          </w:p>
+        </w:tc>
+      </w:tr>
+      <w:tr>
+        <w:trPr>
+          <w:tblCellSpacing w:w="15" w:type="dxa"/>
+        </w:trPr>
+        <w:tc>
+          <w:tcPr>
+            <w:tcW w:w="0" w:type="auto"/>
+            <w:vAlign w:val="center"/>
+            <w:hideMark/>
+          </w:tcPr>
+          <w:p>
+            <w:pPr>
+              <w:spacing w:after="0" w:line="240" w:lineRule="auto"/>
+              <w:rPr>
+                <w:rFonts w:ascii="Times New Roman" w:eastAsia="Times New Roman" w:hAnsi="Times New Roman" w:cs="Times New Roman"/>
+                <w:sz w:val="24"/>
+                <w:szCs w:val="24"/>
+                <w:lang w:eastAsia="es-ES"/>
+              </w:rPr>
+            </w:pPr>
+            <w:r>
+              <w:rPr>
+                <w:rFonts w:ascii="Times New Roman" w:eastAsia="Times New Roman" w:hAnsi="Times New Roman" w:cs="Times New Roman"/>
+                <w:sz w:val="24"/>
+                <w:szCs w:val="24"/>
+                <w:lang w:eastAsia="es-ES"/>
+              </w:rPr>
+              <w:t>Caza frecuente</w:t>
+            </w:r>
+          </w:p>
+        </w:tc>
+        <w:tc>
+          <w:tcPr>
+            <w:tcW w:w="0" w:type="auto"/>
+            <w:vAlign w:val="center"/>
+            <w:hideMark/>
+          </w:tcPr>
+          <w:p>
+            <w:pPr>
+              <w:spacing w:after="0" w:line="240" w:lineRule="auto"/>
+              <w:rPr>
+                <w:rFonts w:ascii="Times New Roman" w:eastAsia="Times New Roman" w:hAnsi="Times New Roman" w:cs="Times New Roman"/>
+                <w:sz w:val="24"/>
+                <w:szCs w:val="24"/>
+                <w:lang w:eastAsia="es-ES"/>
+              </w:rPr>
+            </w:pPr>
+            <w:r>
+              <w:rPr>
+                <w:rFonts w:ascii="Times New Roman" w:eastAsia="Times New Roman" w:hAnsi="Times New Roman" w:cs="Times New Roman"/>
+                <w:sz w:val="24"/>
+                <w:szCs w:val="24"/>
+                <w:lang w:eastAsia="es-ES"/>
+              </w:rPr>
+              <w:t>Cada 3-4 semanas</w:t>
+            </w:r>
+          </w:p>
+        </w:tc>
+        <w:tc>
+          <w:tcPr>
+            <w:tcW w:w="0" w:type="auto"/>
+            <w:vAlign w:val="center"/>
+            <w:hideMark/>
+          </w:tcPr>
+          <w:p>
+            <w:pPr>
+              <w:spacing w:after="0" w:line="240" w:lineRule="auto"/>
+              <w:rPr>
+                <w:rFonts w:ascii="Times New Roman" w:eastAsia="Times New Roman" w:hAnsi="Times New Roman" w:cs="Times New Roman"/>
+                <w:sz w:val="24"/>
+                <w:szCs w:val="24"/>
+                <w:lang w:eastAsia="es-ES"/>
+              </w:rPr>
+            </w:pPr>
+            <w:r>
+              <w:rPr>
+                <w:rFonts w:ascii="Times New Roman" w:eastAsia="Times New Roman" w:hAnsi="Times New Roman" w:cs="Times New Roman"/>
+                <w:sz w:val="24"/>
+                <w:szCs w:val="24"/>
+                <w:lang w:eastAsia="es-ES"/>
+              </w:rPr>
+              <w:t>Champú antiparasitario</w:t>
+            </w:r>
+          </w:p>
+        </w:tc>
+      </w:tr>
+      <w:tr>
+        <w:trPr>
+          <w:tblCellSpacing w:w="15" w:type="dxa"/>
+        </w:trPr>
+        <w:tc>
+          <w:tcPr>
+            <w:tcW w:w="0" w:type="auto"/>
+            <w:vAlign w:val="center"/>
+            <w:hideMark/>
+          </w:tcPr>
+          <w:p>
+            <w:pPr>
+              <w:spacing w:after="0" w:line="240" w:lineRule="auto"/>
+              <w:rPr>
+                <w:rFonts w:ascii="Times New Roman" w:eastAsia="Times New Roman" w:hAnsi="Times New Roman" w:cs="Times New Roman"/>
+                <w:sz w:val="24"/>
+                <w:szCs w:val="24"/>
+                <w:lang w:eastAsia="es-ES"/>
+              </w:rPr>
+            </w:pPr>
+            <w:r>
+              <w:rPr>
+                <w:rFonts w:ascii="Times New Roman" w:eastAsia="Times New Roman" w:hAnsi="Times New Roman" w:cs="Times New Roman"/>
+                <w:sz w:val="24"/>
+                <w:szCs w:val="24"/>
+                <w:lang w:eastAsia="es-ES"/>
+              </w:rPr>
+              <w:t>Ejercicio moderado</w:t>
+            </w:r>
+          </w:p>
+        </w:tc>
+        <w:tc>
+          <w:tcPr>
+            <w:tcW w:w="0" w:type="auto"/>
+            <w:vAlign w:val="center"/>
+            <w:hideMark/>
+          </w:tcPr>
+          <w:p>
+            <w:pPr>
+              <w:spacing w:after="0" w:line="240" w:lineRule="auto"/>
+              <w:rPr>
+                <w:rFonts w:ascii="Times New Roman" w:eastAsia="Times New Roman" w:hAnsi="Times New Roman" w:cs="Times New Roman"/>
+                <w:sz w:val="24"/>
+                <w:szCs w:val="24"/>
+                <w:lang w:eastAsia="es-ES"/>
+              </w:rPr>
+            </w:pPr>
+            <w:r>
+              <w:rPr>
+                <w:rFonts w:ascii="Times New Roman" w:eastAsia="Times New Roman" w:hAnsi="Times New Roman" w:cs="Times New Roman"/>
+                <w:sz w:val="24"/>
+                <w:szCs w:val="24"/>
+                <w:lang w:eastAsia="es-ES"/>
+              </w:rPr>
+              <w:t>Cada 6 semanas</w:t>
+            </w:r>
+          </w:p>
+        </w:tc>
+        <w:tc>
+          <w:tcPr>
+            <w:tcW w:w="0" w:type="auto"/>
+            <w:vAlign w:val="center"/>
+            <w:hideMark/>
+          </w:tcPr>
+          <w:p>
+            <w:pPr>
+              <w:spacing w:after="0" w:line="240" w:lineRule="auto"/>
+              <w:rPr>
+                <w:rFonts w:ascii="Times New Roman" w:eastAsia="Times New Roman" w:hAnsi="Times New Roman" w:cs="Times New Roman"/>
+                <w:sz w:val="24"/>
+                <w:szCs w:val="24"/>
+                <w:lang w:eastAsia="es-ES"/>
+              </w:rPr>
+            </w:pPr>
+            <w:r>
+              <w:rPr>
+                <w:rFonts w:ascii="Times New Roman" w:eastAsia="Times New Roman" w:hAnsi="Times New Roman" w:cs="Times New Roman"/>
+                <w:sz w:val="24"/>
+                <w:szCs w:val="24"/>
+                <w:lang w:eastAsia="es-ES"/>
+              </w:rPr>
+              <w:t>Champú hidratante</w:t>
+            </w:r>
+          </w:p>
+        </w:tc>
+      </w:tr>
+      <w:tr>
+        <w:trPr>
+          <w:tblCellSpacing w:w="15" w:type="dxa"/>
+        </w:trPr>
+        <w:tc>
+          <w:tcPr>
+            <w:tcW w:w="0" w:type="auto"/>
+            <w:vAlign w:val="center"/>
+            <w:hideMark/>
+          </w:tcPr>
+          <w:p>
+            <w:pPr>
+              <w:spacing w:after="0" w:line="240" w:lineRule="auto"/>
+              <w:rPr>
+                <w:rFonts w:ascii="Times New Roman" w:eastAsia="Times New Roman" w:hAnsi="Times New Roman" w:cs="Times New Roman"/>
+                <w:sz w:val="24"/>
+                <w:szCs w:val="24"/>
+                <w:lang w:eastAsia="es-ES"/>
+              </w:rPr>
+            </w:pPr>
+            <w:r>
+              <w:rPr>
+                <w:rFonts w:ascii="Times New Roman" w:eastAsia="Times New Roman" w:hAnsi="Times New Roman" w:cs="Times New Roman"/>
+                <w:sz w:val="24"/>
+                <w:szCs w:val="24"/>
+                <w:lang w:eastAsia="es-ES"/>
+              </w:rPr>
+              <w:t>Perro doméstico</w:t>
+            </w:r>
+          </w:p>
+        </w:tc>
+        <w:tc>
+          <w:tcPr>
+            <w:tcW w:w="0" w:type="auto"/>
+            <w:vAlign w:val="center"/>
+            <w:hideMark/>
+          </w:tcPr>
+          <w:p>
+            <w:pPr>
+              <w:spacing w:after="0" w:line="240" w:lineRule="auto"/>
+              <w:rPr>
+                <w:rFonts w:ascii="Times New Roman" w:eastAsia="Times New Roman" w:hAnsi="Times New Roman" w:cs="Times New Roman"/>
+                <w:sz w:val="24"/>
+                <w:szCs w:val="24"/>
+                <w:lang w:eastAsia="es-ES"/>
+              </w:rPr>
+            </w:pPr>
+            <w:r>
+              <w:rPr>
+                <w:rFonts w:ascii="Times New Roman" w:eastAsia="Times New Roman" w:hAnsi="Times New Roman" w:cs="Times New Roman"/>
+                <w:sz w:val="24"/>
+                <w:szCs w:val="24"/>
+                <w:lang w:eastAsia="es-ES"/>
+              </w:rPr>
+              <w:t>Cada 8 semanas</w:t>
+            </w:r>
+          </w:p>
+        </w:tc>
+        <w:tc>
+          <w:tcPr>
+            <w:tcW w:w="0" w:type="auto"/>
+            <w:vAlign w:val="center"/>
+            <w:hideMark/>
+          </w:tcPr>
+          <w:p>
+            <w:pPr>
+              <w:spacing w:after="0" w:line="240" w:lineRule="auto"/>
+              <w:rPr>
+                <w:rFonts w:ascii="Times New Roman" w:eastAsia="Times New Roman" w:hAnsi="Times New Roman" w:cs="Times New Roman"/>
+                <w:sz w:val="24"/>
+                <w:szCs w:val="24"/>
+                <w:lang w:eastAsia="es-ES"/>
+              </w:rPr>
+            </w:pPr>
+            <w:r>
+              <w:rPr>
+                <w:rFonts w:ascii="Times New Roman" w:eastAsia="Times New Roman" w:hAnsi="Times New Roman" w:cs="Times New Roman"/>
+                <w:sz w:val="24"/>
+                <w:szCs w:val="24"/>
+                <w:lang w:eastAsia="es-ES"/>
+              </w:rPr>
+              <w:t>Champú suave</w:t>
+            </w:r>
+          </w:p>
+        </w:tc>
+      </w:tr>
+    </w:tbl>
+    <w:p>
+      <w:pPr>
+        <w:spacing w:before="100" w:beforeAutospacing="1" w:after="100" w:afterAutospacing="1" w:line="240" w:lineRule="auto"/>
+        <w:rPr>
+          <w:rFonts w:ascii="Times New Roman" w:eastAsia="Times New Roman" w:hAnsi="Times New Roman" w:cs="Times New Roman"/>
+          <w:sz w:val="24"/>
+          <w:szCs w:val="24"/>
+          <w:lang w:eastAsia="es-ES"/>
+        </w:rPr>
+      </w:pPr>
+      <w:proofErr w:type="gramStart"/>
+      <w:r>
+        <w:rPr>
+          <w:rFonts w:ascii="Times New Roman" w:eastAsia="Times New Roman" w:hAnsi="Symbol" w:cs="Times New Roman"/>
+          <w:sz w:val="24"/>
+          <w:szCs w:val="24"/>
+          <w:lang w:eastAsia="es-ES"/>
+        </w:rPr>
+        <w:lastRenderedPageBreak/>
+        <w:t></w:t>
+      </w:r>
+      <w:r>
+        <w:rPr>
+          <w:rFonts w:ascii="Times New Roman" w:eastAsia="Times New Roman" w:hAnsi="Times New Roman" w:cs="Times New Roman"/>
+          <w:sz w:val="24"/>
+          <w:szCs w:val="24"/>
+          <w:lang w:eastAsia="es-ES"/>
+        </w:rPr>
+        <w:t xml:space="preserve">  </w:t>
+      </w:r>
+      <w:r>
+        <w:rPr>
+          <w:rFonts w:ascii="Times New Roman" w:eastAsia="Times New Roman" w:hAnsi="Times New Roman" w:cs="Times New Roman"/>
+          <w:b/>
+          <w:bCs/>
+          <w:sz w:val="24"/>
+          <w:szCs w:val="24"/>
+          <w:lang w:eastAsia="es-ES"/>
+        </w:rPr>
+        <w:t>Material</w:t>
+      </w:r>
+      <w:proofErr w:type="gramEnd"/>
+      <w:r>
+        <w:rPr>
+          <w:rFonts w:ascii="Times New Roman" w:eastAsia="Times New Roman" w:hAnsi="Times New Roman" w:cs="Times New Roman"/>
+          <w:b/>
+          <w:bCs/>
+          <w:sz w:val="24"/>
+          <w:szCs w:val="24"/>
+          <w:lang w:eastAsia="es-ES"/>
+        </w:rPr>
+        <w:t xml:space="preserve"> necesario para el cuidado básico</w:t>
+      </w:r>
+    </w:p>
+    <w:tbl>
+      <w:tblPr>
+        <w:tblW w:w="0" w:type="auto"/>
+        <w:tblCellSpacing w:w="15" w:type="dxa"/>
+        <w:tblCellMar>
+          <w:top w:w="15" w:type="dxa"/>
+          <w:left w:w="15" w:type="dxa"/>
+          <w:bottom w:w="15" w:type="dxa"/>
+          <w:right w:w="15" w:type="dxa"/>
+        </w:tblCellMar>
+        <w:tblLook w:val="04A0" w:firstRow="1" w:lastRow="0" w:firstColumn="1" w:lastColumn="0" w:noHBand="0" w:noVBand="1"/>
+      </w:tblPr>
+      <w:tblGrid>
+        <w:gridCol w:w="2108"/>
+        <w:gridCol w:w="3659"/>
+        <w:gridCol w:w="2501"/>
+      </w:tblGrid>
+      <w:tr>
+        <w:trPr>
+          <w:tblHeader/>
+          <w:tblCellSpacing w:w="15" w:type="dxa"/>
+        </w:trPr>
+        <w:tc>
+          <w:tcPr>
+            <w:tcW w:w="0" w:type="auto"/>
+            <w:vAlign w:val="center"/>
+            <w:hideMark/>
+          </w:tcPr>
+          <w:p>
+            <w:pPr>
+              <w:spacing w:after="0" w:line="240" w:lineRule="auto"/>
+              <w:jc w:val="center"/>
+              <w:rPr>
+                <w:rFonts w:ascii="Times New Roman" w:eastAsia="Times New Roman" w:hAnsi="Times New Roman" w:cs="Times New Roman"/>
+                <w:b/>
+                <w:bCs/>
+                <w:sz w:val="24"/>
+                <w:szCs w:val="24"/>
+                <w:lang w:eastAsia="es-ES"/>
+              </w:rPr>
+            </w:pPr>
+            <w:r>
+              <w:rPr>
+                <w:rFonts w:ascii="Times New Roman" w:eastAsia="Times New Roman" w:hAnsi="Times New Roman" w:cs="Times New Roman"/>
+                <w:b/>
+                <w:bCs/>
+                <w:sz w:val="24"/>
+                <w:szCs w:val="24"/>
+                <w:lang w:eastAsia="es-ES"/>
+              </w:rPr>
+              <w:t>Tipo de material</w:t>
+            </w:r>
+          </w:p>
+        </w:tc>
+        <w:tc>
+          <w:tcPr>
+            <w:tcW w:w="0" w:type="auto"/>
+            <w:vAlign w:val="center"/>
+            <w:hideMark/>
+          </w:tcPr>
+          <w:p>
+            <w:pPr>
+              <w:spacing w:after="0" w:line="240" w:lineRule="auto"/>
+              <w:jc w:val="center"/>
+              <w:rPr>
+                <w:rFonts w:ascii="Times New Roman" w:eastAsia="Times New Roman" w:hAnsi="Times New Roman" w:cs="Times New Roman"/>
+                <w:b/>
+                <w:bCs/>
+                <w:sz w:val="24"/>
+                <w:szCs w:val="24"/>
+                <w:lang w:eastAsia="es-ES"/>
+              </w:rPr>
+            </w:pPr>
+            <w:r>
+              <w:rPr>
+                <w:rFonts w:ascii="Times New Roman" w:eastAsia="Times New Roman" w:hAnsi="Times New Roman" w:cs="Times New Roman"/>
+                <w:b/>
+                <w:bCs/>
+                <w:sz w:val="24"/>
+                <w:szCs w:val="24"/>
+                <w:lang w:eastAsia="es-ES"/>
+              </w:rPr>
+              <w:t>Uso principal</w:t>
+            </w:r>
+          </w:p>
+        </w:tc>
+        <w:tc>
+          <w:tcPr>
+            <w:tcW w:w="0" w:type="auto"/>
+            <w:vAlign w:val="center"/>
+            <w:hideMark/>
+          </w:tcPr>
+          <w:p>
+            <w:pPr>
+              <w:spacing w:after="0" w:line="240" w:lineRule="auto"/>
+              <w:jc w:val="center"/>
+              <w:rPr>
+                <w:rFonts w:ascii="Times New Roman" w:eastAsia="Times New Roman" w:hAnsi="Times New Roman" w:cs="Times New Roman"/>
+                <w:b/>
+                <w:bCs/>
+                <w:sz w:val="24"/>
+                <w:szCs w:val="24"/>
+                <w:lang w:eastAsia="es-ES"/>
+              </w:rPr>
+            </w:pPr>
+            <w:r>
+              <w:rPr>
+                <w:rFonts w:ascii="Times New Roman" w:eastAsia="Times New Roman" w:hAnsi="Times New Roman" w:cs="Times New Roman"/>
+                <w:b/>
+                <w:bCs/>
+                <w:sz w:val="24"/>
+                <w:szCs w:val="24"/>
+                <w:lang w:eastAsia="es-ES"/>
+              </w:rPr>
+              <w:t>Recomendaciones</w:t>
+            </w:r>
+          </w:p>
+        </w:tc>
+      </w:tr>
+      <w:tr>
+        <w:trPr>
+          <w:tblCellSpacing w:w="15" w:type="dxa"/>
+        </w:trPr>
+        <w:tc>
+          <w:tcPr>
+            <w:tcW w:w="0" w:type="auto"/>
+            <w:vAlign w:val="center"/>
+            <w:hideMark/>
+          </w:tcPr>
+          <w:p>
+            <w:pPr>
+              <w:spacing w:after="0" w:line="240" w:lineRule="auto"/>
+              <w:rPr>
+                <w:rFonts w:ascii="Times New Roman" w:eastAsia="Times New Roman" w:hAnsi="Times New Roman" w:cs="Times New Roman"/>
+                <w:sz w:val="24"/>
+                <w:szCs w:val="24"/>
+                <w:lang w:eastAsia="es-ES"/>
+              </w:rPr>
+            </w:pPr>
+            <w:r>
+              <w:rPr>
+                <w:rFonts w:ascii="Times New Roman" w:eastAsia="Times New Roman" w:hAnsi="Times New Roman" w:cs="Times New Roman"/>
+                <w:sz w:val="24"/>
+                <w:szCs w:val="24"/>
+                <w:lang w:eastAsia="es-ES"/>
+              </w:rPr>
+              <w:t>Cepillo</w:t>
+            </w:r>
+          </w:p>
+        </w:tc>
+        <w:tc>
+          <w:tcPr>
+            <w:tcW w:w="0" w:type="auto"/>
+            <w:vAlign w:val="center"/>
+            <w:hideMark/>
+          </w:tcPr>
+          <w:p>
+            <w:pPr>
+              <w:spacing w:after="0" w:line="240" w:lineRule="auto"/>
+              <w:rPr>
+                <w:rFonts w:ascii="Times New Roman" w:eastAsia="Times New Roman" w:hAnsi="Times New Roman" w:cs="Times New Roman"/>
+                <w:sz w:val="24"/>
+                <w:szCs w:val="24"/>
+                <w:lang w:eastAsia="es-ES"/>
+              </w:rPr>
+            </w:pPr>
+            <w:r>
+              <w:rPr>
+                <w:rFonts w:ascii="Times New Roman" w:eastAsia="Times New Roman" w:hAnsi="Times New Roman" w:cs="Times New Roman"/>
+                <w:sz w:val="24"/>
+                <w:szCs w:val="24"/>
+                <w:lang w:eastAsia="es-ES"/>
+              </w:rPr>
+              <w:t>Eliminar pelo muerto</w:t>
+            </w:r>
+          </w:p>
+        </w:tc>
+        <w:tc>
+          <w:tcPr>
+            <w:tcW w:w="0" w:type="auto"/>
+            <w:vAlign w:val="center"/>
+            <w:hideMark/>
+          </w:tcPr>
+          <w:p>
+            <w:pPr>
+              <w:spacing w:after="0" w:line="240" w:lineRule="auto"/>
+              <w:rPr>
+                <w:rFonts w:ascii="Times New Roman" w:eastAsia="Times New Roman" w:hAnsi="Times New Roman" w:cs="Times New Roman"/>
+                <w:sz w:val="24"/>
+                <w:szCs w:val="24"/>
+                <w:lang w:eastAsia="es-ES"/>
+              </w:rPr>
+            </w:pPr>
+            <w:r>
+              <w:rPr>
+                <w:rFonts w:ascii="Times New Roman" w:eastAsia="Times New Roman" w:hAnsi="Times New Roman" w:cs="Times New Roman"/>
+                <w:sz w:val="24"/>
+                <w:szCs w:val="24"/>
+                <w:lang w:eastAsia="es-ES"/>
+              </w:rPr>
+              <w:t>Usar según tipo de pelaje</w:t>
+            </w:r>
+          </w:p>
+        </w:tc>
+      </w:tr>
+      <w:tr>
+        <w:trPr>
+          <w:tblCellSpacing w:w="15" w:type="dxa"/>
+        </w:trPr>
+        <w:tc>
+          <w:tcPr>
+            <w:tcW w:w="0" w:type="auto"/>
+            <w:vAlign w:val="center"/>
+            <w:hideMark/>
+          </w:tcPr>
+          <w:p>
+            <w:pPr>
+              <w:spacing w:after="0" w:line="240" w:lineRule="auto"/>
+              <w:rPr>
+                <w:rFonts w:ascii="Times New Roman" w:eastAsia="Times New Roman" w:hAnsi="Times New Roman" w:cs="Times New Roman"/>
+                <w:sz w:val="24"/>
+                <w:szCs w:val="24"/>
+                <w:lang w:eastAsia="es-ES"/>
+              </w:rPr>
+            </w:pPr>
+            <w:proofErr w:type="spellStart"/>
+            <w:r>
+              <w:rPr>
+                <w:rFonts w:ascii="Times New Roman" w:eastAsia="Times New Roman" w:hAnsi="Times New Roman" w:cs="Times New Roman"/>
+                <w:sz w:val="24"/>
+                <w:szCs w:val="24"/>
+                <w:lang w:eastAsia="es-ES"/>
+              </w:rPr>
+              <w:t>Cortauñas</w:t>
+            </w:r>
+            <w:proofErr w:type="spellEnd"/>
+          </w:p>
+        </w:tc>
+        <w:tc>
+          <w:tcPr>
+            <w:tcW w:w="0" w:type="auto"/>
+            <w:vAlign w:val="center"/>
+            <w:hideMark/>
+          </w:tcPr>
+          <w:p>
+            <w:pPr>
+              <w:spacing w:after="0" w:line="240" w:lineRule="auto"/>
+              <w:rPr>
+                <w:rFonts w:ascii="Times New Roman" w:eastAsia="Times New Roman" w:hAnsi="Times New Roman" w:cs="Times New Roman"/>
+                <w:sz w:val="24"/>
+                <w:szCs w:val="24"/>
+                <w:lang w:eastAsia="es-ES"/>
+              </w:rPr>
+            </w:pPr>
+            <w:r>
+              <w:rPr>
+                <w:rFonts w:ascii="Times New Roman" w:eastAsia="Times New Roman" w:hAnsi="Times New Roman" w:cs="Times New Roman"/>
+                <w:sz w:val="24"/>
+                <w:szCs w:val="24"/>
+                <w:lang w:eastAsia="es-ES"/>
+              </w:rPr>
+              <w:t xml:space="preserve">Evitar </w:t>
+            </w:r>
+            <w:proofErr w:type="spellStart"/>
+            <w:r>
+              <w:rPr>
+                <w:rFonts w:ascii="Times New Roman" w:eastAsia="Times New Roman" w:hAnsi="Times New Roman" w:cs="Times New Roman"/>
+                <w:sz w:val="24"/>
+                <w:szCs w:val="24"/>
+                <w:lang w:eastAsia="es-ES"/>
+              </w:rPr>
+              <w:t>sobrecrecimiento</w:t>
+            </w:r>
+            <w:proofErr w:type="spellEnd"/>
+            <w:r>
+              <w:rPr>
+                <w:rFonts w:ascii="Times New Roman" w:eastAsia="Times New Roman" w:hAnsi="Times New Roman" w:cs="Times New Roman"/>
+                <w:sz w:val="24"/>
+                <w:szCs w:val="24"/>
+                <w:lang w:eastAsia="es-ES"/>
+              </w:rPr>
+              <w:t xml:space="preserve"> de uñas</w:t>
+            </w:r>
+          </w:p>
+        </w:tc>
+        <w:tc>
+          <w:tcPr>
+            <w:tcW w:w="0" w:type="auto"/>
+            <w:vAlign w:val="center"/>
+            <w:hideMark/>
+          </w:tcPr>
+          <w:p>
+            <w:pPr>
+              <w:spacing w:after="0" w:line="240" w:lineRule="auto"/>
+              <w:rPr>
+                <w:rFonts w:ascii="Times New Roman" w:eastAsia="Times New Roman" w:hAnsi="Times New Roman" w:cs="Times New Roman"/>
+                <w:sz w:val="24"/>
+                <w:szCs w:val="24"/>
+                <w:lang w:eastAsia="es-ES"/>
+              </w:rPr>
+            </w:pPr>
+            <w:r>
+              <w:rPr>
+                <w:rFonts w:ascii="Times New Roman" w:eastAsia="Times New Roman" w:hAnsi="Times New Roman" w:cs="Times New Roman"/>
+                <w:sz w:val="24"/>
+                <w:szCs w:val="24"/>
+                <w:lang w:eastAsia="es-ES"/>
+              </w:rPr>
+              <w:t>Cada 3-4 semanas</w:t>
+            </w:r>
+          </w:p>
+        </w:tc>
+      </w:tr>
+      <w:tr>
+        <w:trPr>
+          <w:tblCellSpacing w:w="15" w:type="dxa"/>
+        </w:trPr>
+        <w:tc>
+          <w:tcPr>
+            <w:tcW w:w="0" w:type="auto"/>
+            <w:vAlign w:val="center"/>
+            <w:hideMark/>
+          </w:tcPr>
+          <w:p>
+            <w:pPr>
+              <w:spacing w:after="0" w:line="240" w:lineRule="auto"/>
+              <w:rPr>
+                <w:rFonts w:ascii="Times New Roman" w:eastAsia="Times New Roman" w:hAnsi="Times New Roman" w:cs="Times New Roman"/>
+                <w:sz w:val="24"/>
+                <w:szCs w:val="24"/>
+                <w:lang w:eastAsia="es-ES"/>
+              </w:rPr>
+            </w:pPr>
+            <w:r>
+              <w:rPr>
+                <w:rFonts w:ascii="Times New Roman" w:eastAsia="Times New Roman" w:hAnsi="Times New Roman" w:cs="Times New Roman"/>
+                <w:sz w:val="24"/>
+                <w:szCs w:val="24"/>
+                <w:lang w:eastAsia="es-ES"/>
+              </w:rPr>
+              <w:t>Collar antiparasitario</w:t>
+            </w:r>
+          </w:p>
+        </w:tc>
+        <w:tc>
+          <w:tcPr>
+            <w:tcW w:w="0" w:type="auto"/>
+            <w:vAlign w:val="center"/>
+            <w:hideMark/>
+          </w:tcPr>
+          <w:p>
+            <w:pPr>
+              <w:spacing w:after="0" w:line="240" w:lineRule="auto"/>
+              <w:rPr>
+                <w:rFonts w:ascii="Times New Roman" w:eastAsia="Times New Roman" w:hAnsi="Times New Roman" w:cs="Times New Roman"/>
+                <w:sz w:val="24"/>
+                <w:szCs w:val="24"/>
+                <w:lang w:eastAsia="es-ES"/>
+              </w:rPr>
+            </w:pPr>
+            <w:r>
+              <w:rPr>
+                <w:rFonts w:ascii="Times New Roman" w:eastAsia="Times New Roman" w:hAnsi="Times New Roman" w:cs="Times New Roman"/>
+                <w:sz w:val="24"/>
+                <w:szCs w:val="24"/>
+                <w:lang w:eastAsia="es-ES"/>
+              </w:rPr>
+              <w:t>Protección contra pulgas y garrapatas</w:t>
+            </w:r>
+          </w:p>
+        </w:tc>
+        <w:tc>
+          <w:tcPr>
+            <w:tcW w:w="0" w:type="auto"/>
+            <w:vAlign w:val="center"/>
+            <w:hideMark/>
+          </w:tcPr>
+          <w:p>
+            <w:pPr>
+              <w:spacing w:after="0" w:line="240" w:lineRule="auto"/>
+              <w:rPr>
+                <w:rFonts w:ascii="Times New Roman" w:eastAsia="Times New Roman" w:hAnsi="Times New Roman" w:cs="Times New Roman"/>
+                <w:sz w:val="24"/>
+                <w:szCs w:val="24"/>
+                <w:lang w:eastAsia="es-ES"/>
+              </w:rPr>
+            </w:pPr>
+            <w:r>
+              <w:rPr>
+                <w:rFonts w:ascii="Times New Roman" w:eastAsia="Times New Roman" w:hAnsi="Times New Roman" w:cs="Times New Roman"/>
+                <w:sz w:val="24"/>
+                <w:szCs w:val="24"/>
+                <w:lang w:eastAsia="es-ES"/>
+              </w:rPr>
+              <w:t>Renovar cada 6 meses</w:t>
+            </w:r>
+          </w:p>
+        </w:tc>
+      </w:tr>
+    </w:tbl>
+    <w:p>
+      <w:pPr>
+        <w:spacing w:before="100" w:beforeAutospacing="1" w:after="100" w:afterAutospacing="1" w:line="240" w:lineRule="auto"/>
+        <w:outlineLvl w:val="1"/>
+        <w:rPr>
+          <w:rFonts w:ascii="Times New Roman" w:eastAsia="Times New Roman" w:hAnsi="Times New Roman" w:cs="Times New Roman"/>
+          <w:sz w:val="24"/>
+          <w:szCs w:val="24"/>
+          <w:lang w:eastAsia="es-ES"/>
+        </w:rPr>
+      </w:pPr>
+    </w:p>
+    <w:p>
+      <w:pPr>
+        <w:spacing w:before="100" w:beforeAutospacing="1" w:after="100" w:afterAutospacing="1" w:line="240" w:lineRule="auto"/>
         <w:outlineLvl w:val="1"/>
         <w:rPr>
           <w:rFonts w:ascii="Times New Roman" w:eastAsia="Times New Roman" w:hAnsi="Times New Roman" w:cs="Times New Roman"/>
@@ -1217,7 +2808,25 @@
           <w:szCs w:val="24"/>
           <w:lang w:eastAsia="es-ES"/>
         </w:rPr>
-        <w:t xml:space="preserve"> convence:</w:t>
+        <w:t xml:space="preserve"> convence</w:t>
+      </w:r>
+      <w:r>
+        <w:rPr>
+          <w:rFonts w:ascii="Times New Roman" w:eastAsia="Times New Roman" w:hAnsi="Times New Roman" w:cs="Times New Roman"/>
+          <w:sz w:val="24"/>
+          <w:szCs w:val="24"/>
+          <w:lang w:eastAsia="es-ES"/>
+        </w:rPr>
+        <w:t xml:space="preserve"> (Chat GPT)</w:t>
+      </w:r>
+      <w:r>
+        <w:rPr>
+          <w:rFonts w:ascii="Times New Roman" w:eastAsia="Times New Roman" w:hAnsi="Times New Roman" w:cs="Times New Roman"/>
+          <w:sz w:val="24"/>
+          <w:szCs w:val="24"/>
+          <w:lang w:eastAsia="es-ES"/>
+        </w:rPr>
+        <w:t>:</w:t>
       </w:r>
     </w:p>
     <w:p>
@@ -1255,6 +2864,17 @@
         </w:rPr>
         <w:t>🏞</w:t>
       </w:r>
+      <w:r>
+        <w:rPr>
+          <w:rFonts w:ascii="Times New Roman" w:eastAsia="Times New Roman" w:hAnsi="Times New Roman" w:cs="Times New Roman"/>
+          <w:b/>
+          <w:bCs/>
+          <w:sz w:val="27"/>
+          <w:szCs w:val="27"/>
+          <w:lang w:eastAsia="es-ES"/>
+        </w:rPr>
+        <w:t>️</w:t>
+      </w:r>
     </w:p>
     <w:p>
       <w:pPr>
@@ -1538,6 +3158,17 @@
         </w:rPr>
         <w:t xml:space="preserve">2. Estilo Moderno y Elegante (Negro + Dorado) </w:t>
       </w:r>
+      <w:r>
+        <w:rPr>
+          <w:rFonts w:ascii="Segoe UI Symbol" w:eastAsia="Times New Roman" w:hAnsi="Segoe UI Symbol" w:cs="Segoe UI Symbol"/>
+          <w:b/>
+          <w:bCs/>
+          <w:sz w:val="27"/>
+          <w:szCs w:val="27"/>
+          <w:lang w:eastAsia="es-ES"/>
+        </w:rPr>
+        <w:t>🖤✨</w:t>
+      </w:r>
     </w:p>
     <w:p>
       <w:pPr>
@@ -1582,7 +3213,6 @@
           <w:szCs w:val="24"/>
           <w:lang w:eastAsia="es-ES"/>
         </w:rPr>
-        <w:lastRenderedPageBreak/>
         <w:t>Fondo:</w:t>
       </w:r>
       <w:r>
@@ -1842,6 +3472,17 @@
         </w:rPr>
         <w:t xml:space="preserve">3. Estilo Verde Natural </w:t>
       </w:r>
+      <w:r>
+        <w:rPr>
+          <w:rFonts w:ascii="Segoe UI Symbol" w:eastAsia="Times New Roman" w:hAnsi="Segoe UI Symbol" w:cs="Segoe UI Symbol"/>
+          <w:b/>
+          <w:bCs/>
+          <w:sz w:val="27"/>
+          <w:szCs w:val="27"/>
+          <w:lang w:eastAsia="es-ES"/>
+        </w:rPr>
+        <w:t>🌿</w:t>
+      </w:r>
     </w:p>
     <w:p>
       <w:pPr>
@@ -2080,6 +3721,7 @@
           <w:szCs w:val="24"/>
           <w:lang w:eastAsia="es-ES"/>
         </w:rPr>
+        <w:lastRenderedPageBreak/>
         <w:t xml:space="preserve">Blanco </w:t>
       </w:r>
       <w:r>
@@ -2149,16 +3791,7 @@
           <w:szCs w:val="24"/>
           <w:lang w:eastAsia="es-ES"/>
         </w:rPr>
-        <w:t>Son barras laterales, podemos hacerla dinámica, es deci</w:t>
-      </w:r>
-      <w:r>
-        <w:rPr>
-          <w:rFonts w:ascii="Times New Roman" w:eastAsia="Times New Roman" w:hAnsi="Times New Roman" w:cs="Times New Roman"/>
-          <w:sz w:val="24"/>
-          <w:szCs w:val="24"/>
-          <w:lang w:eastAsia="es-ES"/>
-        </w:rPr>
-        <w:t xml:space="preserve">r, que se </w:t>
+        <w:t xml:space="preserve">Son barras laterales, podemos hacerla dinámica, es decir, que se </w:t>
       </w:r>
       <w:proofErr w:type="spellStart"/>
       <w:r>
@@ -2198,7 +3831,47 @@
           <w:szCs w:val="24"/>
           <w:lang w:eastAsia="es-ES"/>
         </w:rPr>
-        <w:t>.</w:t>
+        <w:t xml:space="preserve">, pero no </w:t>
+      </w:r>
+      <w:proofErr w:type="spellStart"/>
+      <w:r>
+        <w:rPr>
+          <w:rFonts w:ascii="Times New Roman" w:eastAsia="Times New Roman" w:hAnsi="Times New Roman" w:cs="Times New Roman"/>
+          <w:sz w:val="24"/>
+          <w:szCs w:val="24"/>
+          <w:lang w:eastAsia="es-ES"/>
+        </w:rPr>
+        <w:t>se</w:t>
+      </w:r>
+      <w:proofErr w:type="spellEnd"/>
+      <w:r>
+        <w:rPr>
+          <w:rFonts w:ascii="Times New Roman" w:eastAsia="Times New Roman" w:hAnsi="Times New Roman" w:cs="Times New Roman"/>
+          <w:sz w:val="24"/>
+          <w:szCs w:val="24"/>
+          <w:lang w:eastAsia="es-ES"/>
+        </w:rPr>
+        <w:t xml:space="preserve"> </w:t>
+      </w:r>
+      <w:proofErr w:type="spellStart"/>
+      <w:r>
+        <w:rPr>
+          <w:rFonts w:ascii="Times New Roman" w:eastAsia="Times New Roman" w:hAnsi="Times New Roman" w:cs="Times New Roman"/>
+          <w:sz w:val="24"/>
+          <w:szCs w:val="24"/>
+          <w:lang w:eastAsia="es-ES"/>
+        </w:rPr>
+        <w:t>que</w:t>
+      </w:r>
+      <w:proofErr w:type="spellEnd"/>
+      <w:r>
+        <w:rPr>
+          <w:rFonts w:ascii="Times New Roman" w:eastAsia="Times New Roman" w:hAnsi="Times New Roman" w:cs="Times New Roman"/>
+          <w:sz w:val="24"/>
+          <w:szCs w:val="24"/>
+          <w:lang w:eastAsia="es-ES"/>
+        </w:rPr>
+        <w:t xml:space="preserve"> tipo de navegación poner en ella, o estática, con información redundante de algún tipo.</w:t>
       </w:r>
     </w:p>
     <w:p>
@@ -2258,28 +3931,125 @@
           <w:szCs w:val="24"/>
           <w:lang w:eastAsia="es-ES"/>
         </w:rPr>
-        <w:t xml:space="preserve"> (se verá en el </w:t>
+        <w:t xml:space="preserve"> (se verá en el mockup).</w:t>
+      </w:r>
+      <w:bookmarkStart w:id="0" w:name="_GoBack"/>
+      <w:bookmarkEnd w:id="0"/>
+    </w:p>
+    <w:p>
+      <w:pPr>
+        <w:spacing w:before="100" w:beforeAutospacing="1" w:after="100" w:afterAutospacing="1" w:line="240" w:lineRule="auto"/>
+        <w:outlineLvl w:val="1"/>
+        <w:rPr>
+          <w:rFonts w:ascii="Times New Roman" w:eastAsia="Times New Roman" w:hAnsi="Times New Roman" w:cs="Times New Roman"/>
+          <w:b/>
+          <w:bCs/>
+          <w:sz w:val="36"/>
+          <w:szCs w:val="36"/>
+          <w:lang w:eastAsia="es-ES"/>
+        </w:rPr>
+      </w:pPr>
+      <w:r>
+        <w:rPr>
+          <w:rFonts w:ascii="Times New Roman" w:eastAsia="Times New Roman" w:hAnsi="Times New Roman" w:cs="Times New Roman"/>
+          <w:b/>
+          <w:bCs/>
+          <w:sz w:val="36"/>
+          <w:szCs w:val="36"/>
+          <w:lang w:eastAsia="es-ES"/>
+        </w:rPr>
+        <w:t>3</w:t>
+      </w:r>
+      <w:r>
+        <w:rPr>
+          <w:rFonts w:ascii="Times New Roman" w:eastAsia="Times New Roman" w:hAnsi="Times New Roman" w:cs="Times New Roman"/>
+          <w:b/>
+          <w:bCs/>
+          <w:sz w:val="36"/>
+          <w:szCs w:val="36"/>
+          <w:lang w:eastAsia="es-ES"/>
+        </w:rPr>
+        <w:t>. Planificación y Tareas</w:t>
+      </w:r>
+    </w:p>
+    <w:p>
+      <w:pPr>
+        <w:rPr>
+          <w:b/>
+          <w:sz w:val="36"/>
+        </w:rPr>
+      </w:pPr>
+      <w:r>
+        <w:rPr>
+          <w:b/>
+          <w:sz w:val="36"/>
+        </w:rPr>
+        <w:t>IMPORTANTE:</w:t>
+      </w:r>
+    </w:p>
+    <w:p>
+      <w:pPr>
+        <w:rPr>
+          <w:b/>
+          <w:sz w:val="36"/>
+        </w:rPr>
+      </w:pPr>
+      <w:r>
+        <w:rPr>
+          <w:b/>
+          <w:sz w:val="36"/>
+        </w:rPr>
+        <w:t>HACER 1 COMMIT POR CADA CONTENEDOR O CAMBIO ESTÚPIDO QUE SE HAGA, YA SE QUE ES UN COÑAZO, PERO QUE NO PASE COMO EL AÑO PASADO</w:t>
+      </w:r>
+      <w:r>
+        <w:rPr>
+          <w:b/>
+          <w:sz w:val="36"/>
+        </w:rPr>
+        <w:t>.</w:t>
+      </w:r>
+    </w:p>
+    <w:p>
+      <w:pPr>
+        <w:rPr>
+          <w:b/>
+          <w:sz w:val="36"/>
+        </w:rPr>
+      </w:pPr>
+    </w:p>
+    <w:p>
+      <w:pPr>
+        <w:rPr>
+          <w:sz w:val="24"/>
+        </w:rPr>
+      </w:pPr>
+      <w:r>
+        <w:rPr>
+          <w:sz w:val="24"/>
+        </w:rPr>
+        <w:t xml:space="preserve">Haremos un </w:t>
       </w:r>
       <w:proofErr w:type="spellStart"/>
       <w:r>
         <w:rPr>
-          <w:rFonts w:ascii="Times New Roman" w:eastAsia="Times New Roman" w:hAnsi="Times New Roman" w:cs="Times New Roman"/>
-          <w:sz w:val="24"/>
-          <w:szCs w:val="24"/>
-          <w:lang w:eastAsia="es-ES"/>
-        </w:rPr>
-        <w:t>mockup</w:t>
+          <w:sz w:val="24"/>
+        </w:rPr>
+        <w:t>trello</w:t>
       </w:r>
       <w:proofErr w:type="spellEnd"/>
       <w:r>
         <w:rPr>
-          <w:rFonts w:ascii="Times New Roman" w:eastAsia="Times New Roman" w:hAnsi="Times New Roman" w:cs="Times New Roman"/>
-          <w:sz w:val="24"/>
-          <w:szCs w:val="24"/>
-          <w:lang w:eastAsia="es-ES"/>
-        </w:rPr>
-        <w:t>).</w:t>
-      </w:r>
+          <w:sz w:val="24"/>
+        </w:rPr>
+        <w:t xml:space="preserve"> si es necesario para repartir el contenido</w:t>
+      </w:r>
+    </w:p>
+    <w:p>
+      <w:pPr>
+        <w:rPr>
+          <w:sz w:val="24"/>
+        </w:rPr>
+      </w:pPr>
     </w:p>
     <w:sectPr>
       <w:pgSz w:w="11906" w:h="16838"/>
